--- a/233349_ZUÑIGACHACON_SAYURIESTEFANIA.docx
+++ b/233349_ZUÑIGACHACON_SAYURIESTEFANIA.docx
@@ -25,18 +25,16 @@
     </w:p>
     <w:p>
       <w:pPr>
-        <w:numPr>
-          <w:ilvl w:val="0"/>
-          <w:numId w:val="1"/>
-        </w:numPr>
-        <w:ind w:left="720" w:hanging="360"/>
-        <w:rPr/>
-      </w:pPr>
-      <w:r>
-        <w:rPr>
-          <w:rtl w:val="0"/>
-        </w:rPr>
-        <w:t xml:space="preserve">Modelado (Top -down)</w:t>
+        <w:ind w:left="0" w:firstLine="0"/>
+        <w:rPr>
+          <w:u w:val="none"/>
+        </w:rPr>
+      </w:pPr>
+      <w:r>
+        <w:rPr>
+          <w:rtl w:val="0"/>
+        </w:rPr>
+        <w:t xml:space="preserve">A) Modelado (Top -down)</w:t>
       </w:r>
       <w:r>
         <w:rPr>
@@ -202,6 +200,2250 @@
         </w:drawing>
       </w:r>
     </w:p>
+    <w:p>
+      <w:pPr>
+        <w:rPr/>
+      </w:pPr>
+      <w:r>
+        <w:rPr>
+          <w:rtl w:val="0"/>
+        </w:rPr>
+      </w:r>
+    </w:p>
+    <w:p>
+      <w:pPr>
+        <w:rPr/>
+      </w:pPr>
+      <w:r>
+        <w:rPr>
+          <w:rtl w:val="0"/>
+        </w:rPr>
+      </w:r>
+    </w:p>
+    <w:p>
+      <w:pPr>
+        <w:rPr/>
+      </w:pPr>
+      <w:r>
+        <w:rPr>
+          <w:rtl w:val="0"/>
+        </w:rPr>
+      </w:r>
+    </w:p>
+    <w:p>
+      <w:pPr>
+        <w:rPr/>
+      </w:pPr>
+      <w:r>
+        <w:rPr>
+          <w:rtl w:val="0"/>
+        </w:rPr>
+      </w:r>
+    </w:p>
+    <w:p>
+      <w:pPr>
+        <w:rPr/>
+      </w:pPr>
+      <w:r>
+        <w:rPr>
+          <w:rtl w:val="0"/>
+        </w:rPr>
+      </w:r>
+    </w:p>
+    <w:p>
+      <w:pPr>
+        <w:rPr/>
+      </w:pPr>
+      <w:r>
+        <w:rPr>
+          <w:rtl w:val="0"/>
+        </w:rPr>
+      </w:r>
+    </w:p>
+    <w:p>
+      <w:pPr>
+        <w:rPr/>
+      </w:pPr>
+      <w:r>
+        <w:rPr>
+          <w:rtl w:val="0"/>
+        </w:rPr>
+      </w:r>
+    </w:p>
+    <w:p>
+      <w:pPr>
+        <w:rPr/>
+      </w:pPr>
+      <w:r>
+        <w:rPr>
+          <w:rtl w:val="0"/>
+        </w:rPr>
+      </w:r>
+    </w:p>
+    <w:p>
+      <w:pPr>
+        <w:rPr/>
+      </w:pPr>
+      <w:r>
+        <w:rPr>
+          <w:rtl w:val="0"/>
+        </w:rPr>
+      </w:r>
+    </w:p>
+    <w:p>
+      <w:pPr>
+        <w:rPr/>
+      </w:pPr>
+      <w:r>
+        <w:rPr>
+          <w:rtl w:val="0"/>
+        </w:rPr>
+      </w:r>
+    </w:p>
+    <w:p>
+      <w:pPr>
+        <w:rPr/>
+      </w:pPr>
+      <w:r>
+        <w:rPr>
+          <w:rtl w:val="0"/>
+        </w:rPr>
+      </w:r>
+    </w:p>
+    <w:p>
+      <w:pPr>
+        <w:rPr/>
+      </w:pPr>
+      <w:r>
+        <w:rPr>
+          <w:rtl w:val="0"/>
+        </w:rPr>
+      </w:r>
+    </w:p>
+    <w:p>
+      <w:pPr>
+        <w:rPr/>
+      </w:pPr>
+      <w:r>
+        <w:rPr>
+          <w:rtl w:val="0"/>
+        </w:rPr>
+      </w:r>
+    </w:p>
+    <w:p>
+      <w:pPr>
+        <w:rPr/>
+      </w:pPr>
+      <w:r>
+        <w:rPr>
+          <w:rtl w:val="0"/>
+        </w:rPr>
+      </w:r>
+    </w:p>
+    <w:p>
+      <w:pPr>
+        <w:rPr/>
+      </w:pPr>
+      <w:r>
+        <w:rPr>
+          <w:rtl w:val="0"/>
+        </w:rPr>
+      </w:r>
+    </w:p>
+    <w:p>
+      <w:pPr>
+        <w:rPr/>
+      </w:pPr>
+      <w:r>
+        <w:rPr>
+          <w:rtl w:val="0"/>
+        </w:rPr>
+      </w:r>
+    </w:p>
+    <w:p>
+      <w:pPr>
+        <w:rPr/>
+      </w:pPr>
+      <w:r>
+        <w:rPr>
+          <w:rtl w:val="0"/>
+        </w:rPr>
+      </w:r>
+    </w:p>
+    <w:p>
+      <w:pPr>
+        <w:rPr/>
+      </w:pPr>
+      <w:r>
+        <w:rPr>
+          <w:rtl w:val="0"/>
+        </w:rPr>
+      </w:r>
+    </w:p>
+    <w:p>
+      <w:pPr>
+        <w:rPr/>
+      </w:pPr>
+      <w:r>
+        <w:rPr>
+          <w:rtl w:val="0"/>
+        </w:rPr>
+      </w:r>
+    </w:p>
+    <w:p>
+      <w:pPr>
+        <w:rPr/>
+      </w:pPr>
+      <w:r>
+        <w:rPr>
+          <w:rtl w:val="0"/>
+        </w:rPr>
+      </w:r>
+    </w:p>
+    <w:p>
+      <w:pPr>
+        <w:rPr/>
+      </w:pPr>
+      <w:r>
+        <w:rPr>
+          <w:rtl w:val="0"/>
+        </w:rPr>
+      </w:r>
+    </w:p>
+    <w:p>
+      <w:pPr>
+        <w:rPr/>
+      </w:pPr>
+      <w:r>
+        <w:rPr>
+          <w:rtl w:val="0"/>
+        </w:rPr>
+      </w:r>
+    </w:p>
+    <w:p>
+      <w:pPr>
+        <w:rPr/>
+      </w:pPr>
+      <w:r>
+        <w:rPr>
+          <w:rtl w:val="0"/>
+        </w:rPr>
+      </w:r>
+    </w:p>
+    <w:p>
+      <w:pPr>
+        <w:rPr/>
+      </w:pPr>
+      <w:r>
+        <w:rPr>
+          <w:rtl w:val="0"/>
+        </w:rPr>
+      </w:r>
+    </w:p>
+    <w:p>
+      <w:pPr>
+        <w:rPr/>
+      </w:pPr>
+      <w:r>
+        <w:rPr>
+          <w:rtl w:val="0"/>
+        </w:rPr>
+      </w:r>
+    </w:p>
+    <w:p>
+      <w:pPr>
+        <w:rPr/>
+      </w:pPr>
+      <w:r>
+        <w:rPr>
+          <w:rtl w:val="0"/>
+        </w:rPr>
+      </w:r>
+    </w:p>
+    <w:p>
+      <w:pPr>
+        <w:rPr/>
+      </w:pPr>
+      <w:r>
+        <w:rPr>
+          <w:rtl w:val="0"/>
+        </w:rPr>
+      </w:r>
+    </w:p>
+    <w:p>
+      <w:pPr>
+        <w:rPr/>
+      </w:pPr>
+      <w:r>
+        <w:rPr>
+          <w:rtl w:val="0"/>
+        </w:rPr>
+      </w:r>
+    </w:p>
+    <w:p>
+      <w:pPr>
+        <w:rPr/>
+      </w:pPr>
+      <w:r>
+        <w:rPr>
+          <w:rtl w:val="0"/>
+        </w:rPr>
+        <w:t xml:space="preserve">B) Contrato de servicio</w:t>
+      </w:r>
+    </w:p>
+    <w:p>
+      <w:pPr>
+        <w:rPr/>
+      </w:pPr>
+      <w:r>
+        <w:rPr>
+          <w:rtl w:val="0"/>
+        </w:rPr>
+      </w:r>
+    </w:p>
+    <w:p>
+      <w:pPr>
+        <w:rPr/>
+      </w:pPr>
+      <w:r>
+        <w:rPr>
+          <w:rtl w:val="0"/>
+        </w:rPr>
+        <w:t xml:space="preserve">Servicio elegido: AcumularDescuento</w:t>
+      </w:r>
+    </w:p>
+    <w:p>
+      <w:pPr>
+        <w:rPr/>
+      </w:pPr>
+      <w:r>
+        <w:rPr>
+          <w:rtl w:val="0"/>
+        </w:rPr>
+      </w:r>
+    </w:p>
+    <w:p>
+      <w:pPr>
+        <w:rPr/>
+      </w:pPr>
+      <w:r>
+        <w:rPr>
+          <w:rtl w:val="0"/>
+        </w:rPr>
+        <w:t xml:space="preserve">Operación: calcularDescuento</w:t>
+      </w:r>
+    </w:p>
+    <w:p>
+      <w:pPr>
+        <w:rPr/>
+      </w:pPr>
+      <w:r>
+        <w:rPr>
+          <w:rtl w:val="0"/>
+        </w:rPr>
+      </w:r>
+    </w:p>
+    <w:p>
+      <w:pPr>
+        <w:rPr/>
+      </w:pPr>
+      <w:r>
+        <w:rPr>
+          <w:rtl w:val="0"/>
+        </w:rPr>
+        <w:t xml:space="preserve">Entrada:</w:t>
+      </w:r>
+    </w:p>
+    <w:p>
+      <w:pPr>
+        <w:rPr/>
+      </w:pPr>
+      <w:r>
+        <w:rPr>
+          <w:rtl w:val="0"/>
+        </w:rPr>
+      </w:r>
+    </w:p>
+    <w:tbl>
+      <w:tblPr>
+        <w:tblStyle w:val="Table1"/>
+        <w:tblW w:w="9360.0" w:type="dxa"/>
+        <w:jc w:val="left"/>
+        <w:tblBorders>
+          <w:top w:color="000000" w:space="0" w:sz="8" w:val="single"/>
+          <w:left w:color="000000" w:space="0" w:sz="8" w:val="single"/>
+          <w:bottom w:color="000000" w:space="0" w:sz="8" w:val="single"/>
+          <w:right w:color="000000" w:space="0" w:sz="8" w:val="single"/>
+          <w:insideH w:color="000000" w:space="0" w:sz="8" w:val="single"/>
+          <w:insideV w:color="000000" w:space="0" w:sz="8" w:val="single"/>
+        </w:tblBorders>
+        <w:tblLayout w:type="fixed"/>
+        <w:tblLook w:val="0600"/>
+      </w:tblPr>
+      <w:tblGrid>
+        <w:gridCol w:w="2340"/>
+        <w:gridCol w:w="2340"/>
+        <w:gridCol w:w="2340"/>
+        <w:gridCol w:w="2340"/>
+        <w:tblGridChange w:id="0">
+          <w:tblGrid>
+            <w:gridCol w:w="2340"/>
+            <w:gridCol w:w="2340"/>
+            <w:gridCol w:w="2340"/>
+            <w:gridCol w:w="2340"/>
+          </w:tblGrid>
+        </w:tblGridChange>
+      </w:tblGrid>
+      <w:tr>
+        <w:trPr>
+          <w:cantSplit w:val="0"/>
+          <w:tblHeader w:val="0"/>
+        </w:trPr>
+        <w:tc>
+          <w:tcPr>
+            <w:shd w:fill="auto" w:val="clear"/>
+            <w:tcMar>
+              <w:top w:w="100.0" w:type="dxa"/>
+              <w:left w:w="100.0" w:type="dxa"/>
+              <w:bottom w:w="100.0" w:type="dxa"/>
+              <w:right w:w="100.0" w:type="dxa"/>
+            </w:tcMar>
+            <w:vAlign w:val="top"/>
+          </w:tcPr>
+          <w:p>
+            <w:pPr>
+              <w:keepNext w:val="0"/>
+              <w:keepLines w:val="0"/>
+              <w:pageBreakBefore w:val="0"/>
+              <w:widowControl w:val="0"/>
+              <w:pBdr>
+                <w:top w:space="0" w:sz="0" w:val="nil"/>
+                <w:left w:space="0" w:sz="0" w:val="nil"/>
+                <w:bottom w:space="0" w:sz="0" w:val="nil"/>
+                <w:right w:space="0" w:sz="0" w:val="nil"/>
+                <w:between w:space="0" w:sz="0" w:val="nil"/>
+              </w:pBdr>
+              <w:shd w:fill="auto" w:val="clear"/>
+              <w:spacing w:after="0" w:before="0" w:line="240" w:lineRule="auto"/>
+              <w:ind w:left="0" w:right="0" w:firstLine="0"/>
+              <w:jc w:val="left"/>
+              <w:rPr/>
+            </w:pPr>
+            <w:r>
+              <w:rPr>
+                <w:rtl w:val="0"/>
+              </w:rPr>
+              <w:t xml:space="preserve">Campo</w:t>
+            </w:r>
+          </w:p>
+        </w:tc>
+        <w:tc>
+          <w:tcPr>
+            <w:shd w:fill="auto" w:val="clear"/>
+            <w:tcMar>
+              <w:top w:w="100.0" w:type="dxa"/>
+              <w:left w:w="100.0" w:type="dxa"/>
+              <w:bottom w:w="100.0" w:type="dxa"/>
+              <w:right w:w="100.0" w:type="dxa"/>
+            </w:tcMar>
+            <w:vAlign w:val="top"/>
+          </w:tcPr>
+          <w:p>
+            <w:pPr>
+              <w:keepNext w:val="0"/>
+              <w:keepLines w:val="0"/>
+              <w:pageBreakBefore w:val="0"/>
+              <w:widowControl w:val="0"/>
+              <w:pBdr>
+                <w:top w:space="0" w:sz="0" w:val="nil"/>
+                <w:left w:space="0" w:sz="0" w:val="nil"/>
+                <w:bottom w:space="0" w:sz="0" w:val="nil"/>
+                <w:right w:space="0" w:sz="0" w:val="nil"/>
+                <w:between w:space="0" w:sz="0" w:val="nil"/>
+              </w:pBdr>
+              <w:shd w:fill="auto" w:val="clear"/>
+              <w:spacing w:after="0" w:before="0" w:line="240" w:lineRule="auto"/>
+              <w:ind w:left="0" w:right="0" w:firstLine="0"/>
+              <w:jc w:val="left"/>
+              <w:rPr/>
+            </w:pPr>
+            <w:r>
+              <w:rPr>
+                <w:rtl w:val="0"/>
+              </w:rPr>
+              <w:t xml:space="preserve">Tipo</w:t>
+            </w:r>
+          </w:p>
+        </w:tc>
+        <w:tc>
+          <w:tcPr>
+            <w:shd w:fill="auto" w:val="clear"/>
+            <w:tcMar>
+              <w:top w:w="100.0" w:type="dxa"/>
+              <w:left w:w="100.0" w:type="dxa"/>
+              <w:bottom w:w="100.0" w:type="dxa"/>
+              <w:right w:w="100.0" w:type="dxa"/>
+            </w:tcMar>
+            <w:vAlign w:val="top"/>
+          </w:tcPr>
+          <w:p>
+            <w:pPr>
+              <w:keepNext w:val="0"/>
+              <w:keepLines w:val="0"/>
+              <w:pageBreakBefore w:val="0"/>
+              <w:widowControl w:val="0"/>
+              <w:pBdr>
+                <w:top w:space="0" w:sz="0" w:val="nil"/>
+                <w:left w:space="0" w:sz="0" w:val="nil"/>
+                <w:bottom w:space="0" w:sz="0" w:val="nil"/>
+                <w:right w:space="0" w:sz="0" w:val="nil"/>
+                <w:between w:space="0" w:sz="0" w:val="nil"/>
+              </w:pBdr>
+              <w:shd w:fill="auto" w:val="clear"/>
+              <w:spacing w:after="0" w:before="0" w:line="240" w:lineRule="auto"/>
+              <w:ind w:left="0" w:right="0" w:firstLine="0"/>
+              <w:jc w:val="left"/>
+              <w:rPr/>
+            </w:pPr>
+            <w:r>
+              <w:rPr>
+                <w:rtl w:val="0"/>
+              </w:rPr>
+              <w:t xml:space="preserve">Obligatorio</w:t>
+            </w:r>
+          </w:p>
+        </w:tc>
+        <w:tc>
+          <w:tcPr>
+            <w:shd w:fill="auto" w:val="clear"/>
+            <w:tcMar>
+              <w:top w:w="100.0" w:type="dxa"/>
+              <w:left w:w="100.0" w:type="dxa"/>
+              <w:bottom w:w="100.0" w:type="dxa"/>
+              <w:right w:w="100.0" w:type="dxa"/>
+            </w:tcMar>
+            <w:vAlign w:val="top"/>
+          </w:tcPr>
+          <w:p>
+            <w:pPr>
+              <w:keepNext w:val="0"/>
+              <w:keepLines w:val="0"/>
+              <w:pageBreakBefore w:val="0"/>
+              <w:widowControl w:val="0"/>
+              <w:pBdr>
+                <w:top w:space="0" w:sz="0" w:val="nil"/>
+                <w:left w:space="0" w:sz="0" w:val="nil"/>
+                <w:bottom w:space="0" w:sz="0" w:val="nil"/>
+                <w:right w:space="0" w:sz="0" w:val="nil"/>
+                <w:between w:space="0" w:sz="0" w:val="nil"/>
+              </w:pBdr>
+              <w:shd w:fill="auto" w:val="clear"/>
+              <w:spacing w:after="0" w:before="0" w:line="240" w:lineRule="auto"/>
+              <w:ind w:left="0" w:right="0" w:firstLine="0"/>
+              <w:jc w:val="left"/>
+              <w:rPr/>
+            </w:pPr>
+            <w:r>
+              <w:rPr>
+                <w:rtl w:val="0"/>
+              </w:rPr>
+              <w:t xml:space="preserve">Condicion</w:t>
+            </w:r>
+          </w:p>
+        </w:tc>
+      </w:tr>
+      <w:tr>
+        <w:trPr>
+          <w:cantSplit w:val="0"/>
+          <w:tblHeader w:val="0"/>
+        </w:trPr>
+        <w:tc>
+          <w:tcPr>
+            <w:shd w:fill="auto" w:val="clear"/>
+            <w:tcMar>
+              <w:top w:w="100.0" w:type="dxa"/>
+              <w:left w:w="100.0" w:type="dxa"/>
+              <w:bottom w:w="100.0" w:type="dxa"/>
+              <w:right w:w="100.0" w:type="dxa"/>
+            </w:tcMar>
+            <w:vAlign w:val="top"/>
+          </w:tcPr>
+          <w:p>
+            <w:pPr>
+              <w:keepNext w:val="0"/>
+              <w:keepLines w:val="0"/>
+              <w:pageBreakBefore w:val="0"/>
+              <w:widowControl w:val="0"/>
+              <w:pBdr>
+                <w:top w:space="0" w:sz="0" w:val="nil"/>
+                <w:left w:space="0" w:sz="0" w:val="nil"/>
+                <w:bottom w:space="0" w:sz="0" w:val="nil"/>
+                <w:right w:space="0" w:sz="0" w:val="nil"/>
+                <w:between w:space="0" w:sz="0" w:val="nil"/>
+              </w:pBdr>
+              <w:shd w:fill="auto" w:val="clear"/>
+              <w:spacing w:after="0" w:before="0" w:line="240" w:lineRule="auto"/>
+              <w:ind w:left="0" w:right="0" w:firstLine="0"/>
+              <w:jc w:val="left"/>
+              <w:rPr/>
+            </w:pPr>
+            <w:r>
+              <w:rPr>
+                <w:rtl w:val="0"/>
+              </w:rPr>
+              <w:t xml:space="preserve">idPedido</w:t>
+            </w:r>
+          </w:p>
+        </w:tc>
+        <w:tc>
+          <w:tcPr>
+            <w:shd w:fill="auto" w:val="clear"/>
+            <w:tcMar>
+              <w:top w:w="100.0" w:type="dxa"/>
+              <w:left w:w="100.0" w:type="dxa"/>
+              <w:bottom w:w="100.0" w:type="dxa"/>
+              <w:right w:w="100.0" w:type="dxa"/>
+            </w:tcMar>
+            <w:vAlign w:val="top"/>
+          </w:tcPr>
+          <w:p>
+            <w:pPr>
+              <w:keepNext w:val="0"/>
+              <w:keepLines w:val="0"/>
+              <w:pageBreakBefore w:val="0"/>
+              <w:widowControl w:val="0"/>
+              <w:pBdr>
+                <w:top w:space="0" w:sz="0" w:val="nil"/>
+                <w:left w:space="0" w:sz="0" w:val="nil"/>
+                <w:bottom w:space="0" w:sz="0" w:val="nil"/>
+                <w:right w:space="0" w:sz="0" w:val="nil"/>
+                <w:between w:space="0" w:sz="0" w:val="nil"/>
+              </w:pBdr>
+              <w:shd w:fill="auto" w:val="clear"/>
+              <w:spacing w:after="0" w:before="0" w:line="240" w:lineRule="auto"/>
+              <w:ind w:left="0" w:right="0" w:firstLine="0"/>
+              <w:jc w:val="left"/>
+              <w:rPr/>
+            </w:pPr>
+            <w:r>
+              <w:rPr>
+                <w:rtl w:val="0"/>
+              </w:rPr>
+              <w:t xml:space="preserve">string</w:t>
+            </w:r>
+          </w:p>
+        </w:tc>
+        <w:tc>
+          <w:tcPr>
+            <w:shd w:fill="auto" w:val="clear"/>
+            <w:tcMar>
+              <w:top w:w="100.0" w:type="dxa"/>
+              <w:left w:w="100.0" w:type="dxa"/>
+              <w:bottom w:w="100.0" w:type="dxa"/>
+              <w:right w:w="100.0" w:type="dxa"/>
+            </w:tcMar>
+            <w:vAlign w:val="top"/>
+          </w:tcPr>
+          <w:p>
+            <w:pPr>
+              <w:keepNext w:val="0"/>
+              <w:keepLines w:val="0"/>
+              <w:pageBreakBefore w:val="0"/>
+              <w:widowControl w:val="0"/>
+              <w:pBdr>
+                <w:top w:space="0" w:sz="0" w:val="nil"/>
+                <w:left w:space="0" w:sz="0" w:val="nil"/>
+                <w:bottom w:space="0" w:sz="0" w:val="nil"/>
+                <w:right w:space="0" w:sz="0" w:val="nil"/>
+                <w:between w:space="0" w:sz="0" w:val="nil"/>
+              </w:pBdr>
+              <w:shd w:fill="auto" w:val="clear"/>
+              <w:spacing w:after="0" w:before="0" w:line="240" w:lineRule="auto"/>
+              <w:ind w:left="0" w:right="0" w:firstLine="0"/>
+              <w:jc w:val="left"/>
+              <w:rPr/>
+            </w:pPr>
+            <w:r>
+              <w:rPr>
+                <w:rtl w:val="0"/>
+              </w:rPr>
+              <w:t xml:space="preserve">si</w:t>
+            </w:r>
+          </w:p>
+        </w:tc>
+        <w:tc>
+          <w:tcPr>
+            <w:shd w:fill="auto" w:val="clear"/>
+            <w:tcMar>
+              <w:top w:w="100.0" w:type="dxa"/>
+              <w:left w:w="100.0" w:type="dxa"/>
+              <w:bottom w:w="100.0" w:type="dxa"/>
+              <w:right w:w="100.0" w:type="dxa"/>
+            </w:tcMar>
+            <w:vAlign w:val="top"/>
+          </w:tcPr>
+          <w:p>
+            <w:pPr>
+              <w:keepNext w:val="0"/>
+              <w:keepLines w:val="0"/>
+              <w:pageBreakBefore w:val="0"/>
+              <w:widowControl w:val="0"/>
+              <w:pBdr>
+                <w:top w:space="0" w:sz="0" w:val="nil"/>
+                <w:left w:space="0" w:sz="0" w:val="nil"/>
+                <w:bottom w:space="0" w:sz="0" w:val="nil"/>
+                <w:right w:space="0" w:sz="0" w:val="nil"/>
+                <w:between w:space="0" w:sz="0" w:val="nil"/>
+              </w:pBdr>
+              <w:shd w:fill="auto" w:val="clear"/>
+              <w:spacing w:after="0" w:before="0" w:line="240" w:lineRule="auto"/>
+              <w:ind w:left="0" w:right="0" w:firstLine="0"/>
+              <w:jc w:val="left"/>
+              <w:rPr/>
+            </w:pPr>
+            <w:r>
+              <w:rPr>
+                <w:rtl w:val="0"/>
+              </w:rPr>
+              <w:t xml:space="preserve">Debe existir</w:t>
+            </w:r>
+          </w:p>
+        </w:tc>
+      </w:tr>
+      <w:tr>
+        <w:trPr>
+          <w:cantSplit w:val="0"/>
+          <w:tblHeader w:val="0"/>
+        </w:trPr>
+        <w:tc>
+          <w:tcPr>
+            <w:shd w:fill="auto" w:val="clear"/>
+            <w:tcMar>
+              <w:top w:w="100.0" w:type="dxa"/>
+              <w:left w:w="100.0" w:type="dxa"/>
+              <w:bottom w:w="100.0" w:type="dxa"/>
+              <w:right w:w="100.0" w:type="dxa"/>
+            </w:tcMar>
+            <w:vAlign w:val="top"/>
+          </w:tcPr>
+          <w:p>
+            <w:pPr>
+              <w:keepNext w:val="0"/>
+              <w:keepLines w:val="0"/>
+              <w:pageBreakBefore w:val="0"/>
+              <w:widowControl w:val="0"/>
+              <w:pBdr>
+                <w:top w:space="0" w:sz="0" w:val="nil"/>
+                <w:left w:space="0" w:sz="0" w:val="nil"/>
+                <w:bottom w:space="0" w:sz="0" w:val="nil"/>
+                <w:right w:space="0" w:sz="0" w:val="nil"/>
+                <w:between w:space="0" w:sz="0" w:val="nil"/>
+              </w:pBdr>
+              <w:shd w:fill="auto" w:val="clear"/>
+              <w:spacing w:after="0" w:before="0" w:line="240" w:lineRule="auto"/>
+              <w:ind w:left="0" w:right="0" w:firstLine="0"/>
+              <w:jc w:val="left"/>
+              <w:rPr/>
+            </w:pPr>
+            <w:r>
+              <w:rPr>
+                <w:rtl w:val="0"/>
+              </w:rPr>
+              <w:t xml:space="preserve">montoTotal</w:t>
+            </w:r>
+          </w:p>
+        </w:tc>
+        <w:tc>
+          <w:tcPr>
+            <w:shd w:fill="auto" w:val="clear"/>
+            <w:tcMar>
+              <w:top w:w="100.0" w:type="dxa"/>
+              <w:left w:w="100.0" w:type="dxa"/>
+              <w:bottom w:w="100.0" w:type="dxa"/>
+              <w:right w:w="100.0" w:type="dxa"/>
+            </w:tcMar>
+            <w:vAlign w:val="top"/>
+          </w:tcPr>
+          <w:p>
+            <w:pPr>
+              <w:keepNext w:val="0"/>
+              <w:keepLines w:val="0"/>
+              <w:pageBreakBefore w:val="0"/>
+              <w:widowControl w:val="0"/>
+              <w:pBdr>
+                <w:top w:space="0" w:sz="0" w:val="nil"/>
+                <w:left w:space="0" w:sz="0" w:val="nil"/>
+                <w:bottom w:space="0" w:sz="0" w:val="nil"/>
+                <w:right w:space="0" w:sz="0" w:val="nil"/>
+                <w:between w:space="0" w:sz="0" w:val="nil"/>
+              </w:pBdr>
+              <w:shd w:fill="auto" w:val="clear"/>
+              <w:spacing w:after="0" w:before="0" w:line="240" w:lineRule="auto"/>
+              <w:ind w:left="0" w:right="0" w:firstLine="0"/>
+              <w:jc w:val="left"/>
+              <w:rPr/>
+            </w:pPr>
+            <w:r>
+              <w:rPr>
+                <w:rtl w:val="0"/>
+              </w:rPr>
+              <w:t xml:space="preserve">number</w:t>
+            </w:r>
+          </w:p>
+        </w:tc>
+        <w:tc>
+          <w:tcPr>
+            <w:shd w:fill="auto" w:val="clear"/>
+            <w:tcMar>
+              <w:top w:w="100.0" w:type="dxa"/>
+              <w:left w:w="100.0" w:type="dxa"/>
+              <w:bottom w:w="100.0" w:type="dxa"/>
+              <w:right w:w="100.0" w:type="dxa"/>
+            </w:tcMar>
+            <w:vAlign w:val="top"/>
+          </w:tcPr>
+          <w:p>
+            <w:pPr>
+              <w:keepNext w:val="0"/>
+              <w:keepLines w:val="0"/>
+              <w:pageBreakBefore w:val="0"/>
+              <w:widowControl w:val="0"/>
+              <w:pBdr>
+                <w:top w:space="0" w:sz="0" w:val="nil"/>
+                <w:left w:space="0" w:sz="0" w:val="nil"/>
+                <w:bottom w:space="0" w:sz="0" w:val="nil"/>
+                <w:right w:space="0" w:sz="0" w:val="nil"/>
+                <w:between w:space="0" w:sz="0" w:val="nil"/>
+              </w:pBdr>
+              <w:shd w:fill="auto" w:val="clear"/>
+              <w:spacing w:after="0" w:before="0" w:line="240" w:lineRule="auto"/>
+              <w:ind w:left="0" w:right="0" w:firstLine="0"/>
+              <w:jc w:val="left"/>
+              <w:rPr/>
+            </w:pPr>
+            <w:r>
+              <w:rPr>
+                <w:rtl w:val="0"/>
+              </w:rPr>
+              <w:t xml:space="preserve">si</w:t>
+            </w:r>
+          </w:p>
+        </w:tc>
+        <w:tc>
+          <w:tcPr>
+            <w:shd w:fill="auto" w:val="clear"/>
+            <w:tcMar>
+              <w:top w:w="100.0" w:type="dxa"/>
+              <w:left w:w="100.0" w:type="dxa"/>
+              <w:bottom w:w="100.0" w:type="dxa"/>
+              <w:right w:w="100.0" w:type="dxa"/>
+            </w:tcMar>
+            <w:vAlign w:val="top"/>
+          </w:tcPr>
+          <w:p>
+            <w:pPr>
+              <w:keepNext w:val="0"/>
+              <w:keepLines w:val="0"/>
+              <w:pageBreakBefore w:val="0"/>
+              <w:widowControl w:val="0"/>
+              <w:pBdr>
+                <w:top w:space="0" w:sz="0" w:val="nil"/>
+                <w:left w:space="0" w:sz="0" w:val="nil"/>
+                <w:bottom w:space="0" w:sz="0" w:val="nil"/>
+                <w:right w:space="0" w:sz="0" w:val="nil"/>
+                <w:between w:space="0" w:sz="0" w:val="nil"/>
+              </w:pBdr>
+              <w:shd w:fill="auto" w:val="clear"/>
+              <w:spacing w:after="0" w:before="0" w:line="240" w:lineRule="auto"/>
+              <w:ind w:left="0" w:right="0" w:firstLine="0"/>
+              <w:jc w:val="left"/>
+              <w:rPr/>
+            </w:pPr>
+            <w:r>
+              <w:rPr>
+                <w:rtl w:val="0"/>
+              </w:rPr>
+              <w:t xml:space="preserve">Debe ser mayor a 0</w:t>
+            </w:r>
+          </w:p>
+        </w:tc>
+      </w:tr>
+      <w:tr>
+        <w:trPr>
+          <w:cantSplit w:val="0"/>
+          <w:tblHeader w:val="0"/>
+        </w:trPr>
+        <w:tc>
+          <w:tcPr>
+            <w:shd w:fill="auto" w:val="clear"/>
+            <w:tcMar>
+              <w:top w:w="100.0" w:type="dxa"/>
+              <w:left w:w="100.0" w:type="dxa"/>
+              <w:bottom w:w="100.0" w:type="dxa"/>
+              <w:right w:w="100.0" w:type="dxa"/>
+            </w:tcMar>
+            <w:vAlign w:val="top"/>
+          </w:tcPr>
+          <w:p>
+            <w:pPr>
+              <w:keepNext w:val="0"/>
+              <w:keepLines w:val="0"/>
+              <w:pageBreakBefore w:val="0"/>
+              <w:widowControl w:val="0"/>
+              <w:pBdr>
+                <w:top w:space="0" w:sz="0" w:val="nil"/>
+                <w:left w:space="0" w:sz="0" w:val="nil"/>
+                <w:bottom w:space="0" w:sz="0" w:val="nil"/>
+                <w:right w:space="0" w:sz="0" w:val="nil"/>
+                <w:between w:space="0" w:sz="0" w:val="nil"/>
+              </w:pBdr>
+              <w:shd w:fill="auto" w:val="clear"/>
+              <w:spacing w:after="0" w:before="0" w:line="240" w:lineRule="auto"/>
+              <w:ind w:left="0" w:right="0" w:firstLine="0"/>
+              <w:jc w:val="left"/>
+              <w:rPr/>
+            </w:pPr>
+            <w:r>
+              <w:rPr>
+                <w:rtl w:val="0"/>
+              </w:rPr>
+              <w:t xml:space="preserve">idCliente</w:t>
+            </w:r>
+          </w:p>
+        </w:tc>
+        <w:tc>
+          <w:tcPr>
+            <w:shd w:fill="auto" w:val="clear"/>
+            <w:tcMar>
+              <w:top w:w="100.0" w:type="dxa"/>
+              <w:left w:w="100.0" w:type="dxa"/>
+              <w:bottom w:w="100.0" w:type="dxa"/>
+              <w:right w:w="100.0" w:type="dxa"/>
+            </w:tcMar>
+            <w:vAlign w:val="top"/>
+          </w:tcPr>
+          <w:p>
+            <w:pPr>
+              <w:keepNext w:val="0"/>
+              <w:keepLines w:val="0"/>
+              <w:pageBreakBefore w:val="0"/>
+              <w:widowControl w:val="0"/>
+              <w:pBdr>
+                <w:top w:space="0" w:sz="0" w:val="nil"/>
+                <w:left w:space="0" w:sz="0" w:val="nil"/>
+                <w:bottom w:space="0" w:sz="0" w:val="nil"/>
+                <w:right w:space="0" w:sz="0" w:val="nil"/>
+                <w:between w:space="0" w:sz="0" w:val="nil"/>
+              </w:pBdr>
+              <w:shd w:fill="auto" w:val="clear"/>
+              <w:spacing w:after="0" w:before="0" w:line="240" w:lineRule="auto"/>
+              <w:ind w:left="0" w:right="0" w:firstLine="0"/>
+              <w:jc w:val="left"/>
+              <w:rPr/>
+            </w:pPr>
+            <w:r>
+              <w:rPr>
+                <w:rtl w:val="0"/>
+              </w:rPr>
+              <w:t xml:space="preserve">string</w:t>
+            </w:r>
+          </w:p>
+        </w:tc>
+        <w:tc>
+          <w:tcPr>
+            <w:shd w:fill="auto" w:val="clear"/>
+            <w:tcMar>
+              <w:top w:w="100.0" w:type="dxa"/>
+              <w:left w:w="100.0" w:type="dxa"/>
+              <w:bottom w:w="100.0" w:type="dxa"/>
+              <w:right w:w="100.0" w:type="dxa"/>
+            </w:tcMar>
+            <w:vAlign w:val="top"/>
+          </w:tcPr>
+          <w:p>
+            <w:pPr>
+              <w:keepNext w:val="0"/>
+              <w:keepLines w:val="0"/>
+              <w:pageBreakBefore w:val="0"/>
+              <w:widowControl w:val="0"/>
+              <w:pBdr>
+                <w:top w:space="0" w:sz="0" w:val="nil"/>
+                <w:left w:space="0" w:sz="0" w:val="nil"/>
+                <w:bottom w:space="0" w:sz="0" w:val="nil"/>
+                <w:right w:space="0" w:sz="0" w:val="nil"/>
+                <w:between w:space="0" w:sz="0" w:val="nil"/>
+              </w:pBdr>
+              <w:shd w:fill="auto" w:val="clear"/>
+              <w:spacing w:after="0" w:before="0" w:line="240" w:lineRule="auto"/>
+              <w:ind w:left="0" w:right="0" w:firstLine="0"/>
+              <w:jc w:val="left"/>
+              <w:rPr/>
+            </w:pPr>
+            <w:r>
+              <w:rPr>
+                <w:rtl w:val="0"/>
+              </w:rPr>
+              <w:t xml:space="preserve">si</w:t>
+            </w:r>
+          </w:p>
+        </w:tc>
+        <w:tc>
+          <w:tcPr>
+            <w:shd w:fill="auto" w:val="clear"/>
+            <w:tcMar>
+              <w:top w:w="100.0" w:type="dxa"/>
+              <w:left w:w="100.0" w:type="dxa"/>
+              <w:bottom w:w="100.0" w:type="dxa"/>
+              <w:right w:w="100.0" w:type="dxa"/>
+            </w:tcMar>
+            <w:vAlign w:val="top"/>
+          </w:tcPr>
+          <w:p>
+            <w:pPr>
+              <w:keepNext w:val="0"/>
+              <w:keepLines w:val="0"/>
+              <w:pageBreakBefore w:val="0"/>
+              <w:widowControl w:val="0"/>
+              <w:pBdr>
+                <w:top w:space="0" w:sz="0" w:val="nil"/>
+                <w:left w:space="0" w:sz="0" w:val="nil"/>
+                <w:bottom w:space="0" w:sz="0" w:val="nil"/>
+                <w:right w:space="0" w:sz="0" w:val="nil"/>
+                <w:between w:space="0" w:sz="0" w:val="nil"/>
+              </w:pBdr>
+              <w:shd w:fill="auto" w:val="clear"/>
+              <w:spacing w:after="0" w:before="0" w:line="240" w:lineRule="auto"/>
+              <w:ind w:left="0" w:right="0" w:firstLine="0"/>
+              <w:jc w:val="left"/>
+              <w:rPr/>
+            </w:pPr>
+            <w:r>
+              <w:rPr>
+                <w:rtl w:val="0"/>
+              </w:rPr>
+              <w:t xml:space="preserve">Debe existir</w:t>
+            </w:r>
+          </w:p>
+        </w:tc>
+      </w:tr>
+      <w:tr>
+        <w:trPr>
+          <w:cantSplit w:val="0"/>
+          <w:tblHeader w:val="0"/>
+        </w:trPr>
+        <w:tc>
+          <w:tcPr>
+            <w:shd w:fill="auto" w:val="clear"/>
+            <w:tcMar>
+              <w:top w:w="100.0" w:type="dxa"/>
+              <w:left w:w="100.0" w:type="dxa"/>
+              <w:bottom w:w="100.0" w:type="dxa"/>
+              <w:right w:w="100.0" w:type="dxa"/>
+            </w:tcMar>
+            <w:vAlign w:val="top"/>
+          </w:tcPr>
+          <w:p>
+            <w:pPr>
+              <w:keepNext w:val="0"/>
+              <w:keepLines w:val="0"/>
+              <w:pageBreakBefore w:val="0"/>
+              <w:widowControl w:val="0"/>
+              <w:pBdr>
+                <w:top w:space="0" w:sz="0" w:val="nil"/>
+                <w:left w:space="0" w:sz="0" w:val="nil"/>
+                <w:bottom w:space="0" w:sz="0" w:val="nil"/>
+                <w:right w:space="0" w:sz="0" w:val="nil"/>
+                <w:between w:space="0" w:sz="0" w:val="nil"/>
+              </w:pBdr>
+              <w:shd w:fill="auto" w:val="clear"/>
+              <w:spacing w:after="0" w:before="0" w:line="240" w:lineRule="auto"/>
+              <w:ind w:left="0" w:right="0" w:firstLine="0"/>
+              <w:jc w:val="left"/>
+              <w:rPr/>
+            </w:pPr>
+            <w:r>
+              <w:rPr>
+                <w:rtl w:val="0"/>
+              </w:rPr>
+              <w:t xml:space="preserve">pagoConfirmado</w:t>
+            </w:r>
+          </w:p>
+        </w:tc>
+        <w:tc>
+          <w:tcPr>
+            <w:shd w:fill="auto" w:val="clear"/>
+            <w:tcMar>
+              <w:top w:w="100.0" w:type="dxa"/>
+              <w:left w:w="100.0" w:type="dxa"/>
+              <w:bottom w:w="100.0" w:type="dxa"/>
+              <w:right w:w="100.0" w:type="dxa"/>
+            </w:tcMar>
+            <w:vAlign w:val="top"/>
+          </w:tcPr>
+          <w:p>
+            <w:pPr>
+              <w:keepNext w:val="0"/>
+              <w:keepLines w:val="0"/>
+              <w:pageBreakBefore w:val="0"/>
+              <w:widowControl w:val="0"/>
+              <w:pBdr>
+                <w:top w:space="0" w:sz="0" w:val="nil"/>
+                <w:left w:space="0" w:sz="0" w:val="nil"/>
+                <w:bottom w:space="0" w:sz="0" w:val="nil"/>
+                <w:right w:space="0" w:sz="0" w:val="nil"/>
+                <w:between w:space="0" w:sz="0" w:val="nil"/>
+              </w:pBdr>
+              <w:shd w:fill="auto" w:val="clear"/>
+              <w:spacing w:after="0" w:before="0" w:line="240" w:lineRule="auto"/>
+              <w:ind w:left="0" w:right="0" w:firstLine="0"/>
+              <w:jc w:val="left"/>
+              <w:rPr/>
+            </w:pPr>
+            <w:r>
+              <w:rPr>
+                <w:rtl w:val="0"/>
+              </w:rPr>
+              <w:t xml:space="preserve">boolean</w:t>
+            </w:r>
+          </w:p>
+        </w:tc>
+        <w:tc>
+          <w:tcPr>
+            <w:shd w:fill="auto" w:val="clear"/>
+            <w:tcMar>
+              <w:top w:w="100.0" w:type="dxa"/>
+              <w:left w:w="100.0" w:type="dxa"/>
+              <w:bottom w:w="100.0" w:type="dxa"/>
+              <w:right w:w="100.0" w:type="dxa"/>
+            </w:tcMar>
+            <w:vAlign w:val="top"/>
+          </w:tcPr>
+          <w:p>
+            <w:pPr>
+              <w:keepNext w:val="0"/>
+              <w:keepLines w:val="0"/>
+              <w:pageBreakBefore w:val="0"/>
+              <w:widowControl w:val="0"/>
+              <w:pBdr>
+                <w:top w:space="0" w:sz="0" w:val="nil"/>
+                <w:left w:space="0" w:sz="0" w:val="nil"/>
+                <w:bottom w:space="0" w:sz="0" w:val="nil"/>
+                <w:right w:space="0" w:sz="0" w:val="nil"/>
+                <w:between w:space="0" w:sz="0" w:val="nil"/>
+              </w:pBdr>
+              <w:shd w:fill="auto" w:val="clear"/>
+              <w:spacing w:after="0" w:before="0" w:line="240" w:lineRule="auto"/>
+              <w:ind w:left="0" w:right="0" w:firstLine="0"/>
+              <w:jc w:val="left"/>
+              <w:rPr/>
+            </w:pPr>
+            <w:r>
+              <w:rPr>
+                <w:rtl w:val="0"/>
+              </w:rPr>
+              <w:t xml:space="preserve">si</w:t>
+            </w:r>
+          </w:p>
+        </w:tc>
+        <w:tc>
+          <w:tcPr>
+            <w:shd w:fill="auto" w:val="clear"/>
+            <w:tcMar>
+              <w:top w:w="100.0" w:type="dxa"/>
+              <w:left w:w="100.0" w:type="dxa"/>
+              <w:bottom w:w="100.0" w:type="dxa"/>
+              <w:right w:w="100.0" w:type="dxa"/>
+            </w:tcMar>
+            <w:vAlign w:val="top"/>
+          </w:tcPr>
+          <w:p>
+            <w:pPr>
+              <w:keepNext w:val="0"/>
+              <w:keepLines w:val="0"/>
+              <w:pageBreakBefore w:val="0"/>
+              <w:widowControl w:val="0"/>
+              <w:pBdr>
+                <w:top w:space="0" w:sz="0" w:val="nil"/>
+                <w:left w:space="0" w:sz="0" w:val="nil"/>
+                <w:bottom w:space="0" w:sz="0" w:val="nil"/>
+                <w:right w:space="0" w:sz="0" w:val="nil"/>
+                <w:between w:space="0" w:sz="0" w:val="nil"/>
+              </w:pBdr>
+              <w:shd w:fill="auto" w:val="clear"/>
+              <w:spacing w:after="0" w:before="0" w:line="240" w:lineRule="auto"/>
+              <w:ind w:left="0" w:right="0" w:firstLine="0"/>
+              <w:jc w:val="left"/>
+              <w:rPr/>
+            </w:pPr>
+            <w:r>
+              <w:rPr>
+                <w:rtl w:val="0"/>
+              </w:rPr>
+              <w:t xml:space="preserve">Debe ser “true” para procesar</w:t>
+            </w:r>
+          </w:p>
+        </w:tc>
+      </w:tr>
+    </w:tbl>
+    <w:p>
+      <w:pPr>
+        <w:rPr/>
+      </w:pPr>
+      <w:r>
+        <w:rPr>
+          <w:rtl w:val="0"/>
+        </w:rPr>
+      </w:r>
+    </w:p>
+    <w:p>
+      <w:pPr>
+        <w:rPr/>
+      </w:pPr>
+      <w:r>
+        <w:rPr>
+          <w:rtl w:val="0"/>
+        </w:rPr>
+      </w:r>
+    </w:p>
+    <w:p>
+      <w:pPr>
+        <w:rPr/>
+      </w:pPr>
+      <w:r>
+        <w:rPr>
+          <w:rtl w:val="0"/>
+        </w:rPr>
+      </w:r>
+    </w:p>
+    <w:p>
+      <w:pPr>
+        <w:rPr/>
+      </w:pPr>
+      <w:r>
+        <w:rPr>
+          <w:rtl w:val="0"/>
+        </w:rPr>
+        <w:t xml:space="preserve">Respuesta:</w:t>
+      </w:r>
+    </w:p>
+    <w:p>
+      <w:pPr>
+        <w:rPr/>
+      </w:pPr>
+      <w:r>
+        <w:rPr>
+          <w:rtl w:val="0"/>
+        </w:rPr>
+      </w:r>
+    </w:p>
+    <w:p>
+      <w:pPr>
+        <w:rPr/>
+      </w:pPr>
+      <w:r>
+        <w:rPr>
+          <w:rtl w:val="0"/>
+        </w:rPr>
+      </w:r>
+    </w:p>
+    <w:tbl>
+      <w:tblPr>
+        <w:tblStyle w:val="Table2"/>
+        <w:tblW w:w="9360.0" w:type="dxa"/>
+        <w:jc w:val="left"/>
+        <w:tblBorders>
+          <w:top w:color="000000" w:space="0" w:sz="8" w:val="single"/>
+          <w:left w:color="000000" w:space="0" w:sz="8" w:val="single"/>
+          <w:bottom w:color="000000" w:space="0" w:sz="8" w:val="single"/>
+          <w:right w:color="000000" w:space="0" w:sz="8" w:val="single"/>
+          <w:insideH w:color="000000" w:space="0" w:sz="8" w:val="single"/>
+          <w:insideV w:color="000000" w:space="0" w:sz="8" w:val="single"/>
+        </w:tblBorders>
+        <w:tblLayout w:type="fixed"/>
+        <w:tblLook w:val="0600"/>
+      </w:tblPr>
+      <w:tblGrid>
+        <w:gridCol w:w="3120"/>
+        <w:gridCol w:w="3120"/>
+        <w:gridCol w:w="3120"/>
+        <w:tblGridChange w:id="0">
+          <w:tblGrid>
+            <w:gridCol w:w="3120"/>
+            <w:gridCol w:w="3120"/>
+            <w:gridCol w:w="3120"/>
+          </w:tblGrid>
+        </w:tblGridChange>
+      </w:tblGrid>
+      <w:tr>
+        <w:trPr>
+          <w:cantSplit w:val="0"/>
+          <w:tblHeader w:val="0"/>
+        </w:trPr>
+        <w:tc>
+          <w:tcPr>
+            <w:shd w:fill="auto" w:val="clear"/>
+            <w:tcMar>
+              <w:top w:w="100.0" w:type="dxa"/>
+              <w:left w:w="100.0" w:type="dxa"/>
+              <w:bottom w:w="100.0" w:type="dxa"/>
+              <w:right w:w="100.0" w:type="dxa"/>
+            </w:tcMar>
+            <w:vAlign w:val="top"/>
+          </w:tcPr>
+          <w:p>
+            <w:pPr>
+              <w:keepNext w:val="0"/>
+              <w:keepLines w:val="0"/>
+              <w:pageBreakBefore w:val="0"/>
+              <w:widowControl w:val="0"/>
+              <w:pBdr>
+                <w:top w:space="0" w:sz="0" w:val="nil"/>
+                <w:left w:space="0" w:sz="0" w:val="nil"/>
+                <w:bottom w:space="0" w:sz="0" w:val="nil"/>
+                <w:right w:space="0" w:sz="0" w:val="nil"/>
+                <w:between w:space="0" w:sz="0" w:val="nil"/>
+              </w:pBdr>
+              <w:shd w:fill="auto" w:val="clear"/>
+              <w:spacing w:after="0" w:before="0" w:line="240" w:lineRule="auto"/>
+              <w:ind w:left="0" w:right="0" w:firstLine="0"/>
+              <w:jc w:val="left"/>
+              <w:rPr/>
+            </w:pPr>
+            <w:r>
+              <w:rPr>
+                <w:rtl w:val="0"/>
+              </w:rPr>
+              <w:t xml:space="preserve">Campo</w:t>
+            </w:r>
+          </w:p>
+        </w:tc>
+        <w:tc>
+          <w:tcPr>
+            <w:shd w:fill="auto" w:val="clear"/>
+            <w:tcMar>
+              <w:top w:w="100.0" w:type="dxa"/>
+              <w:left w:w="100.0" w:type="dxa"/>
+              <w:bottom w:w="100.0" w:type="dxa"/>
+              <w:right w:w="100.0" w:type="dxa"/>
+            </w:tcMar>
+            <w:vAlign w:val="top"/>
+          </w:tcPr>
+          <w:p>
+            <w:pPr>
+              <w:keepNext w:val="0"/>
+              <w:keepLines w:val="0"/>
+              <w:pageBreakBefore w:val="0"/>
+              <w:widowControl w:val="0"/>
+              <w:pBdr>
+                <w:top w:space="0" w:sz="0" w:val="nil"/>
+                <w:left w:space="0" w:sz="0" w:val="nil"/>
+                <w:bottom w:space="0" w:sz="0" w:val="nil"/>
+                <w:right w:space="0" w:sz="0" w:val="nil"/>
+                <w:between w:space="0" w:sz="0" w:val="nil"/>
+              </w:pBdr>
+              <w:shd w:fill="auto" w:val="clear"/>
+              <w:spacing w:after="0" w:before="0" w:line="240" w:lineRule="auto"/>
+              <w:ind w:left="0" w:right="0" w:firstLine="0"/>
+              <w:jc w:val="left"/>
+              <w:rPr/>
+            </w:pPr>
+            <w:r>
+              <w:rPr>
+                <w:rtl w:val="0"/>
+              </w:rPr>
+              <w:t xml:space="preserve">Tipo</w:t>
+            </w:r>
+          </w:p>
+        </w:tc>
+        <w:tc>
+          <w:tcPr>
+            <w:shd w:fill="auto" w:val="clear"/>
+            <w:tcMar>
+              <w:top w:w="100.0" w:type="dxa"/>
+              <w:left w:w="100.0" w:type="dxa"/>
+              <w:bottom w:w="100.0" w:type="dxa"/>
+              <w:right w:w="100.0" w:type="dxa"/>
+            </w:tcMar>
+            <w:vAlign w:val="top"/>
+          </w:tcPr>
+          <w:p>
+            <w:pPr>
+              <w:keepNext w:val="0"/>
+              <w:keepLines w:val="0"/>
+              <w:pageBreakBefore w:val="0"/>
+              <w:widowControl w:val="0"/>
+              <w:pBdr>
+                <w:top w:space="0" w:sz="0" w:val="nil"/>
+                <w:left w:space="0" w:sz="0" w:val="nil"/>
+                <w:bottom w:space="0" w:sz="0" w:val="nil"/>
+                <w:right w:space="0" w:sz="0" w:val="nil"/>
+                <w:between w:space="0" w:sz="0" w:val="nil"/>
+              </w:pBdr>
+              <w:shd w:fill="auto" w:val="clear"/>
+              <w:spacing w:after="0" w:before="0" w:line="240" w:lineRule="auto"/>
+              <w:ind w:left="0" w:right="0" w:firstLine="0"/>
+              <w:jc w:val="left"/>
+              <w:rPr/>
+            </w:pPr>
+            <w:r>
+              <w:rPr>
+                <w:rtl w:val="0"/>
+              </w:rPr>
+              <w:t xml:space="preserve">Descripcion</w:t>
+            </w:r>
+          </w:p>
+        </w:tc>
+      </w:tr>
+      <w:tr>
+        <w:trPr>
+          <w:cantSplit w:val="0"/>
+          <w:tblHeader w:val="0"/>
+        </w:trPr>
+        <w:tc>
+          <w:tcPr>
+            <w:shd w:fill="auto" w:val="clear"/>
+            <w:tcMar>
+              <w:top w:w="100.0" w:type="dxa"/>
+              <w:left w:w="100.0" w:type="dxa"/>
+              <w:bottom w:w="100.0" w:type="dxa"/>
+              <w:right w:w="100.0" w:type="dxa"/>
+            </w:tcMar>
+            <w:vAlign w:val="top"/>
+          </w:tcPr>
+          <w:p>
+            <w:pPr>
+              <w:rPr/>
+            </w:pPr>
+            <w:r>
+              <w:rPr>
+                <w:rtl w:val="0"/>
+              </w:rPr>
+              <w:t xml:space="preserve">idDescuento</w:t>
+            </w:r>
+          </w:p>
+        </w:tc>
+        <w:tc>
+          <w:tcPr>
+            <w:shd w:fill="auto" w:val="clear"/>
+            <w:tcMar>
+              <w:top w:w="100.0" w:type="dxa"/>
+              <w:left w:w="100.0" w:type="dxa"/>
+              <w:bottom w:w="100.0" w:type="dxa"/>
+              <w:right w:w="100.0" w:type="dxa"/>
+            </w:tcMar>
+            <w:vAlign w:val="top"/>
+          </w:tcPr>
+          <w:p>
+            <w:pPr>
+              <w:rPr/>
+            </w:pPr>
+            <w:r>
+              <w:rPr>
+                <w:rtl w:val="0"/>
+              </w:rPr>
+              <w:t xml:space="preserve">string</w:t>
+            </w:r>
+          </w:p>
+        </w:tc>
+        <w:tc>
+          <w:tcPr>
+            <w:shd w:fill="auto" w:val="clear"/>
+            <w:tcMar>
+              <w:top w:w="100.0" w:type="dxa"/>
+              <w:left w:w="100.0" w:type="dxa"/>
+              <w:bottom w:w="100.0" w:type="dxa"/>
+              <w:right w:w="100.0" w:type="dxa"/>
+            </w:tcMar>
+            <w:vAlign w:val="top"/>
+          </w:tcPr>
+          <w:p>
+            <w:pPr>
+              <w:keepNext w:val="0"/>
+              <w:keepLines w:val="0"/>
+              <w:pageBreakBefore w:val="0"/>
+              <w:widowControl w:val="0"/>
+              <w:pBdr>
+                <w:top w:space="0" w:sz="0" w:val="nil"/>
+                <w:left w:space="0" w:sz="0" w:val="nil"/>
+                <w:bottom w:space="0" w:sz="0" w:val="nil"/>
+                <w:right w:space="0" w:sz="0" w:val="nil"/>
+                <w:between w:space="0" w:sz="0" w:val="nil"/>
+              </w:pBdr>
+              <w:shd w:fill="auto" w:val="clear"/>
+              <w:spacing w:after="0" w:before="0" w:line="240" w:lineRule="auto"/>
+              <w:ind w:left="0" w:right="0" w:firstLine="0"/>
+              <w:jc w:val="left"/>
+              <w:rPr/>
+            </w:pPr>
+            <w:r>
+              <w:rPr>
+                <w:rtl w:val="0"/>
+              </w:rPr>
+              <w:t xml:space="preserve">Identificador único del descuento generado </w:t>
+            </w:r>
+          </w:p>
+        </w:tc>
+      </w:tr>
+      <w:tr>
+        <w:trPr>
+          <w:cantSplit w:val="0"/>
+          <w:tblHeader w:val="0"/>
+        </w:trPr>
+        <w:tc>
+          <w:tcPr>
+            <w:shd w:fill="auto" w:val="clear"/>
+            <w:tcMar>
+              <w:top w:w="100.0" w:type="dxa"/>
+              <w:left w:w="100.0" w:type="dxa"/>
+              <w:bottom w:w="100.0" w:type="dxa"/>
+              <w:right w:w="100.0" w:type="dxa"/>
+            </w:tcMar>
+            <w:vAlign w:val="top"/>
+          </w:tcPr>
+          <w:p>
+            <w:pPr>
+              <w:rPr/>
+            </w:pPr>
+            <w:r>
+              <w:rPr>
+                <w:rtl w:val="0"/>
+              </w:rPr>
+              <w:t xml:space="preserve">montoDescuento</w:t>
+            </w:r>
+          </w:p>
+        </w:tc>
+        <w:tc>
+          <w:tcPr>
+            <w:shd w:fill="auto" w:val="clear"/>
+            <w:tcMar>
+              <w:top w:w="100.0" w:type="dxa"/>
+              <w:left w:w="100.0" w:type="dxa"/>
+              <w:bottom w:w="100.0" w:type="dxa"/>
+              <w:right w:w="100.0" w:type="dxa"/>
+            </w:tcMar>
+            <w:vAlign w:val="top"/>
+          </w:tcPr>
+          <w:p>
+            <w:pPr>
+              <w:rPr/>
+            </w:pPr>
+            <w:r>
+              <w:rPr>
+                <w:rtl w:val="0"/>
+              </w:rPr>
+              <w:t xml:space="preserve">number</w:t>
+            </w:r>
+          </w:p>
+        </w:tc>
+        <w:tc>
+          <w:tcPr>
+            <w:shd w:fill="auto" w:val="clear"/>
+            <w:tcMar>
+              <w:top w:w="100.0" w:type="dxa"/>
+              <w:left w:w="100.0" w:type="dxa"/>
+              <w:bottom w:w="100.0" w:type="dxa"/>
+              <w:right w:w="100.0" w:type="dxa"/>
+            </w:tcMar>
+            <w:vAlign w:val="top"/>
+          </w:tcPr>
+          <w:p>
+            <w:pPr>
+              <w:keepNext w:val="0"/>
+              <w:keepLines w:val="0"/>
+              <w:pageBreakBefore w:val="0"/>
+              <w:widowControl w:val="0"/>
+              <w:pBdr>
+                <w:top w:space="0" w:sz="0" w:val="nil"/>
+                <w:left w:space="0" w:sz="0" w:val="nil"/>
+                <w:bottom w:space="0" w:sz="0" w:val="nil"/>
+                <w:right w:space="0" w:sz="0" w:val="nil"/>
+                <w:between w:space="0" w:sz="0" w:val="nil"/>
+              </w:pBdr>
+              <w:shd w:fill="auto" w:val="clear"/>
+              <w:spacing w:after="0" w:before="0" w:line="240" w:lineRule="auto"/>
+              <w:ind w:left="0" w:right="0" w:firstLine="0"/>
+              <w:jc w:val="left"/>
+              <w:rPr/>
+            </w:pPr>
+            <w:r>
+              <w:rPr>
+                <w:rtl w:val="0"/>
+              </w:rPr>
+              <w:t xml:space="preserve">Monto calculado (2% del total) </w:t>
+            </w:r>
+          </w:p>
+        </w:tc>
+      </w:tr>
+      <w:tr>
+        <w:trPr>
+          <w:cantSplit w:val="0"/>
+          <w:tblHeader w:val="0"/>
+        </w:trPr>
+        <w:tc>
+          <w:tcPr>
+            <w:shd w:fill="auto" w:val="clear"/>
+            <w:tcMar>
+              <w:top w:w="100.0" w:type="dxa"/>
+              <w:left w:w="100.0" w:type="dxa"/>
+              <w:bottom w:w="100.0" w:type="dxa"/>
+              <w:right w:w="100.0" w:type="dxa"/>
+            </w:tcMar>
+            <w:vAlign w:val="top"/>
+          </w:tcPr>
+          <w:p>
+            <w:pPr>
+              <w:rPr/>
+            </w:pPr>
+            <w:r>
+              <w:rPr>
+                <w:rtl w:val="0"/>
+              </w:rPr>
+              <w:t xml:space="preserve">estatus</w:t>
+            </w:r>
+          </w:p>
+        </w:tc>
+        <w:tc>
+          <w:tcPr>
+            <w:shd w:fill="auto" w:val="clear"/>
+            <w:tcMar>
+              <w:top w:w="100.0" w:type="dxa"/>
+              <w:left w:w="100.0" w:type="dxa"/>
+              <w:bottom w:w="100.0" w:type="dxa"/>
+              <w:right w:w="100.0" w:type="dxa"/>
+            </w:tcMar>
+            <w:vAlign w:val="top"/>
+          </w:tcPr>
+          <w:p>
+            <w:pPr>
+              <w:rPr/>
+            </w:pPr>
+            <w:r>
+              <w:rPr>
+                <w:rtl w:val="0"/>
+              </w:rPr>
+              <w:t xml:space="preserve">string</w:t>
+            </w:r>
+          </w:p>
+        </w:tc>
+        <w:tc>
+          <w:tcPr>
+            <w:shd w:fill="auto" w:val="clear"/>
+            <w:tcMar>
+              <w:top w:w="100.0" w:type="dxa"/>
+              <w:left w:w="100.0" w:type="dxa"/>
+              <w:bottom w:w="100.0" w:type="dxa"/>
+              <w:right w:w="100.0" w:type="dxa"/>
+            </w:tcMar>
+            <w:vAlign w:val="top"/>
+          </w:tcPr>
+          <w:p>
+            <w:pPr>
+              <w:keepNext w:val="0"/>
+              <w:keepLines w:val="0"/>
+              <w:pageBreakBefore w:val="0"/>
+              <w:widowControl w:val="0"/>
+              <w:pBdr>
+                <w:top w:space="0" w:sz="0" w:val="nil"/>
+                <w:left w:space="0" w:sz="0" w:val="nil"/>
+                <w:bottom w:space="0" w:sz="0" w:val="nil"/>
+                <w:right w:space="0" w:sz="0" w:val="nil"/>
+                <w:between w:space="0" w:sz="0" w:val="nil"/>
+              </w:pBdr>
+              <w:shd w:fill="auto" w:val="clear"/>
+              <w:spacing w:after="0" w:before="0" w:line="240" w:lineRule="auto"/>
+              <w:ind w:left="0" w:right="0" w:firstLine="0"/>
+              <w:jc w:val="left"/>
+              <w:rPr/>
+            </w:pPr>
+            <w:r>
+              <w:rPr>
+                <w:rtl w:val="0"/>
+              </w:rPr>
+              <w:t xml:space="preserve">Valor inicial: "activo" </w:t>
+            </w:r>
+          </w:p>
+        </w:tc>
+      </w:tr>
+      <w:tr>
+        <w:trPr>
+          <w:cantSplit w:val="0"/>
+          <w:tblHeader w:val="0"/>
+        </w:trPr>
+        <w:tc>
+          <w:tcPr>
+            <w:shd w:fill="auto" w:val="clear"/>
+            <w:tcMar>
+              <w:top w:w="100.0" w:type="dxa"/>
+              <w:left w:w="100.0" w:type="dxa"/>
+              <w:bottom w:w="100.0" w:type="dxa"/>
+              <w:right w:w="100.0" w:type="dxa"/>
+            </w:tcMar>
+            <w:vAlign w:val="top"/>
+          </w:tcPr>
+          <w:p>
+            <w:pPr>
+              <w:rPr/>
+            </w:pPr>
+            <w:r>
+              <w:rPr>
+                <w:rtl w:val="0"/>
+              </w:rPr>
+              <w:t xml:space="preserve">fechaVigencia</w:t>
+            </w:r>
+          </w:p>
+        </w:tc>
+        <w:tc>
+          <w:tcPr>
+            <w:shd w:fill="auto" w:val="clear"/>
+            <w:tcMar>
+              <w:top w:w="100.0" w:type="dxa"/>
+              <w:left w:w="100.0" w:type="dxa"/>
+              <w:bottom w:w="100.0" w:type="dxa"/>
+              <w:right w:w="100.0" w:type="dxa"/>
+            </w:tcMar>
+            <w:vAlign w:val="top"/>
+          </w:tcPr>
+          <w:p>
+            <w:pPr>
+              <w:rPr/>
+            </w:pPr>
+            <w:r>
+              <w:rPr>
+                <w:rtl w:val="0"/>
+              </w:rPr>
+              <w:t xml:space="preserve">date</w:t>
+            </w:r>
+          </w:p>
+        </w:tc>
+        <w:tc>
+          <w:tcPr>
+            <w:shd w:fill="auto" w:val="clear"/>
+            <w:tcMar>
+              <w:top w:w="100.0" w:type="dxa"/>
+              <w:left w:w="100.0" w:type="dxa"/>
+              <w:bottom w:w="100.0" w:type="dxa"/>
+              <w:right w:w="100.0" w:type="dxa"/>
+            </w:tcMar>
+            <w:vAlign w:val="top"/>
+          </w:tcPr>
+          <w:p>
+            <w:pPr>
+              <w:keepNext w:val="0"/>
+              <w:keepLines w:val="0"/>
+              <w:pageBreakBefore w:val="0"/>
+              <w:widowControl w:val="0"/>
+              <w:pBdr>
+                <w:top w:space="0" w:sz="0" w:val="nil"/>
+                <w:left w:space="0" w:sz="0" w:val="nil"/>
+                <w:bottom w:space="0" w:sz="0" w:val="nil"/>
+                <w:right w:space="0" w:sz="0" w:val="nil"/>
+                <w:between w:space="0" w:sz="0" w:val="nil"/>
+              </w:pBdr>
+              <w:shd w:fill="auto" w:val="clear"/>
+              <w:spacing w:after="0" w:before="0" w:line="240" w:lineRule="auto"/>
+              <w:ind w:left="0" w:right="0" w:firstLine="0"/>
+              <w:jc w:val="left"/>
+              <w:rPr/>
+            </w:pPr>
+            <w:r>
+              <w:rPr>
+                <w:rtl w:val="0"/>
+              </w:rPr>
+              <w:t xml:space="preserve">Fecha límite de uso (máx. 1 semana) </w:t>
+            </w:r>
+          </w:p>
+        </w:tc>
+      </w:tr>
+    </w:tbl>
+    <w:p>
+      <w:pPr>
+        <w:rPr/>
+      </w:pPr>
+      <w:r>
+        <w:rPr>
+          <w:rtl w:val="0"/>
+        </w:rPr>
+      </w:r>
+    </w:p>
+    <w:p>
+      <w:pPr>
+        <w:rPr/>
+      </w:pPr>
+      <w:r>
+        <w:rPr>
+          <w:rtl w:val="0"/>
+        </w:rPr>
+      </w:r>
+    </w:p>
+    <w:p>
+      <w:pPr>
+        <w:rPr/>
+      </w:pPr>
+      <w:r>
+        <w:rPr>
+          <w:rtl w:val="0"/>
+        </w:rPr>
+      </w:r>
+    </w:p>
+    <w:p>
+      <w:pPr>
+        <w:rPr/>
+      </w:pPr>
+      <w:r>
+        <w:rPr>
+          <w:rtl w:val="0"/>
+        </w:rPr>
+      </w:r>
+    </w:p>
+    <w:p>
+      <w:pPr>
+        <w:rPr/>
+      </w:pPr>
+      <w:r>
+        <w:rPr>
+          <w:rtl w:val="0"/>
+        </w:rPr>
+      </w:r>
+    </w:p>
+    <w:p>
+      <w:pPr>
+        <w:rPr/>
+      </w:pPr>
+      <w:r>
+        <w:rPr>
+          <w:rtl w:val="0"/>
+        </w:rPr>
+      </w:r>
+    </w:p>
+    <w:p>
+      <w:pPr>
+        <w:rPr/>
+      </w:pPr>
+      <w:r>
+        <w:rPr>
+          <w:rtl w:val="0"/>
+        </w:rPr>
+      </w:r>
+    </w:p>
+    <w:p>
+      <w:pPr>
+        <w:rPr/>
+      </w:pPr>
+      <w:r>
+        <w:rPr>
+          <w:rtl w:val="0"/>
+        </w:rPr>
+      </w:r>
+    </w:p>
+    <w:p>
+      <w:pPr>
+        <w:rPr/>
+      </w:pPr>
+      <w:r>
+        <w:rPr>
+          <w:rtl w:val="0"/>
+        </w:rPr>
+      </w:r>
+    </w:p>
+    <w:p>
+      <w:pPr>
+        <w:rPr/>
+      </w:pPr>
+      <w:r>
+        <w:rPr>
+          <w:rtl w:val="0"/>
+        </w:rPr>
+      </w:r>
+    </w:p>
+    <w:p>
+      <w:pPr>
+        <w:rPr/>
+      </w:pPr>
+      <w:r>
+        <w:rPr>
+          <w:rtl w:val="0"/>
+        </w:rPr>
+        <w:t xml:space="preserve">Errores:</w:t>
+      </w:r>
+    </w:p>
+    <w:p>
+      <w:pPr>
+        <w:rPr/>
+      </w:pPr>
+      <w:r>
+        <w:rPr>
+          <w:rtl w:val="0"/>
+        </w:rPr>
+      </w:r>
+    </w:p>
+    <w:tbl>
+      <w:tblPr>
+        <w:tblStyle w:val="Table3"/>
+        <w:tblW w:w="9360.0" w:type="dxa"/>
+        <w:jc w:val="left"/>
+        <w:tblBorders>
+          <w:top w:color="000000" w:space="0" w:sz="8" w:val="single"/>
+          <w:left w:color="000000" w:space="0" w:sz="8" w:val="single"/>
+          <w:bottom w:color="000000" w:space="0" w:sz="8" w:val="single"/>
+          <w:right w:color="000000" w:space="0" w:sz="8" w:val="single"/>
+          <w:insideH w:color="000000" w:space="0" w:sz="8" w:val="single"/>
+          <w:insideV w:color="000000" w:space="0" w:sz="8" w:val="single"/>
+        </w:tblBorders>
+        <w:tblLayout w:type="fixed"/>
+        <w:tblLook w:val="0600"/>
+      </w:tblPr>
+      <w:tblGrid>
+        <w:gridCol w:w="4680"/>
+        <w:gridCol w:w="4680"/>
+        <w:tblGridChange w:id="0">
+          <w:tblGrid>
+            <w:gridCol w:w="4680"/>
+            <w:gridCol w:w="4680"/>
+          </w:tblGrid>
+        </w:tblGridChange>
+      </w:tblGrid>
+      <w:tr>
+        <w:trPr>
+          <w:cantSplit w:val="0"/>
+          <w:tblHeader w:val="0"/>
+        </w:trPr>
+        <w:tc>
+          <w:tcPr>
+            <w:shd w:fill="auto" w:val="clear"/>
+            <w:tcMar>
+              <w:top w:w="100.0" w:type="dxa"/>
+              <w:left w:w="100.0" w:type="dxa"/>
+              <w:bottom w:w="100.0" w:type="dxa"/>
+              <w:right w:w="100.0" w:type="dxa"/>
+            </w:tcMar>
+            <w:vAlign w:val="top"/>
+          </w:tcPr>
+          <w:p>
+            <w:pPr>
+              <w:keepNext w:val="0"/>
+              <w:keepLines w:val="0"/>
+              <w:pageBreakBefore w:val="0"/>
+              <w:widowControl w:val="0"/>
+              <w:pBdr>
+                <w:top w:space="0" w:sz="0" w:val="nil"/>
+                <w:left w:space="0" w:sz="0" w:val="nil"/>
+                <w:bottom w:space="0" w:sz="0" w:val="nil"/>
+                <w:right w:space="0" w:sz="0" w:val="nil"/>
+                <w:between w:space="0" w:sz="0" w:val="nil"/>
+              </w:pBdr>
+              <w:shd w:fill="auto" w:val="clear"/>
+              <w:spacing w:after="0" w:before="0" w:line="240" w:lineRule="auto"/>
+              <w:ind w:left="0" w:right="0" w:firstLine="0"/>
+              <w:jc w:val="left"/>
+              <w:rPr/>
+            </w:pPr>
+            <w:r>
+              <w:rPr>
+                <w:rtl w:val="0"/>
+              </w:rPr>
+              <w:t xml:space="preserve">Código HTTP</w:t>
+            </w:r>
+          </w:p>
+        </w:tc>
+        <w:tc>
+          <w:tcPr>
+            <w:shd w:fill="auto" w:val="clear"/>
+            <w:tcMar>
+              <w:top w:w="100.0" w:type="dxa"/>
+              <w:left w:w="100.0" w:type="dxa"/>
+              <w:bottom w:w="100.0" w:type="dxa"/>
+              <w:right w:w="100.0" w:type="dxa"/>
+            </w:tcMar>
+            <w:vAlign w:val="top"/>
+          </w:tcPr>
+          <w:p>
+            <w:pPr>
+              <w:keepNext w:val="0"/>
+              <w:keepLines w:val="0"/>
+              <w:pageBreakBefore w:val="0"/>
+              <w:widowControl w:val="0"/>
+              <w:pBdr>
+                <w:top w:space="0" w:sz="0" w:val="nil"/>
+                <w:left w:space="0" w:sz="0" w:val="nil"/>
+                <w:bottom w:space="0" w:sz="0" w:val="nil"/>
+                <w:right w:space="0" w:sz="0" w:val="nil"/>
+                <w:between w:space="0" w:sz="0" w:val="nil"/>
+              </w:pBdr>
+              <w:shd w:fill="auto" w:val="clear"/>
+              <w:spacing w:after="0" w:before="0" w:line="240" w:lineRule="auto"/>
+              <w:ind w:left="0" w:right="0" w:firstLine="0"/>
+              <w:jc w:val="left"/>
+              <w:rPr/>
+            </w:pPr>
+            <w:r>
+              <w:rPr>
+                <w:rtl w:val="0"/>
+              </w:rPr>
+              <w:t xml:space="preserve">Significado</w:t>
+            </w:r>
+          </w:p>
+        </w:tc>
+      </w:tr>
+      <w:tr>
+        <w:trPr>
+          <w:cantSplit w:val="0"/>
+          <w:tblHeader w:val="0"/>
+        </w:trPr>
+        <w:tc>
+          <w:tcPr>
+            <w:shd w:fill="auto" w:val="clear"/>
+            <w:tcMar>
+              <w:top w:w="100.0" w:type="dxa"/>
+              <w:left w:w="100.0" w:type="dxa"/>
+              <w:bottom w:w="100.0" w:type="dxa"/>
+              <w:right w:w="100.0" w:type="dxa"/>
+            </w:tcMar>
+            <w:vAlign w:val="top"/>
+          </w:tcPr>
+          <w:p>
+            <w:pPr>
+              <w:rPr/>
+            </w:pPr>
+            <w:r>
+              <w:rPr>
+                <w:rtl w:val="0"/>
+              </w:rPr>
+              <w:t xml:space="preserve">400 Bad Request</w:t>
+            </w:r>
+          </w:p>
+        </w:tc>
+        <w:tc>
+          <w:tcPr>
+            <w:shd w:fill="auto" w:val="clear"/>
+            <w:tcMar>
+              <w:top w:w="100.0" w:type="dxa"/>
+              <w:left w:w="100.0" w:type="dxa"/>
+              <w:bottom w:w="100.0" w:type="dxa"/>
+              <w:right w:w="100.0" w:type="dxa"/>
+            </w:tcMar>
+            <w:vAlign w:val="top"/>
+          </w:tcPr>
+          <w:p>
+            <w:pPr>
+              <w:rPr/>
+            </w:pPr>
+            <w:r>
+              <w:rPr>
+                <w:rtl w:val="0"/>
+              </w:rPr>
+              <w:t xml:space="preserve">datos mal formados o incompletos</w:t>
+            </w:r>
+          </w:p>
+        </w:tc>
+      </w:tr>
+      <w:tr>
+        <w:trPr>
+          <w:cantSplit w:val="0"/>
+          <w:tblHeader w:val="0"/>
+        </w:trPr>
+        <w:tc>
+          <w:tcPr>
+            <w:shd w:fill="auto" w:val="clear"/>
+            <w:tcMar>
+              <w:top w:w="100.0" w:type="dxa"/>
+              <w:left w:w="100.0" w:type="dxa"/>
+              <w:bottom w:w="100.0" w:type="dxa"/>
+              <w:right w:w="100.0" w:type="dxa"/>
+            </w:tcMar>
+            <w:vAlign w:val="top"/>
+          </w:tcPr>
+          <w:p>
+            <w:pPr>
+              <w:rPr/>
+            </w:pPr>
+            <w:r>
+              <w:rPr>
+                <w:rtl w:val="0"/>
+              </w:rPr>
+              <w:t xml:space="preserve">402 Payment Required</w:t>
+            </w:r>
+          </w:p>
+        </w:tc>
+        <w:tc>
+          <w:tcPr>
+            <w:shd w:fill="auto" w:val="clear"/>
+            <w:tcMar>
+              <w:top w:w="100.0" w:type="dxa"/>
+              <w:left w:w="100.0" w:type="dxa"/>
+              <w:bottom w:w="100.0" w:type="dxa"/>
+              <w:right w:w="100.0" w:type="dxa"/>
+            </w:tcMar>
+            <w:vAlign w:val="top"/>
+          </w:tcPr>
+          <w:p>
+            <w:pPr>
+              <w:rPr/>
+            </w:pPr>
+            <w:r>
+              <w:rPr>
+                <w:rtl w:val="0"/>
+              </w:rPr>
+              <w:t xml:space="preserve">pagoConfirmado llegó en false</w:t>
+            </w:r>
+          </w:p>
+        </w:tc>
+      </w:tr>
+      <w:tr>
+        <w:trPr>
+          <w:cantSplit w:val="0"/>
+          <w:tblHeader w:val="0"/>
+        </w:trPr>
+        <w:tc>
+          <w:tcPr>
+            <w:shd w:fill="auto" w:val="clear"/>
+            <w:tcMar>
+              <w:top w:w="100.0" w:type="dxa"/>
+              <w:left w:w="100.0" w:type="dxa"/>
+              <w:bottom w:w="100.0" w:type="dxa"/>
+              <w:right w:w="100.0" w:type="dxa"/>
+            </w:tcMar>
+            <w:vAlign w:val="top"/>
+          </w:tcPr>
+          <w:p>
+            <w:pPr>
+              <w:rPr/>
+            </w:pPr>
+            <w:r>
+              <w:rPr>
+                <w:rtl w:val="0"/>
+              </w:rPr>
+              <w:t xml:space="preserve">404 Not Found</w:t>
+            </w:r>
+          </w:p>
+        </w:tc>
+        <w:tc>
+          <w:tcPr>
+            <w:shd w:fill="auto" w:val="clear"/>
+            <w:tcMar>
+              <w:top w:w="100.0" w:type="dxa"/>
+              <w:left w:w="100.0" w:type="dxa"/>
+              <w:bottom w:w="100.0" w:type="dxa"/>
+              <w:right w:w="100.0" w:type="dxa"/>
+            </w:tcMar>
+            <w:vAlign w:val="top"/>
+          </w:tcPr>
+          <w:p>
+            <w:pPr>
+              <w:rPr/>
+            </w:pPr>
+            <w:r>
+              <w:rPr>
+                <w:rtl w:val="0"/>
+              </w:rPr>
+              <w:t xml:space="preserve">idPedido o idCliente no existen</w:t>
+            </w:r>
+          </w:p>
+        </w:tc>
+      </w:tr>
+      <w:tr>
+        <w:trPr>
+          <w:cantSplit w:val="0"/>
+          <w:tblHeader w:val="0"/>
+        </w:trPr>
+        <w:tc>
+          <w:tcPr>
+            <w:shd w:fill="auto" w:val="clear"/>
+            <w:tcMar>
+              <w:top w:w="100.0" w:type="dxa"/>
+              <w:left w:w="100.0" w:type="dxa"/>
+              <w:bottom w:w="100.0" w:type="dxa"/>
+              <w:right w:w="100.0" w:type="dxa"/>
+            </w:tcMar>
+            <w:vAlign w:val="top"/>
+          </w:tcPr>
+          <w:p>
+            <w:pPr>
+              <w:rPr/>
+            </w:pPr>
+            <w:r>
+              <w:rPr>
+                <w:rtl w:val="0"/>
+              </w:rPr>
+              <w:t xml:space="preserve">409 Conflict</w:t>
+            </w:r>
+          </w:p>
+        </w:tc>
+        <w:tc>
+          <w:tcPr>
+            <w:shd w:fill="auto" w:val="clear"/>
+            <w:tcMar>
+              <w:top w:w="100.0" w:type="dxa"/>
+              <w:left w:w="100.0" w:type="dxa"/>
+              <w:bottom w:w="100.0" w:type="dxa"/>
+              <w:right w:w="100.0" w:type="dxa"/>
+            </w:tcMar>
+            <w:vAlign w:val="top"/>
+          </w:tcPr>
+          <w:p>
+            <w:pPr>
+              <w:rPr/>
+            </w:pPr>
+            <w:r>
+              <w:rPr>
+                <w:rtl w:val="0"/>
+              </w:rPr>
+              <w:t xml:space="preserve">ya existe un descuento generado para ese idPedido</w:t>
+            </w:r>
+          </w:p>
+        </w:tc>
+      </w:tr>
+    </w:tbl>
+    <w:p>
+      <w:pPr>
+        <w:rPr/>
+      </w:pPr>
+      <w:r>
+        <w:rPr>
+          <w:rtl w:val="0"/>
+        </w:rPr>
+      </w:r>
+    </w:p>
+    <w:p>
+      <w:pPr>
+        <w:rPr/>
+      </w:pPr>
+      <w:r>
+        <w:rPr>
+          <w:rtl w:val="0"/>
+        </w:rPr>
+      </w:r>
+    </w:p>
+    <w:p>
+      <w:pPr>
+        <w:rPr/>
+      </w:pPr>
+      <w:r>
+        <w:rPr>
+          <w:rtl w:val="0"/>
+        </w:rPr>
+      </w:r>
+    </w:p>
+    <w:p>
+      <w:pPr>
+        <w:rPr/>
+      </w:pPr>
+      <w:r>
+        <w:rPr>
+          <w:rtl w:val="0"/>
+        </w:rPr>
+        <w:t xml:space="preserve">Protocolo: REST sobre HTTPS</w:t>
+      </w:r>
+    </w:p>
+    <w:p>
+      <w:pPr>
+        <w:rPr/>
+      </w:pPr>
+      <w:r>
+        <w:rPr>
+          <w:rtl w:val="0"/>
+        </w:rPr>
+      </w:r>
+    </w:p>
     <w:sectPr>
       <w:pgSz w:h="15840" w:w="12240" w:orient="portrait"/>
       <w:pgMar w:bottom="1440" w:top="1440" w:left="1440" w:right="1440" w:header="720" w:footer="720"/>
@@ -212,121 +2454,7 @@
 </file>
 
 <file path=word/numbering.xml><?xml version="1.0" encoding="utf-8"?>
-<w:numbering xmlns:mc="http://schemas.openxmlformats.org/markup-compatibility/2006" xmlns:o="urn:schemas-microsoft-com:office:office" xmlns:r="http://schemas.openxmlformats.org/officeDocument/2006/relationships" xmlns:m="http://schemas.openxmlformats.org/officeDocument/2006/math" xmlns:v="urn:schemas-microsoft-com:vml" xmlns:wp="http://schemas.openxmlformats.org/drawingml/2006/wordprocessingDrawing" xmlns:w10="urn:schemas-microsoft-com:office:word" xmlns:w="http://schemas.openxmlformats.org/wordprocessingml/2006/main" xmlns:wne="http://schemas.microsoft.com/office/word/2006/wordml" xmlns:sl="http://schemas.openxmlformats.org/schemaLibrary/2006/main" xmlns:a="http://schemas.openxmlformats.org/drawingml/2006/main" xmlns:pic="http://schemas.openxmlformats.org/drawingml/2006/picture" xmlns:c="http://schemas.openxmlformats.org/drawingml/2006/chart" xmlns:lc="http://schemas.openxmlformats.org/drawingml/2006/lockedCanvas" xmlns:dgm="http://schemas.openxmlformats.org/drawingml/2006/diagram" xmlns:wps="http://schemas.microsoft.com/office/word/2010/wordprocessingShape" xmlns:wpg="http://schemas.microsoft.com/office/word/2010/wordprocessingGroup" xmlns:w14="http://schemas.microsoft.com/office/word/2010/wordml" xmlns:w15="http://schemas.microsoft.com/office/word/2012/wordml" xmlns:w16="http://schemas.microsoft.com/office/word/2018/wordml" xmlns:w16cex="http://schemas.microsoft.com/office/word/2018/wordml/cex" xmlns:w16cid="http://schemas.microsoft.com/office/word/2016/wordml/cid" xmlns="http://schemas.microsoft.com/office/tasks/2019/documenttasks" xmlns:cr="http://schemas.microsoft.com/office/comments/2020/reactions">
-  <w:abstractNum w:abstractNumId="1">
-    <w:lvl w:ilvl="0">
-      <w:start w:val="1"/>
-      <w:numFmt w:val="lowerLetter"/>
-      <w:lvlText w:val="%1)"/>
-      <w:lvlJc w:val="left"/>
-      <w:pPr>
-        <w:ind w:left="720" w:hanging="360"/>
-      </w:pPr>
-      <w:rPr>
-        <w:u w:val="none"/>
-      </w:rPr>
-    </w:lvl>
-    <w:lvl w:ilvl="1">
-      <w:start w:val="1"/>
-      <w:numFmt w:val="lowerRoman"/>
-      <w:lvlText w:val="%2)"/>
-      <w:lvlJc w:val="right"/>
-      <w:pPr>
-        <w:ind w:left="1440" w:hanging="360"/>
-      </w:pPr>
-      <w:rPr>
-        <w:u w:val="none"/>
-      </w:rPr>
-    </w:lvl>
-    <w:lvl w:ilvl="2">
-      <w:start w:val="1"/>
-      <w:numFmt w:val="decimal"/>
-      <w:lvlText w:val="%3)"/>
-      <w:lvlJc w:val="left"/>
-      <w:pPr>
-        <w:ind w:left="2160" w:hanging="360"/>
-      </w:pPr>
-      <w:rPr>
-        <w:u w:val="none"/>
-      </w:rPr>
-    </w:lvl>
-    <w:lvl w:ilvl="3">
-      <w:start w:val="1"/>
-      <w:numFmt w:val="lowerLetter"/>
-      <w:lvlText w:val="(%4)"/>
-      <w:lvlJc w:val="left"/>
-      <w:pPr>
-        <w:ind w:left="2880" w:hanging="360"/>
-      </w:pPr>
-      <w:rPr>
-        <w:u w:val="none"/>
-      </w:rPr>
-    </w:lvl>
-    <w:lvl w:ilvl="4">
-      <w:start w:val="1"/>
-      <w:numFmt w:val="lowerRoman"/>
-      <w:lvlText w:val="(%5)"/>
-      <w:lvlJc w:val="right"/>
-      <w:pPr>
-        <w:ind w:left="3600" w:hanging="360"/>
-      </w:pPr>
-      <w:rPr>
-        <w:u w:val="none"/>
-      </w:rPr>
-    </w:lvl>
-    <w:lvl w:ilvl="5">
-      <w:start w:val="1"/>
-      <w:numFmt w:val="decimal"/>
-      <w:lvlText w:val="(%6)"/>
-      <w:lvlJc w:val="left"/>
-      <w:pPr>
-        <w:ind w:left="4320" w:hanging="360"/>
-      </w:pPr>
-      <w:rPr>
-        <w:u w:val="none"/>
-      </w:rPr>
-    </w:lvl>
-    <w:lvl w:ilvl="6">
-      <w:start w:val="1"/>
-      <w:numFmt w:val="lowerLetter"/>
-      <w:lvlText w:val="%7."/>
-      <w:lvlJc w:val="left"/>
-      <w:pPr>
-        <w:ind w:left="5040" w:hanging="360"/>
-      </w:pPr>
-      <w:rPr>
-        <w:u w:val="none"/>
-      </w:rPr>
-    </w:lvl>
-    <w:lvl w:ilvl="7">
-      <w:start w:val="1"/>
-      <w:numFmt w:val="lowerRoman"/>
-      <w:lvlText w:val="%8."/>
-      <w:lvlJc w:val="right"/>
-      <w:pPr>
-        <w:ind w:left="5760" w:hanging="360"/>
-      </w:pPr>
-      <w:rPr>
-        <w:u w:val="none"/>
-      </w:rPr>
-    </w:lvl>
-    <w:lvl w:ilvl="8">
-      <w:start w:val="1"/>
-      <w:numFmt w:val="decimal"/>
-      <w:lvlText w:val="%9."/>
-      <w:lvlJc w:val="left"/>
-      <w:pPr>
-        <w:ind w:left="6480" w:hanging="360"/>
-      </w:pPr>
-      <w:rPr>
-        <w:u w:val="none"/>
-      </w:rPr>
-    </w:lvl>
-  </w:abstractNum>
-  <w:num w:numId="1">
-    <w:abstractNumId w:val="1"/>
-  </w:num>
-</w:numbering>
+<w:numbering xmlns:mc="http://schemas.openxmlformats.org/markup-compatibility/2006" xmlns:o="urn:schemas-microsoft-com:office:office" xmlns:r="http://schemas.openxmlformats.org/officeDocument/2006/relationships" xmlns:m="http://schemas.openxmlformats.org/officeDocument/2006/math" xmlns:v="urn:schemas-microsoft-com:vml" xmlns:wp="http://schemas.openxmlformats.org/drawingml/2006/wordprocessingDrawing" xmlns:w10="urn:schemas-microsoft-com:office:word" xmlns:w="http://schemas.openxmlformats.org/wordprocessingml/2006/main" xmlns:wne="http://schemas.microsoft.com/office/word/2006/wordml" xmlns:sl="http://schemas.openxmlformats.org/schemaLibrary/2006/main" xmlns:a="http://schemas.openxmlformats.org/drawingml/2006/main" xmlns:pic="http://schemas.openxmlformats.org/drawingml/2006/picture" xmlns:c="http://schemas.openxmlformats.org/drawingml/2006/chart" xmlns:lc="http://schemas.openxmlformats.org/drawingml/2006/lockedCanvas" xmlns:dgm="http://schemas.openxmlformats.org/drawingml/2006/diagram" xmlns:wps="http://schemas.microsoft.com/office/word/2010/wordprocessingShape" xmlns:wpg="http://schemas.microsoft.com/office/word/2010/wordprocessingGroup" xmlns:w14="http://schemas.microsoft.com/office/word/2010/wordml" xmlns:w15="http://schemas.microsoft.com/office/word/2012/wordml" xmlns:w16="http://schemas.microsoft.com/office/word/2018/wordml" xmlns:w16cex="http://schemas.microsoft.com/office/word/2018/wordml/cex" xmlns:w16cid="http://schemas.microsoft.com/office/word/2016/wordml/cid" xmlns="http://schemas.microsoft.com/office/tasks/2019/documenttasks" xmlns:cr="http://schemas.microsoft.com/office/comments/2020/reactions"/>
 </file>
 
 <file path=word/styles.xml><?xml version="1.0" encoding="utf-8"?>
@@ -493,6 +2621,27 @@
       <w:sz w:val="30"/>
       <w:szCs w:val="30"/>
     </w:rPr>
+  </w:style>
+  <w:style w:type="table" w:styleId="Table1">
+    <w:basedOn w:val="TableNormal"/>
+    <w:tblPr>
+      <w:tblStyleRowBandSize w:val="1"/>
+      <w:tblStyleColBandSize w:val="1"/>
+    </w:tblPr>
+  </w:style>
+  <w:style w:type="table" w:styleId="Table2">
+    <w:basedOn w:val="TableNormal"/>
+    <w:tblPr>
+      <w:tblStyleRowBandSize w:val="1"/>
+      <w:tblStyleColBandSize w:val="1"/>
+    </w:tblPr>
+  </w:style>
+  <w:style w:type="table" w:styleId="Table3">
+    <w:basedOn w:val="TableNormal"/>
+    <w:tblPr>
+      <w:tblStyleRowBandSize w:val="1"/>
+      <w:tblStyleColBandSize w:val="1"/>
+    </w:tblPr>
   </w:style>
 </w:styles>
 </file>

--- a/233349_ZUÑIGACHACON_SAYURIESTEFANIA.docx
+++ b/233349_ZUÑIGACHACON_SAYURIESTEFANIA.docx
@@ -170,12 +170,12 @@
             <wp:extent cx="4876800" cy="2876550"/>
             <wp:effectExtent b="0" l="0" r="0" t="0"/>
             <wp:wrapSquare wrapText="bothSides" distB="114300" distT="114300" distL="114300" distR="114300"/>
-            <wp:docPr id="1" name="image1.png"/>
+            <wp:docPr id="3" name="image3.png"/>
             <a:graphic>
               <a:graphicData uri="http://schemas.openxmlformats.org/drawingml/2006/picture">
                 <pic:pic>
                   <pic:nvPicPr>
-                    <pic:cNvPr id="0" name="image1.png"/>
+                    <pic:cNvPr id="0" name="image3.png"/>
                     <pic:cNvPicPr preferRelativeResize="0"/>
                   </pic:nvPicPr>
                   <pic:blipFill>
@@ -2432,6 +2432,221 @@
           <w:rtl w:val="0"/>
         </w:rPr>
         <w:t xml:space="preserve">Protocolo: REST sobre HTTPS</w:t>
+      </w:r>
+    </w:p>
+    <w:p>
+      <w:pPr>
+        <w:rPr/>
+      </w:pPr>
+      <w:r>
+        <w:rPr>
+          <w:rtl w:val="0"/>
+        </w:rPr>
+      </w:r>
+    </w:p>
+    <w:p>
+      <w:pPr>
+        <w:rPr/>
+      </w:pPr>
+      <w:r>
+        <w:rPr>
+          <w:rtl w:val="0"/>
+        </w:rPr>
+        <w:t xml:space="preserve">C) XML Y XSD</w:t>
+        <w:br w:type="textWrapping"/>
+        <w:br w:type="textWrapping"/>
+        <w:t xml:space="preserve">XML</w:t>
+      </w:r>
+    </w:p>
+    <w:p>
+      <w:pPr>
+        <w:rPr/>
+      </w:pPr>
+      <w:r>
+        <w:rPr>
+          <w:rtl w:val="0"/>
+        </w:rPr>
+      </w:r>
+    </w:p>
+    <w:p>
+      <w:pPr>
+        <w:rPr/>
+      </w:pPr>
+      <w:r>
+        <w:rPr/>
+        <w:drawing>
+          <wp:inline distB="114300" distT="114300" distL="114300" distR="114300">
+            <wp:extent cx="3948113" cy="2916795"/>
+            <wp:effectExtent b="0" l="0" r="0" t="0"/>
+            <wp:docPr id="1" name="image1.png"/>
+            <a:graphic>
+              <a:graphicData uri="http://schemas.openxmlformats.org/drawingml/2006/picture">
+                <pic:pic>
+                  <pic:nvPicPr>
+                    <pic:cNvPr id="0" name="image1.png"/>
+                    <pic:cNvPicPr preferRelativeResize="0"/>
+                  </pic:nvPicPr>
+                  <pic:blipFill>
+                    <a:blip r:embed="rId7"/>
+                    <a:srcRect b="0" l="0" r="0" t="0"/>
+                    <a:stretch>
+                      <a:fillRect/>
+                    </a:stretch>
+                  </pic:blipFill>
+                  <pic:spPr>
+                    <a:xfrm>
+                      <a:off x="0" y="0"/>
+                      <a:ext cx="3948113" cy="2916795"/>
+                    </a:xfrm>
+                    <a:prstGeom prst="rect"/>
+                    <a:ln/>
+                  </pic:spPr>
+                </pic:pic>
+              </a:graphicData>
+            </a:graphic>
+          </wp:inline>
+        </w:drawing>
+      </w:r>
+      <w:r>
+        <w:rPr>
+          <w:rtl w:val="0"/>
+        </w:rPr>
+      </w:r>
+    </w:p>
+    <w:p>
+      <w:pPr>
+        <w:rPr/>
+      </w:pPr>
+      <w:r>
+        <w:rPr>
+          <w:rtl w:val="0"/>
+        </w:rPr>
+      </w:r>
+    </w:p>
+    <w:p>
+      <w:pPr>
+        <w:rPr/>
+      </w:pPr>
+      <w:r>
+        <w:rPr>
+          <w:rtl w:val="0"/>
+        </w:rPr>
+      </w:r>
+    </w:p>
+    <w:p>
+      <w:pPr>
+        <w:rPr/>
+      </w:pPr>
+      <w:r>
+        <w:rPr>
+          <w:rtl w:val="0"/>
+        </w:rPr>
+      </w:r>
+    </w:p>
+    <w:p>
+      <w:pPr>
+        <w:rPr/>
+      </w:pPr>
+      <w:r>
+        <w:rPr>
+          <w:rtl w:val="0"/>
+        </w:rPr>
+      </w:r>
+    </w:p>
+    <w:p>
+      <w:pPr>
+        <w:rPr/>
+      </w:pPr>
+      <w:r>
+        <w:rPr>
+          <w:rtl w:val="0"/>
+        </w:rPr>
+      </w:r>
+    </w:p>
+    <w:p>
+      <w:pPr>
+        <w:rPr/>
+      </w:pPr>
+      <w:r>
+        <w:rPr>
+          <w:rtl w:val="0"/>
+        </w:rPr>
+      </w:r>
+    </w:p>
+    <w:p>
+      <w:pPr>
+        <w:rPr/>
+      </w:pPr>
+      <w:r>
+        <w:rPr>
+          <w:rtl w:val="0"/>
+        </w:rPr>
+      </w:r>
+    </w:p>
+    <w:p>
+      <w:pPr>
+        <w:rPr/>
+      </w:pPr>
+      <w:r>
+        <w:rPr>
+          <w:rtl w:val="0"/>
+        </w:rPr>
+        <w:t xml:space="preserve">XSD</w:t>
+      </w:r>
+    </w:p>
+    <w:p>
+      <w:pPr>
+        <w:rPr/>
+      </w:pPr>
+      <w:r>
+        <w:rPr/>
+        <w:drawing>
+          <wp:inline distB="114300" distT="114300" distL="114300" distR="114300">
+            <wp:extent cx="4720941" cy="5167313"/>
+            <wp:effectExtent b="0" l="0" r="0" t="0"/>
+            <wp:docPr id="2" name="image2.png"/>
+            <a:graphic>
+              <a:graphicData uri="http://schemas.openxmlformats.org/drawingml/2006/picture">
+                <pic:pic>
+                  <pic:nvPicPr>
+                    <pic:cNvPr id="0" name="image2.png"/>
+                    <pic:cNvPicPr preferRelativeResize="0"/>
+                  </pic:nvPicPr>
+                  <pic:blipFill>
+                    <a:blip r:embed="rId8"/>
+                    <a:srcRect b="0" l="0" r="0" t="0"/>
+                    <a:stretch>
+                      <a:fillRect/>
+                    </a:stretch>
+                  </pic:blipFill>
+                  <pic:spPr>
+                    <a:xfrm>
+                      <a:off x="0" y="0"/>
+                      <a:ext cx="4720941" cy="5167313"/>
+                    </a:xfrm>
+                    <a:prstGeom prst="rect"/>
+                    <a:ln/>
+                  </pic:spPr>
+                </pic:pic>
+              </a:graphicData>
+            </a:graphic>
+          </wp:inline>
+        </w:drawing>
+      </w:r>
+      <w:r>
+        <w:rPr>
+          <w:rtl w:val="0"/>
+        </w:rPr>
+      </w:r>
+    </w:p>
+    <w:p>
+      <w:pPr>
+        <w:rPr/>
+      </w:pPr>
+      <w:r>
+        <w:rPr>
+          <w:rtl w:val="0"/>
+        </w:rPr>
       </w:r>
     </w:p>
     <w:p>

--- a/233349_ZUÑIGACHACON_SAYURIESTEFANIA.docx
+++ b/233349_ZUÑIGACHACON_SAYURIESTEFANIA.docx
@@ -170,12 +170,12 @@
             <wp:extent cx="4876800" cy="2876550"/>
             <wp:effectExtent b="0" l="0" r="0" t="0"/>
             <wp:wrapSquare wrapText="bothSides" distB="114300" distT="114300" distL="114300" distR="114300"/>
-            <wp:docPr id="3" name="image3.png"/>
+            <wp:docPr id="3" name="image4.png"/>
             <a:graphic>
               <a:graphicData uri="http://schemas.openxmlformats.org/drawingml/2006/picture">
                 <pic:pic>
                   <pic:nvPicPr>
-                    <pic:cNvPr id="0" name="image3.png"/>
+                    <pic:cNvPr id="0" name="image4.png"/>
                     <pic:cNvPicPr preferRelativeResize="0"/>
                   </pic:nvPicPr>
                   <pic:blipFill>
@@ -2604,12 +2604,12 @@
           <wp:inline distB="114300" distT="114300" distL="114300" distR="114300">
             <wp:extent cx="4720941" cy="5167313"/>
             <wp:effectExtent b="0" l="0" r="0" t="0"/>
-            <wp:docPr id="2" name="image2.png"/>
+            <wp:docPr id="2" name="image3.png"/>
             <a:graphic>
               <a:graphicData uri="http://schemas.openxmlformats.org/drawingml/2006/picture">
                 <pic:pic>
                   <pic:nvPicPr>
-                    <pic:cNvPr id="0" name="image2.png"/>
+                    <pic:cNvPr id="0" name="image3.png"/>
                     <pic:cNvPicPr preferRelativeResize="0"/>
                   </pic:nvPicPr>
                   <pic:blipFill>
@@ -2647,6 +2647,641 @@
         <w:rPr>
           <w:rtl w:val="0"/>
         </w:rPr>
+      </w:r>
+    </w:p>
+    <w:p>
+      <w:pPr>
+        <w:rPr/>
+      </w:pPr>
+      <w:r>
+        <w:rPr>
+          <w:rtl w:val="0"/>
+        </w:rPr>
+      </w:r>
+    </w:p>
+    <w:p>
+      <w:pPr>
+        <w:rPr/>
+      </w:pPr>
+      <w:r>
+        <w:rPr>
+          <w:rtl w:val="0"/>
+        </w:rPr>
+      </w:r>
+    </w:p>
+    <w:p>
+      <w:pPr>
+        <w:rPr/>
+      </w:pPr>
+      <w:r>
+        <w:rPr>
+          <w:rtl w:val="0"/>
+        </w:rPr>
+      </w:r>
+    </w:p>
+    <w:p>
+      <w:pPr>
+        <w:rPr/>
+      </w:pPr>
+      <w:r>
+        <w:rPr>
+          <w:rtl w:val="0"/>
+        </w:rPr>
+      </w:r>
+    </w:p>
+    <w:p>
+      <w:pPr>
+        <w:rPr/>
+      </w:pPr>
+      <w:r>
+        <w:rPr>
+          <w:rtl w:val="0"/>
+        </w:rPr>
+      </w:r>
+    </w:p>
+    <w:p>
+      <w:pPr>
+        <w:rPr/>
+      </w:pPr>
+      <w:r>
+        <w:rPr>
+          <w:rtl w:val="0"/>
+        </w:rPr>
+      </w:r>
+    </w:p>
+    <w:p>
+      <w:pPr>
+        <w:rPr/>
+      </w:pPr>
+      <w:r>
+        <w:rPr>
+          <w:rtl w:val="0"/>
+        </w:rPr>
+      </w:r>
+    </w:p>
+    <w:p>
+      <w:pPr>
+        <w:rPr/>
+      </w:pPr>
+      <w:r>
+        <w:rPr>
+          <w:rtl w:val="0"/>
+        </w:rPr>
+      </w:r>
+    </w:p>
+    <w:p>
+      <w:pPr>
+        <w:rPr/>
+      </w:pPr>
+      <w:r>
+        <w:rPr>
+          <w:rtl w:val="0"/>
+        </w:rPr>
+      </w:r>
+    </w:p>
+    <w:p>
+      <w:pPr>
+        <w:rPr/>
+      </w:pPr>
+      <w:r>
+        <w:rPr>
+          <w:rtl w:val="0"/>
+        </w:rPr>
+      </w:r>
+    </w:p>
+    <w:p>
+      <w:pPr>
+        <w:rPr/>
+      </w:pPr>
+      <w:r>
+        <w:rPr>
+          <w:rtl w:val="0"/>
+        </w:rPr>
+      </w:r>
+    </w:p>
+    <w:p>
+      <w:pPr>
+        <w:rPr/>
+      </w:pPr>
+      <w:r>
+        <w:rPr>
+          <w:rtl w:val="0"/>
+        </w:rPr>
+      </w:r>
+    </w:p>
+    <w:p>
+      <w:pPr>
+        <w:rPr/>
+      </w:pPr>
+      <w:r>
+        <w:rPr>
+          <w:rtl w:val="0"/>
+        </w:rPr>
+      </w:r>
+    </w:p>
+    <w:p>
+      <w:pPr>
+        <w:rPr/>
+      </w:pPr>
+      <w:r>
+        <w:rPr>
+          <w:rtl w:val="0"/>
+        </w:rPr>
+      </w:r>
+    </w:p>
+    <w:p>
+      <w:pPr>
+        <w:rPr/>
+      </w:pPr>
+      <w:r>
+        <w:rPr>
+          <w:rtl w:val="0"/>
+        </w:rPr>
+        <w:t xml:space="preserve">Tarea 2b</w:t>
+      </w:r>
+    </w:p>
+    <w:p>
+      <w:pPr>
+        <w:rPr/>
+      </w:pPr>
+      <w:r>
+        <w:rPr>
+          <w:rtl w:val="0"/>
+        </w:rPr>
+      </w:r>
+    </w:p>
+    <w:p>
+      <w:pPr>
+        <w:rPr/>
+      </w:pPr>
+      <w:r>
+        <w:rPr>
+          <w:rtl w:val="0"/>
+        </w:rPr>
+        <w:t xml:space="preserve">a)</w:t>
+      </w:r>
+    </w:p>
+    <w:p>
+      <w:pPr>
+        <w:rPr/>
+      </w:pPr>
+      <w:r>
+        <w:rPr>
+          <w:rtl w:val="0"/>
+        </w:rPr>
+      </w:r>
+    </w:p>
+    <w:p>
+      <w:pPr>
+        <w:rPr/>
+      </w:pPr>
+      <w:r>
+        <w:rPr>
+          <w:rtl w:val="0"/>
+        </w:rPr>
+      </w:r>
+    </w:p>
+    <w:p>
+      <w:pPr>
+        <w:rPr/>
+      </w:pPr>
+      <w:r>
+        <w:rPr>
+          <w:rtl w:val="0"/>
+        </w:rPr>
+        <w:t xml:space="preserve">DTO</w:t>
+      </w:r>
+    </w:p>
+    <w:p>
+      <w:pPr>
+        <w:rPr/>
+      </w:pPr>
+      <w:r>
+        <w:rPr>
+          <w:rtl w:val="0"/>
+        </w:rPr>
+      </w:r>
+    </w:p>
+    <w:p>
+      <w:pPr>
+        <w:rPr/>
+      </w:pPr>
+      <w:r>
+        <w:rPr/>
+        <w:drawing>
+          <wp:inline distB="114300" distT="114300" distL="114300" distR="114300">
+            <wp:extent cx="5943600" cy="4381500"/>
+            <wp:effectExtent b="0" l="0" r="0" t="0"/>
+            <wp:docPr id="4" name="image2.png"/>
+            <a:graphic>
+              <a:graphicData uri="http://schemas.openxmlformats.org/drawingml/2006/picture">
+                <pic:pic>
+                  <pic:nvPicPr>
+                    <pic:cNvPr id="0" name="image2.png"/>
+                    <pic:cNvPicPr preferRelativeResize="0"/>
+                  </pic:nvPicPr>
+                  <pic:blipFill>
+                    <a:blip r:embed="rId9"/>
+                    <a:srcRect b="0" l="0" r="0" t="0"/>
+                    <a:stretch>
+                      <a:fillRect/>
+                    </a:stretch>
+                  </pic:blipFill>
+                  <pic:spPr>
+                    <a:xfrm>
+                      <a:off x="0" y="0"/>
+                      <a:ext cx="5943600" cy="4381500"/>
+                    </a:xfrm>
+                    <a:prstGeom prst="rect"/>
+                    <a:ln/>
+                  </pic:spPr>
+                </pic:pic>
+              </a:graphicData>
+            </a:graphic>
+          </wp:inline>
+        </w:drawing>
+      </w:r>
+      <w:r>
+        <w:rPr>
+          <w:rtl w:val="0"/>
+        </w:rPr>
+      </w:r>
+    </w:p>
+    <w:p>
+      <w:pPr>
+        <w:rPr/>
+      </w:pPr>
+      <w:r>
+        <w:rPr>
+          <w:rtl w:val="0"/>
+        </w:rPr>
+      </w:r>
+    </w:p>
+    <w:p>
+      <w:pPr>
+        <w:rPr/>
+      </w:pPr>
+      <w:r>
+        <w:rPr>
+          <w:rtl w:val="0"/>
+        </w:rPr>
+      </w:r>
+    </w:p>
+    <w:p>
+      <w:pPr>
+        <w:rPr/>
+      </w:pPr>
+      <w:r>
+        <w:rPr>
+          <w:rtl w:val="0"/>
+        </w:rPr>
+      </w:r>
+    </w:p>
+    <w:p>
+      <w:pPr>
+        <w:rPr/>
+      </w:pPr>
+      <w:r>
+        <w:rPr>
+          <w:rtl w:val="0"/>
+        </w:rPr>
+        <w:t xml:space="preserve">b) comunicacion asincrono y sincrono</w:t>
+      </w:r>
+    </w:p>
+    <w:p>
+      <w:pPr>
+        <w:rPr/>
+      </w:pPr>
+      <w:r>
+        <w:rPr>
+          <w:rtl w:val="0"/>
+        </w:rPr>
+      </w:r>
+    </w:p>
+    <w:p>
+      <w:pPr>
+        <w:rPr/>
+      </w:pPr>
+      <w:r>
+        <w:rPr>
+          <w:rtl w:val="0"/>
+        </w:rPr>
+        <w:t xml:space="preserve">Operacion sincrona: CobrarPedido</w:t>
+      </w:r>
+    </w:p>
+    <w:p>
+      <w:pPr>
+        <w:rPr/>
+      </w:pPr>
+      <w:r>
+        <w:rPr>
+          <w:rtl w:val="0"/>
+        </w:rPr>
+      </w:r>
+    </w:p>
+    <w:p>
+      <w:pPr>
+        <w:rPr/>
+      </w:pPr>
+      <w:r>
+        <w:rPr>
+          <w:rtl w:val="0"/>
+        </w:rPr>
+        <w:t xml:space="preserve">Patrón: comunicacion sincrona (REST, respuesta inmediata)</w:t>
+      </w:r>
+    </w:p>
+    <w:p>
+      <w:pPr>
+        <w:rPr/>
+      </w:pPr>
+      <w:r>
+        <w:rPr>
+          <w:rtl w:val="0"/>
+        </w:rPr>
+        <w:t xml:space="preserve">Justificación: el cliente necesita confirmación inmediata de que su pago fue aceptado antes de continuar, no tiene sentido dejarlo en incertidumbre sobre si su dinero se proceso correctamente. </w:t>
+      </w:r>
+    </w:p>
+    <w:p>
+      <w:pPr>
+        <w:rPr/>
+      </w:pPr>
+      <w:r>
+        <w:rPr>
+          <w:rtl w:val="0"/>
+        </w:rPr>
+      </w:r>
+    </w:p>
+    <w:p>
+      <w:pPr>
+        <w:rPr/>
+      </w:pPr>
+      <w:r>
+        <w:rPr>
+          <w:rtl w:val="0"/>
+        </w:rPr>
+        <w:t xml:space="preserve">Ventaja: el cliente obtiene una respuesta clara e inmediata sobre el estado de su pago.</w:t>
+      </w:r>
+    </w:p>
+    <w:p>
+      <w:pPr>
+        <w:rPr/>
+      </w:pPr>
+      <w:r>
+        <w:rPr>
+          <w:rtl w:val="0"/>
+        </w:rPr>
+        <w:t xml:space="preserve">Desventaja: si el servicio de pagos esta lento o caido, el cliente queda bloqueado esperando sin poder continuar.</w:t>
+        <w:br w:type="textWrapping"/>
+      </w:r>
+    </w:p>
+    <w:p>
+      <w:pPr>
+        <w:rPr/>
+      </w:pPr>
+      <w:r>
+        <w:rPr>
+          <w:rtl w:val="0"/>
+        </w:rPr>
+        <w:t xml:space="preserve">Operacion asincrona: AcumularDescuento</w:t>
+      </w:r>
+    </w:p>
+    <w:p>
+      <w:pPr>
+        <w:rPr/>
+      </w:pPr>
+      <w:r>
+        <w:rPr>
+          <w:rtl w:val="0"/>
+        </w:rPr>
+        <w:t xml:space="preserve">Patron: comunicacion asincrona (procesamiento en segundo plano, ejemplo:cola de mensajes)</w:t>
+      </w:r>
+    </w:p>
+    <w:p>
+      <w:pPr>
+        <w:rPr/>
+      </w:pPr>
+      <w:r>
+        <w:rPr>
+          <w:rtl w:val="0"/>
+        </w:rPr>
+        <w:t xml:space="preserve">Justificacion: el cliente no necesita ver el resultado de este calculo de forma inmediata, puede continuar con su compra o retirarse sin esperar a que el descuento se procese.</w:t>
+      </w:r>
+    </w:p>
+    <w:p>
+      <w:pPr>
+        <w:rPr/>
+      </w:pPr>
+      <w:r>
+        <w:rPr>
+          <w:rtl w:val="0"/>
+        </w:rPr>
+      </w:r>
+    </w:p>
+    <w:p>
+      <w:pPr>
+        <w:rPr/>
+      </w:pPr>
+      <w:r>
+        <w:rPr>
+          <w:rtl w:val="0"/>
+        </w:rPr>
+        <w:t xml:space="preserve">Ventaja: no bloquea la experiencia del cliente, mejorando la percepción de la velocidad de la app.</w:t>
+      </w:r>
+    </w:p>
+    <w:p>
+      <w:pPr>
+        <w:rPr/>
+      </w:pPr>
+      <w:r>
+        <w:rPr>
+          <w:rtl w:val="0"/>
+        </w:rPr>
+      </w:r>
+    </w:p>
+    <w:p>
+      <w:pPr>
+        <w:rPr/>
+      </w:pPr>
+      <w:r>
+        <w:rPr>
+          <w:rtl w:val="0"/>
+        </w:rPr>
+        <w:t xml:space="preserve">Desventaja: existe una ligera demora entre la compra  y que el descuento este realmente disponible para usarse.</w:t>
+      </w:r>
+    </w:p>
+    <w:p>
+      <w:pPr>
+        <w:rPr/>
+      </w:pPr>
+      <w:r>
+        <w:rPr>
+          <w:rtl w:val="0"/>
+        </w:rPr>
+      </w:r>
+    </w:p>
+    <w:p>
+      <w:pPr>
+        <w:rPr/>
+      </w:pPr>
+      <w:r>
+        <w:rPr>
+          <w:rtl w:val="0"/>
+        </w:rPr>
+        <w:t xml:space="preserve">C)Orquestacion</w:t>
+      </w:r>
+    </w:p>
+    <w:p>
+      <w:pPr>
+        <w:rPr/>
+      </w:pPr>
+      <w:r>
+        <w:rPr>
+          <w:rtl w:val="0"/>
+        </w:rPr>
+      </w:r>
+    </w:p>
+    <w:p>
+      <w:pPr>
+        <w:rPr/>
+      </w:pPr>
+      <w:r>
+        <w:rPr>
+          <w:rtl w:val="0"/>
+        </w:rPr>
+        <w:t xml:space="preserve">Flujo de la saga (3 pasos)</w:t>
+        <w:br w:type="textWrapping"/>
+        <w:t xml:space="preserve">RegistrarPedido- CobrarPedido-AcumularDescuento</w:t>
+      </w:r>
+    </w:p>
+    <w:p>
+      <w:pPr>
+        <w:rPr/>
+      </w:pPr>
+      <w:r>
+        <w:rPr>
+          <w:rtl w:val="0"/>
+        </w:rPr>
+      </w:r>
+    </w:p>
+    <w:p>
+      <w:pPr>
+        <w:rPr/>
+      </w:pPr>
+      <w:r>
+        <w:rPr>
+          <w:rtl w:val="0"/>
+        </w:rPr>
+        <w:t xml:space="preserve">Escenario: si falla el ultimo paso (AcumularDescuento)</w:t>
+      </w:r>
+    </w:p>
+    <w:p>
+      <w:pPr>
+        <w:rPr/>
+      </w:pPr>
+      <w:r>
+        <w:rPr>
+          <w:rtl w:val="0"/>
+        </w:rPr>
+      </w:r>
+    </w:p>
+    <w:p>
+      <w:pPr>
+        <w:rPr/>
+      </w:pPr>
+      <w:r>
+        <w:rPr>
+          <w:rtl w:val="0"/>
+        </w:rPr>
+        <w:t xml:space="preserve">Si AcumularDescuento falla despues de que RegistrarPedido y CobrarPedido ya se completaron exitosamente (pedido registrado y pago confirmado), la compesacion es la siguiente:</w:t>
+        <w:br w:type="textWrapping"/>
+        <w:br w:type="textWrapping"/>
+        <w:t xml:space="preserve">-No se cancela el pedido (paso 1).</w:t>
+      </w:r>
+    </w:p>
+    <w:p>
+      <w:pPr>
+        <w:rPr/>
+      </w:pPr>
+      <w:r>
+        <w:rPr>
+          <w:rtl w:val="0"/>
+        </w:rPr>
+        <w:t xml:space="preserve">-No se devuelve el dinero (paso 2)</w:t>
+      </w:r>
+    </w:p>
+    <w:p>
+      <w:pPr>
+        <w:rPr/>
+      </w:pPr>
+      <w:r>
+        <w:rPr>
+          <w:rtl w:val="0"/>
+        </w:rPr>
+        <w:t xml:space="preserve">-Se registra el error del calculo de descuento.</w:t>
+      </w:r>
+    </w:p>
+    <w:p>
+      <w:pPr>
+        <w:rPr/>
+      </w:pPr>
+      <w:r>
+        <w:rPr>
+          <w:rtl w:val="0"/>
+        </w:rPr>
+        <w:t xml:space="preserve">-Se programa un reintento posteriormente de AcumulenarDescuento, o se notifica al cliente  que su descuento no pudo aplicarse en ese momento.</w:t>
+      </w:r>
+    </w:p>
+    <w:p>
+      <w:pPr>
+        <w:rPr/>
+      </w:pPr>
+      <w:r>
+        <w:rPr>
+          <w:rtl w:val="0"/>
+        </w:rPr>
+      </w:r>
+    </w:p>
+    <w:p>
+      <w:pPr>
+        <w:rPr/>
+      </w:pPr>
+      <w:r>
+        <w:rPr>
+          <w:rtl w:val="0"/>
+        </w:rPr>
+        <w:t xml:space="preserve">Justificación: </w:t>
+      </w:r>
+    </w:p>
+    <w:p>
+      <w:pPr>
+        <w:rPr/>
+      </w:pPr>
+      <w:r>
+        <w:rPr>
+          <w:rtl w:val="0"/>
+        </w:rPr>
+      </w:r>
+    </w:p>
+    <w:p>
+      <w:pPr>
+        <w:rPr/>
+      </w:pPr>
+      <w:r>
+        <w:rPr>
+          <w:rtl w:val="0"/>
+        </w:rPr>
+        <w:t xml:space="preserve">RegistrarPedido y CobrarPedido son los pasos críticos del proceso del negocio, ya que representan la transacción principal (el cliente recibio su producto y pago por él ). AcumularDescuento es una operacion secundaria menor de impacto; deshacer una compra </w:t>
+      </w:r>
+    </w:p>
+    <w:p>
+      <w:pPr>
+        <w:rPr/>
+      </w:pPr>
+      <w:r>
+        <w:rPr>
+          <w:rtl w:val="0"/>
+        </w:rPr>
+        <w:t xml:space="preserve">Ya completada solo por que fallo el calculo de un beneficio adicional generaria mas friccion e insatisfacción en el cliente de la que resuelve. Por eso, en vez de una compensación destructiva (reversar todo el proceso), se opta por una estrategia de reintento o notificación. </w:t>
       </w:r>
     </w:p>
     <w:p>

--- a/233349_ZUÑIGACHACON_SAYURIESTEFANIA.docx
+++ b/233349_ZUÑIGACHACON_SAYURIESTEFANIA.docx
@@ -170,12 +170,12 @@
             <wp:extent cx="4876800" cy="2876550"/>
             <wp:effectExtent b="0" l="0" r="0" t="0"/>
             <wp:wrapSquare wrapText="bothSides" distB="114300" distT="114300" distL="114300" distR="114300"/>
-            <wp:docPr id="3" name="image4.png"/>
+            <wp:docPr id="3" name="image1.png"/>
             <a:graphic>
               <a:graphicData uri="http://schemas.openxmlformats.org/drawingml/2006/picture">
                 <pic:pic>
                   <pic:nvPicPr>
-                    <pic:cNvPr id="0" name="image4.png"/>
+                    <pic:cNvPr id="0" name="image1.png"/>
                     <pic:cNvPicPr preferRelativeResize="0"/>
                   </pic:nvPicPr>
                   <pic:blipFill>
@@ -2478,12 +2478,12 @@
           <wp:inline distB="114300" distT="114300" distL="114300" distR="114300">
             <wp:extent cx="3948113" cy="2916795"/>
             <wp:effectExtent b="0" l="0" r="0" t="0"/>
-            <wp:docPr id="1" name="image1.png"/>
+            <wp:docPr id="1" name="image3.png"/>
             <a:graphic>
               <a:graphicData uri="http://schemas.openxmlformats.org/drawingml/2006/picture">
                 <pic:pic>
                   <pic:nvPicPr>
-                    <pic:cNvPr id="0" name="image1.png"/>
+                    <pic:cNvPr id="0" name="image3.png"/>
                     <pic:cNvPicPr preferRelativeResize="0"/>
                   </pic:nvPicPr>
                   <pic:blipFill>
@@ -2604,12 +2604,12 @@
           <wp:inline distB="114300" distT="114300" distL="114300" distR="114300">
             <wp:extent cx="4720941" cy="5167313"/>
             <wp:effectExtent b="0" l="0" r="0" t="0"/>
-            <wp:docPr id="2" name="image3.png"/>
+            <wp:docPr id="2" name="image4.png"/>
             <a:graphic>
               <a:graphicData uri="http://schemas.openxmlformats.org/drawingml/2006/picture">
                 <pic:pic>
                   <pic:nvPicPr>
-                    <pic:cNvPr id="0" name="image3.png"/>
+                    <pic:cNvPr id="0" name="image4.png"/>
                     <pic:cNvPicPr preferRelativeResize="0"/>
                   </pic:nvPicPr>
                   <pic:blipFill>
@@ -3294,6 +3294,487 @@
         </w:rPr>
       </w:r>
     </w:p>
+    <w:p>
+      <w:pPr>
+        <w:rPr/>
+      </w:pPr>
+      <w:r>
+        <w:rPr>
+          <w:rtl w:val="0"/>
+        </w:rPr>
+      </w:r>
+    </w:p>
+    <w:p>
+      <w:pPr>
+        <w:rPr/>
+      </w:pPr>
+      <w:r>
+        <w:rPr>
+          <w:rtl w:val="0"/>
+        </w:rPr>
+        <w:t xml:space="preserve">TAREA 3</w:t>
+      </w:r>
+    </w:p>
+    <w:p>
+      <w:pPr>
+        <w:rPr/>
+      </w:pPr>
+      <w:r>
+        <w:rPr>
+          <w:rtl w:val="0"/>
+        </w:rPr>
+      </w:r>
+    </w:p>
+    <w:p>
+      <w:pPr>
+        <w:numPr>
+          <w:ilvl w:val="0"/>
+          <w:numId w:val="1"/>
+        </w:numPr>
+        <w:ind w:left="720" w:hanging="360"/>
+        <w:rPr>
+          <w:u w:val="none"/>
+        </w:rPr>
+      </w:pPr>
+      <w:r>
+        <w:rPr>
+          <w:rtl w:val="0"/>
+        </w:rPr>
+        <w:t xml:space="preserve">Formula de conexiones</w:t>
+      </w:r>
+    </w:p>
+    <w:p>
+      <w:pPr>
+        <w:ind w:left="0" w:firstLine="0"/>
+        <w:rPr/>
+      </w:pPr>
+      <w:r>
+        <w:rPr>
+          <w:rtl w:val="0"/>
+        </w:rPr>
+        <w:t xml:space="preserve">Datos: </w:t>
+      </w:r>
+    </w:p>
+    <w:p>
+      <w:pPr>
+        <w:ind w:left="0" w:firstLine="0"/>
+        <w:rPr/>
+      </w:pPr>
+      <w:r>
+        <w:rPr>
+          <w:rtl w:val="0"/>
+        </w:rPr>
+        <w:t xml:space="preserve">N=9 sistemas , integrados punto a punto (sin ESB)</w:t>
+      </w:r>
+    </w:p>
+    <w:p>
+      <w:pPr>
+        <w:ind w:left="0" w:firstLine="0"/>
+        <w:rPr/>
+      </w:pPr>
+      <w:r>
+        <w:rPr>
+          <w:rtl w:val="0"/>
+        </w:rPr>
+        <w:t xml:space="preserve">Nivel 2 - Integrado.</w:t>
+      </w:r>
+    </w:p>
+    <w:p>
+      <w:pPr>
+        <w:ind w:left="0" w:firstLine="0"/>
+        <w:rPr/>
+      </w:pPr>
+      <w:r>
+        <w:rPr>
+          <w:rtl w:val="0"/>
+        </w:rPr>
+      </w:r>
+    </w:p>
+    <w:p>
+      <w:pPr>
+        <w:ind w:left="0" w:firstLine="0"/>
+        <w:rPr/>
+      </w:pPr>
+      <w:r>
+        <w:rPr>
+          <w:rtl w:val="0"/>
+        </w:rPr>
+        <w:t xml:space="preserve">Formula vista en clase </w:t>
+      </w:r>
+    </w:p>
+    <w:p>
+      <w:pPr>
+        <w:ind w:left="0" w:firstLine="0"/>
+        <w:rPr/>
+      </w:pPr>
+      <w:r>
+        <w:rPr>
+          <w:rtl w:val="0"/>
+        </w:rPr>
+        <w:t xml:space="preserve">Conexiones= N(N-1) /2</w:t>
+      </w:r>
+    </w:p>
+    <w:p>
+      <w:pPr>
+        <w:ind w:left="0" w:firstLine="0"/>
+        <w:rPr/>
+      </w:pPr>
+      <w:r>
+        <w:rPr>
+          <w:rtl w:val="0"/>
+        </w:rPr>
+      </w:r>
+    </w:p>
+    <w:p>
+      <w:pPr>
+        <w:ind w:left="0" w:firstLine="0"/>
+        <w:rPr/>
+      </w:pPr>
+      <w:r>
+        <w:rPr>
+          <w:rtl w:val="0"/>
+        </w:rPr>
+        <w:t xml:space="preserve">Aplicando formula:</w:t>
+      </w:r>
+    </w:p>
+    <w:p>
+      <w:pPr>
+        <w:ind w:left="0" w:firstLine="0"/>
+        <w:rPr/>
+      </w:pPr>
+      <w:r>
+        <w:rPr>
+          <w:rtl w:val="0"/>
+        </w:rPr>
+        <w:t xml:space="preserve">Conexiones = 9(9-1) /2</w:t>
+      </w:r>
+    </w:p>
+    <w:p>
+      <w:pPr>
+        <w:ind w:left="0" w:firstLine="0"/>
+        <w:rPr/>
+      </w:pPr>
+      <w:r>
+        <w:rPr>
+          <w:rtl w:val="0"/>
+        </w:rPr>
+        <w:t xml:space="preserve">Conexiones =9 (8) /2</w:t>
+      </w:r>
+    </w:p>
+    <w:p>
+      <w:pPr>
+        <w:ind w:left="0" w:firstLine="0"/>
+        <w:rPr/>
+      </w:pPr>
+      <w:r>
+        <w:rPr>
+          <w:rtl w:val="0"/>
+        </w:rPr>
+        <w:t xml:space="preserve">Conexiones = 72/2</w:t>
+      </w:r>
+    </w:p>
+    <w:p>
+      <w:pPr>
+        <w:ind w:left="0" w:firstLine="0"/>
+        <w:rPr/>
+      </w:pPr>
+      <w:r>
+        <w:rPr>
+          <w:rtl w:val="0"/>
+        </w:rPr>
+        <w:t xml:space="preserve">Conexiones = 36</w:t>
+      </w:r>
+    </w:p>
+    <w:p>
+      <w:pPr>
+        <w:ind w:left="0" w:firstLine="0"/>
+        <w:rPr/>
+      </w:pPr>
+      <w:r>
+        <w:rPr>
+          <w:rtl w:val="0"/>
+        </w:rPr>
+      </w:r>
+    </w:p>
+    <w:p>
+      <w:pPr>
+        <w:ind w:left="0" w:firstLine="0"/>
+        <w:rPr/>
+      </w:pPr>
+      <w:r>
+        <w:rPr>
+          <w:rtl w:val="0"/>
+        </w:rPr>
+        <w:t xml:space="preserve">Resultado: 36 conexiones directas entre los 9 sistemas.</w:t>
+      </w:r>
+    </w:p>
+    <w:p>
+      <w:pPr>
+        <w:ind w:left="0" w:firstLine="0"/>
+        <w:rPr/>
+      </w:pPr>
+      <w:r>
+        <w:rPr>
+          <w:rtl w:val="0"/>
+        </w:rPr>
+      </w:r>
+    </w:p>
+    <w:p>
+      <w:pPr>
+        <w:ind w:left="0" w:firstLine="0"/>
+        <w:rPr/>
+      </w:pPr>
+      <w:r>
+        <w:rPr>
+          <w:rtl w:val="0"/>
+        </w:rPr>
+        <w:t xml:space="preserve">B)nivel general</w:t>
+      </w:r>
+    </w:p>
+    <w:p>
+      <w:pPr>
+        <w:ind w:left="0" w:firstLine="0"/>
+        <w:rPr/>
+      </w:pPr>
+      <w:r>
+        <w:rPr>
+          <w:rtl w:val="0"/>
+        </w:rPr>
+      </w:r>
+    </w:p>
+    <w:p>
+      <w:pPr>
+        <w:ind w:left="0" w:firstLine="0"/>
+        <w:rPr/>
+      </w:pPr>
+      <w:r>
+        <w:rPr>
+          <w:rtl w:val="0"/>
+        </w:rPr>
+        <w:t xml:space="preserve">Valores por dimension: </w:t>
+      </w:r>
+    </w:p>
+    <w:p>
+      <w:pPr>
+        <w:ind w:left="0" w:firstLine="0"/>
+        <w:rPr/>
+      </w:pPr>
+      <w:r>
+        <w:rPr>
+          <w:rtl w:val="0"/>
+        </w:rPr>
+      </w:r>
+    </w:p>
+    <w:p>
+      <w:pPr>
+        <w:ind w:left="0" w:firstLine="0"/>
+        <w:rPr/>
+      </w:pPr>
+      <w:r>
+        <w:rPr>
+          <w:rtl w:val="0"/>
+        </w:rPr>
+        <w:t xml:space="preserve">Negocio:6</w:t>
+      </w:r>
+    </w:p>
+    <w:p>
+      <w:pPr>
+        <w:ind w:left="0" w:firstLine="0"/>
+        <w:rPr/>
+      </w:pPr>
+      <w:r>
+        <w:rPr>
+          <w:rtl w:val="0"/>
+        </w:rPr>
+        <w:t xml:space="preserve">Organizacion:2</w:t>
+      </w:r>
+    </w:p>
+    <w:p>
+      <w:pPr>
+        <w:ind w:left="0" w:firstLine="0"/>
+        <w:rPr/>
+      </w:pPr>
+      <w:r>
+        <w:rPr>
+          <w:rtl w:val="0"/>
+        </w:rPr>
+        <w:t xml:space="preserve">Metodo:2 </w:t>
+      </w:r>
+    </w:p>
+    <w:p>
+      <w:pPr>
+        <w:ind w:left="0" w:firstLine="0"/>
+        <w:rPr/>
+      </w:pPr>
+      <w:r>
+        <w:rPr>
+          <w:rtl w:val="0"/>
+        </w:rPr>
+        <w:t xml:space="preserve">Aplicacion:1</w:t>
+      </w:r>
+    </w:p>
+    <w:p>
+      <w:pPr>
+        <w:ind w:left="0" w:firstLine="0"/>
+        <w:rPr/>
+      </w:pPr>
+      <w:r>
+        <w:rPr>
+          <w:rtl w:val="0"/>
+        </w:rPr>
+        <w:t xml:space="preserve">Arquitectura: 1</w:t>
+      </w:r>
+    </w:p>
+    <w:p>
+      <w:pPr>
+        <w:ind w:left="0" w:firstLine="0"/>
+        <w:rPr/>
+      </w:pPr>
+      <w:r>
+        <w:rPr>
+          <w:rtl w:val="0"/>
+        </w:rPr>
+        <w:t xml:space="preserve">Informacion: 3</w:t>
+      </w:r>
+    </w:p>
+    <w:p>
+      <w:pPr>
+        <w:ind w:left="0" w:firstLine="0"/>
+        <w:rPr/>
+      </w:pPr>
+      <w:r>
+        <w:rPr>
+          <w:rtl w:val="0"/>
+        </w:rPr>
+        <w:t xml:space="preserve">Infraestructura: 4</w:t>
+      </w:r>
+    </w:p>
+    <w:p>
+      <w:pPr>
+        <w:ind w:left="0" w:firstLine="0"/>
+        <w:rPr/>
+      </w:pPr>
+      <w:r>
+        <w:rPr>
+          <w:rtl w:val="0"/>
+        </w:rPr>
+      </w:r>
+    </w:p>
+    <w:p>
+      <w:pPr>
+        <w:ind w:left="0" w:firstLine="0"/>
+        <w:rPr/>
+      </w:pPr>
+      <w:r>
+        <w:rPr>
+          <w:rtl w:val="0"/>
+        </w:rPr>
+        <w:t xml:space="preserve">Valor más bajo: 1, en la dimensión de Aplicación.</w:t>
+      </w:r>
+    </w:p>
+    <w:p>
+      <w:pPr>
+        <w:ind w:left="0" w:firstLine="0"/>
+        <w:rPr/>
+      </w:pPr>
+      <w:r>
+        <w:rPr>
+          <w:rtl w:val="0"/>
+        </w:rPr>
+      </w:r>
+    </w:p>
+    <w:p>
+      <w:pPr>
+        <w:ind w:left="0" w:firstLine="0"/>
+        <w:rPr/>
+      </w:pPr>
+      <w:r>
+        <w:rPr>
+          <w:rtl w:val="0"/>
+        </w:rPr>
+        <w:t xml:space="preserve">Nivel general: Nivel 1- silos</w:t>
+      </w:r>
+    </w:p>
+    <w:p>
+      <w:pPr>
+        <w:ind w:left="0" w:firstLine="0"/>
+        <w:rPr/>
+      </w:pPr>
+      <w:r>
+        <w:rPr>
+          <w:rtl w:val="0"/>
+        </w:rPr>
+      </w:r>
+    </w:p>
+    <w:p>
+      <w:pPr>
+        <w:ind w:left="0" w:firstLine="0"/>
+        <w:rPr/>
+      </w:pPr>
+      <w:r>
+        <w:rPr>
+          <w:rtl w:val="0"/>
+        </w:rPr>
+        <w:t xml:space="preserve">Justificación: Aunque otras dimensiones muestra mayor madurez (como Negocio en el nivel 6), la regla del eslabon más debil indica que el nivel general del sistema esta determinado por su punto más debil. Al estar la dimensión de Aplicación en el nivel 1, el sistema completo se considera en Nivel 1- Silos</w:t>
+      </w:r>
+    </w:p>
+    <w:p>
+      <w:pPr>
+        <w:ind w:left="0" w:firstLine="0"/>
+        <w:rPr/>
+      </w:pPr>
+      <w:r>
+        <w:rPr>
+          <w:rtl w:val="0"/>
+        </w:rPr>
+      </w:r>
+    </w:p>
+    <w:p>
+      <w:pPr>
+        <w:ind w:left="0" w:firstLine="0"/>
+        <w:rPr/>
+      </w:pPr>
+      <w:r>
+        <w:rPr>
+          <w:rtl w:val="0"/>
+        </w:rPr>
+        <w:t xml:space="preserve">Que falta para subir al siguiente nivel:</w:t>
+      </w:r>
+    </w:p>
+    <w:p>
+      <w:pPr>
+        <w:ind w:left="0" w:firstLine="0"/>
+        <w:rPr/>
+      </w:pPr>
+      <w:r>
+        <w:rPr>
+          <w:rtl w:val="0"/>
+        </w:rPr>
+        <w:t xml:space="preserve">Para subir del Nivel 1(Silos) al nivel 2 (Integrado) en la dimensión de aplicacion, se necesitaria que las aplicaciones de la cafeteria (registro de pedidos, cobro y descuentos) dejaran de operar de forma aislada y comenzaran a comunicarse automaticamente entre si, por ejemplo: que al completarse RegistrarPedido, esa informacion fluya directamente hacia CobrarPedido, permitiendo que ambas aplicaciones compartan datos de forma conectada. </w:t>
+      </w:r>
+    </w:p>
+    <w:p>
+      <w:pPr>
+        <w:ind w:left="0" w:firstLine="0"/>
+        <w:rPr/>
+      </w:pPr>
+      <w:r>
+        <w:rPr>
+          <w:rtl w:val="0"/>
+        </w:rPr>
+      </w:r>
+    </w:p>
+    <w:p>
+      <w:pPr>
+        <w:ind w:left="0" w:firstLine="0"/>
+        <w:rPr/>
+      </w:pPr>
+      <w:r>
+        <w:rPr>
+          <w:rtl w:val="0"/>
+        </w:rPr>
+      </w:r>
+    </w:p>
     <w:sectPr>
       <w:pgSz w:h="15840" w:w="12240" w:orient="portrait"/>
       <w:pgMar w:bottom="1440" w:top="1440" w:left="1440" w:right="1440" w:header="720" w:footer="720"/>
@@ -3304,7 +3785,121 @@
 </file>
 
 <file path=word/numbering.xml><?xml version="1.0" encoding="utf-8"?>
-<w:numbering xmlns:mc="http://schemas.openxmlformats.org/markup-compatibility/2006" xmlns:o="urn:schemas-microsoft-com:office:office" xmlns:r="http://schemas.openxmlformats.org/officeDocument/2006/relationships" xmlns:m="http://schemas.openxmlformats.org/officeDocument/2006/math" xmlns:v="urn:schemas-microsoft-com:vml" xmlns:wp="http://schemas.openxmlformats.org/drawingml/2006/wordprocessingDrawing" xmlns:w10="urn:schemas-microsoft-com:office:word" xmlns:w="http://schemas.openxmlformats.org/wordprocessingml/2006/main" xmlns:wne="http://schemas.microsoft.com/office/word/2006/wordml" xmlns:sl="http://schemas.openxmlformats.org/schemaLibrary/2006/main" xmlns:a="http://schemas.openxmlformats.org/drawingml/2006/main" xmlns:pic="http://schemas.openxmlformats.org/drawingml/2006/picture" xmlns:c="http://schemas.openxmlformats.org/drawingml/2006/chart" xmlns:lc="http://schemas.openxmlformats.org/drawingml/2006/lockedCanvas" xmlns:dgm="http://schemas.openxmlformats.org/drawingml/2006/diagram" xmlns:wps="http://schemas.microsoft.com/office/word/2010/wordprocessingShape" xmlns:wpg="http://schemas.microsoft.com/office/word/2010/wordprocessingGroup" xmlns:w14="http://schemas.microsoft.com/office/word/2010/wordml" xmlns:w15="http://schemas.microsoft.com/office/word/2012/wordml" xmlns:w16="http://schemas.microsoft.com/office/word/2018/wordml" xmlns:w16cex="http://schemas.microsoft.com/office/word/2018/wordml/cex" xmlns:w16cid="http://schemas.microsoft.com/office/word/2016/wordml/cid" xmlns="http://schemas.microsoft.com/office/tasks/2019/documenttasks" xmlns:cr="http://schemas.microsoft.com/office/comments/2020/reactions"/>
+<w:numbering xmlns:mc="http://schemas.openxmlformats.org/markup-compatibility/2006" xmlns:o="urn:schemas-microsoft-com:office:office" xmlns:r="http://schemas.openxmlformats.org/officeDocument/2006/relationships" xmlns:m="http://schemas.openxmlformats.org/officeDocument/2006/math" xmlns:v="urn:schemas-microsoft-com:vml" xmlns:wp="http://schemas.openxmlformats.org/drawingml/2006/wordprocessingDrawing" xmlns:w10="urn:schemas-microsoft-com:office:word" xmlns:w="http://schemas.openxmlformats.org/wordprocessingml/2006/main" xmlns:wne="http://schemas.microsoft.com/office/word/2006/wordml" xmlns:sl="http://schemas.openxmlformats.org/schemaLibrary/2006/main" xmlns:a="http://schemas.openxmlformats.org/drawingml/2006/main" xmlns:pic="http://schemas.openxmlformats.org/drawingml/2006/picture" xmlns:c="http://schemas.openxmlformats.org/drawingml/2006/chart" xmlns:lc="http://schemas.openxmlformats.org/drawingml/2006/lockedCanvas" xmlns:dgm="http://schemas.openxmlformats.org/drawingml/2006/diagram" xmlns:wps="http://schemas.microsoft.com/office/word/2010/wordprocessingShape" xmlns:wpg="http://schemas.microsoft.com/office/word/2010/wordprocessingGroup" xmlns:w14="http://schemas.microsoft.com/office/word/2010/wordml" xmlns:w15="http://schemas.microsoft.com/office/word/2012/wordml" xmlns:w16="http://schemas.microsoft.com/office/word/2018/wordml" xmlns:w16cex="http://schemas.microsoft.com/office/word/2018/wordml/cex" xmlns:w16cid="http://schemas.microsoft.com/office/word/2016/wordml/cid" xmlns="http://schemas.microsoft.com/office/tasks/2019/documenttasks" xmlns:cr="http://schemas.microsoft.com/office/comments/2020/reactions">
+  <w:abstractNum w:abstractNumId="1">
+    <w:lvl w:ilvl="0">
+      <w:start w:val="1"/>
+      <w:numFmt w:val="lowerLetter"/>
+      <w:lvlText w:val="%1)"/>
+      <w:lvlJc w:val="left"/>
+      <w:pPr>
+        <w:ind w:left="720" w:hanging="360"/>
+      </w:pPr>
+      <w:rPr>
+        <w:u w:val="none"/>
+      </w:rPr>
+    </w:lvl>
+    <w:lvl w:ilvl="1">
+      <w:start w:val="1"/>
+      <w:numFmt w:val="lowerRoman"/>
+      <w:lvlText w:val="%2)"/>
+      <w:lvlJc w:val="right"/>
+      <w:pPr>
+        <w:ind w:left="1440" w:hanging="360"/>
+      </w:pPr>
+      <w:rPr>
+        <w:u w:val="none"/>
+      </w:rPr>
+    </w:lvl>
+    <w:lvl w:ilvl="2">
+      <w:start w:val="1"/>
+      <w:numFmt w:val="decimal"/>
+      <w:lvlText w:val="%3)"/>
+      <w:lvlJc w:val="left"/>
+      <w:pPr>
+        <w:ind w:left="2160" w:hanging="360"/>
+      </w:pPr>
+      <w:rPr>
+        <w:u w:val="none"/>
+      </w:rPr>
+    </w:lvl>
+    <w:lvl w:ilvl="3">
+      <w:start w:val="1"/>
+      <w:numFmt w:val="lowerLetter"/>
+      <w:lvlText w:val="(%4)"/>
+      <w:lvlJc w:val="left"/>
+      <w:pPr>
+        <w:ind w:left="2880" w:hanging="360"/>
+      </w:pPr>
+      <w:rPr>
+        <w:u w:val="none"/>
+      </w:rPr>
+    </w:lvl>
+    <w:lvl w:ilvl="4">
+      <w:start w:val="1"/>
+      <w:numFmt w:val="lowerRoman"/>
+      <w:lvlText w:val="(%5)"/>
+      <w:lvlJc w:val="right"/>
+      <w:pPr>
+        <w:ind w:left="3600" w:hanging="360"/>
+      </w:pPr>
+      <w:rPr>
+        <w:u w:val="none"/>
+      </w:rPr>
+    </w:lvl>
+    <w:lvl w:ilvl="5">
+      <w:start w:val="1"/>
+      <w:numFmt w:val="decimal"/>
+      <w:lvlText w:val="(%6)"/>
+      <w:lvlJc w:val="left"/>
+      <w:pPr>
+        <w:ind w:left="4320" w:hanging="360"/>
+      </w:pPr>
+      <w:rPr>
+        <w:u w:val="none"/>
+      </w:rPr>
+    </w:lvl>
+    <w:lvl w:ilvl="6">
+      <w:start w:val="1"/>
+      <w:numFmt w:val="lowerLetter"/>
+      <w:lvlText w:val="%7."/>
+      <w:lvlJc w:val="left"/>
+      <w:pPr>
+        <w:ind w:left="5040" w:hanging="360"/>
+      </w:pPr>
+      <w:rPr>
+        <w:u w:val="none"/>
+      </w:rPr>
+    </w:lvl>
+    <w:lvl w:ilvl="7">
+      <w:start w:val="1"/>
+      <w:numFmt w:val="lowerRoman"/>
+      <w:lvlText w:val="%8."/>
+      <w:lvlJc w:val="right"/>
+      <w:pPr>
+        <w:ind w:left="5760" w:hanging="360"/>
+      </w:pPr>
+      <w:rPr>
+        <w:u w:val="none"/>
+      </w:rPr>
+    </w:lvl>
+    <w:lvl w:ilvl="8">
+      <w:start w:val="1"/>
+      <w:numFmt w:val="decimal"/>
+      <w:lvlText w:val="%9."/>
+      <w:lvlJc w:val="left"/>
+      <w:pPr>
+        <w:ind w:left="6480" w:hanging="360"/>
+      </w:pPr>
+      <w:rPr>
+        <w:u w:val="none"/>
+      </w:rPr>
+    </w:lvl>
+  </w:abstractNum>
+  <w:num w:numId="1">
+    <w:abstractNumId w:val="1"/>
+  </w:num>
+</w:numbering>
 </file>
 
 <file path=word/styles.xml><?xml version="1.0" encoding="utf-8"?>

--- a/233349_ZUÑIGACHACON_SAYURIESTEFANIA.docx
+++ b/233349_ZUÑIGACHACON_SAYURIESTEFANIA.docx
@@ -2478,12 +2478,12 @@
           <wp:inline distB="114300" distT="114300" distL="114300" distR="114300">
             <wp:extent cx="3948113" cy="2916795"/>
             <wp:effectExtent b="0" l="0" r="0" t="0"/>
-            <wp:docPr id="1" name="image3.png"/>
+            <wp:docPr id="1" name="image4.png"/>
             <a:graphic>
               <a:graphicData uri="http://schemas.openxmlformats.org/drawingml/2006/picture">
                 <pic:pic>
                   <pic:nvPicPr>
-                    <pic:cNvPr id="0" name="image3.png"/>
+                    <pic:cNvPr id="0" name="image4.png"/>
                     <pic:cNvPicPr preferRelativeResize="0"/>
                   </pic:nvPicPr>
                   <pic:blipFill>
@@ -2604,12 +2604,12 @@
           <wp:inline distB="114300" distT="114300" distL="114300" distR="114300">
             <wp:extent cx="4720941" cy="5167313"/>
             <wp:effectExtent b="0" l="0" r="0" t="0"/>
-            <wp:docPr id="2" name="image4.png"/>
+            <wp:docPr id="2" name="image3.png"/>
             <a:graphic>
               <a:graphicData uri="http://schemas.openxmlformats.org/drawingml/2006/picture">
                 <pic:pic>
                   <pic:nvPicPr>
-                    <pic:cNvPr id="0" name="image4.png"/>
+                    <pic:cNvPr id="0" name="image3.png"/>
                     <pic:cNvPicPr preferRelativeResize="0"/>
                   </pic:nvPicPr>
                   <pic:blipFill>
@@ -3329,6 +3329,511 @@
       <w:pPr>
         <w:numPr>
           <w:ilvl w:val="0"/>
+          <w:numId w:val="3"/>
+        </w:numPr>
+        <w:ind w:left="720" w:hanging="360"/>
+        <w:rPr>
+          <w:u w:val="none"/>
+        </w:rPr>
+      </w:pPr>
+      <w:r>
+        <w:rPr>
+          <w:rtl w:val="0"/>
+        </w:rPr>
+        <w:t xml:space="preserve">Formula de conexiones</w:t>
+      </w:r>
+    </w:p>
+    <w:p>
+      <w:pPr>
+        <w:ind w:left="0" w:firstLine="0"/>
+        <w:rPr/>
+      </w:pPr>
+      <w:r>
+        <w:rPr>
+          <w:rtl w:val="0"/>
+        </w:rPr>
+        <w:t xml:space="preserve">Datos: </w:t>
+      </w:r>
+    </w:p>
+    <w:p>
+      <w:pPr>
+        <w:ind w:left="0" w:firstLine="0"/>
+        <w:rPr/>
+      </w:pPr>
+      <w:r>
+        <w:rPr>
+          <w:rtl w:val="0"/>
+        </w:rPr>
+        <w:t xml:space="preserve">N=9 sistemas , integrados punto a punto (sin ESB)</w:t>
+      </w:r>
+    </w:p>
+    <w:p>
+      <w:pPr>
+        <w:ind w:left="0" w:firstLine="0"/>
+        <w:rPr/>
+      </w:pPr>
+      <w:r>
+        <w:rPr>
+          <w:rtl w:val="0"/>
+        </w:rPr>
+        <w:t xml:space="preserve">Nivel 2 - Integrado.</w:t>
+      </w:r>
+    </w:p>
+    <w:p>
+      <w:pPr>
+        <w:ind w:left="0" w:firstLine="0"/>
+        <w:rPr/>
+      </w:pPr>
+      <w:r>
+        <w:rPr>
+          <w:rtl w:val="0"/>
+        </w:rPr>
+      </w:r>
+    </w:p>
+    <w:p>
+      <w:pPr>
+        <w:ind w:left="0" w:firstLine="0"/>
+        <w:rPr/>
+      </w:pPr>
+      <w:r>
+        <w:rPr>
+          <w:rtl w:val="0"/>
+        </w:rPr>
+        <w:t xml:space="preserve">Formula vista en clase </w:t>
+      </w:r>
+    </w:p>
+    <w:p>
+      <w:pPr>
+        <w:ind w:left="0" w:firstLine="0"/>
+        <w:rPr/>
+      </w:pPr>
+      <w:r>
+        <w:rPr>
+          <w:rtl w:val="0"/>
+        </w:rPr>
+        <w:t xml:space="preserve">Conexiones= N(N-1) /2</w:t>
+      </w:r>
+    </w:p>
+    <w:p>
+      <w:pPr>
+        <w:ind w:left="0" w:firstLine="0"/>
+        <w:rPr/>
+      </w:pPr>
+      <w:r>
+        <w:rPr>
+          <w:rtl w:val="0"/>
+        </w:rPr>
+      </w:r>
+    </w:p>
+    <w:p>
+      <w:pPr>
+        <w:ind w:left="0" w:firstLine="0"/>
+        <w:rPr/>
+      </w:pPr>
+      <w:r>
+        <w:rPr>
+          <w:rtl w:val="0"/>
+        </w:rPr>
+        <w:t xml:space="preserve">Aplicando formula:</w:t>
+      </w:r>
+    </w:p>
+    <w:p>
+      <w:pPr>
+        <w:ind w:left="0" w:firstLine="0"/>
+        <w:rPr/>
+      </w:pPr>
+      <w:r>
+        <w:rPr>
+          <w:rtl w:val="0"/>
+        </w:rPr>
+        <w:t xml:space="preserve">Conexiones = 9(9-1) /2</w:t>
+      </w:r>
+    </w:p>
+    <w:p>
+      <w:pPr>
+        <w:ind w:left="0" w:firstLine="0"/>
+        <w:rPr/>
+      </w:pPr>
+      <w:r>
+        <w:rPr>
+          <w:rtl w:val="0"/>
+        </w:rPr>
+        <w:t xml:space="preserve">Conexiones =9 (8) /2</w:t>
+      </w:r>
+    </w:p>
+    <w:p>
+      <w:pPr>
+        <w:ind w:left="0" w:firstLine="0"/>
+        <w:rPr/>
+      </w:pPr>
+      <w:r>
+        <w:rPr>
+          <w:rtl w:val="0"/>
+        </w:rPr>
+        <w:t xml:space="preserve">Conexiones = 72/2</w:t>
+      </w:r>
+    </w:p>
+    <w:p>
+      <w:pPr>
+        <w:ind w:left="0" w:firstLine="0"/>
+        <w:rPr/>
+      </w:pPr>
+      <w:r>
+        <w:rPr>
+          <w:rtl w:val="0"/>
+        </w:rPr>
+        <w:t xml:space="preserve">Conexiones = 36</w:t>
+      </w:r>
+    </w:p>
+    <w:p>
+      <w:pPr>
+        <w:ind w:left="0" w:firstLine="0"/>
+        <w:rPr/>
+      </w:pPr>
+      <w:r>
+        <w:rPr>
+          <w:rtl w:val="0"/>
+        </w:rPr>
+      </w:r>
+    </w:p>
+    <w:p>
+      <w:pPr>
+        <w:ind w:left="0" w:firstLine="0"/>
+        <w:rPr/>
+      </w:pPr>
+      <w:r>
+        <w:rPr>
+          <w:rtl w:val="0"/>
+        </w:rPr>
+        <w:t xml:space="preserve">Resultado: 36 conexiones directas entre los 9 sistemas.</w:t>
+      </w:r>
+    </w:p>
+    <w:p>
+      <w:pPr>
+        <w:ind w:left="0" w:firstLine="0"/>
+        <w:rPr/>
+      </w:pPr>
+      <w:r>
+        <w:rPr>
+          <w:rtl w:val="0"/>
+        </w:rPr>
+      </w:r>
+    </w:p>
+    <w:p>
+      <w:pPr>
+        <w:ind w:left="0" w:firstLine="0"/>
+        <w:rPr/>
+      </w:pPr>
+      <w:r>
+        <w:rPr>
+          <w:rtl w:val="0"/>
+        </w:rPr>
+        <w:t xml:space="preserve">B)nivel general</w:t>
+      </w:r>
+    </w:p>
+    <w:p>
+      <w:pPr>
+        <w:ind w:left="0" w:firstLine="0"/>
+        <w:rPr/>
+      </w:pPr>
+      <w:r>
+        <w:rPr>
+          <w:rtl w:val="0"/>
+        </w:rPr>
+      </w:r>
+    </w:p>
+    <w:p>
+      <w:pPr>
+        <w:ind w:left="0" w:firstLine="0"/>
+        <w:rPr/>
+      </w:pPr>
+      <w:r>
+        <w:rPr>
+          <w:rtl w:val="0"/>
+        </w:rPr>
+        <w:t xml:space="preserve">Valores por dimension: </w:t>
+      </w:r>
+    </w:p>
+    <w:p>
+      <w:pPr>
+        <w:ind w:left="0" w:firstLine="0"/>
+        <w:rPr/>
+      </w:pPr>
+      <w:r>
+        <w:rPr>
+          <w:rtl w:val="0"/>
+        </w:rPr>
+      </w:r>
+    </w:p>
+    <w:p>
+      <w:pPr>
+        <w:ind w:left="0" w:firstLine="0"/>
+        <w:rPr/>
+      </w:pPr>
+      <w:r>
+        <w:rPr>
+          <w:rtl w:val="0"/>
+        </w:rPr>
+        <w:t xml:space="preserve">Negocio:6</w:t>
+      </w:r>
+    </w:p>
+    <w:p>
+      <w:pPr>
+        <w:ind w:left="0" w:firstLine="0"/>
+        <w:rPr/>
+      </w:pPr>
+      <w:r>
+        <w:rPr>
+          <w:rtl w:val="0"/>
+        </w:rPr>
+        <w:t xml:space="preserve">Organizacion:2</w:t>
+      </w:r>
+    </w:p>
+    <w:p>
+      <w:pPr>
+        <w:ind w:left="0" w:firstLine="0"/>
+        <w:rPr/>
+      </w:pPr>
+      <w:r>
+        <w:rPr>
+          <w:rtl w:val="0"/>
+        </w:rPr>
+        <w:t xml:space="preserve">Metodo:2 </w:t>
+      </w:r>
+    </w:p>
+    <w:p>
+      <w:pPr>
+        <w:ind w:left="0" w:firstLine="0"/>
+        <w:rPr/>
+      </w:pPr>
+      <w:r>
+        <w:rPr>
+          <w:rtl w:val="0"/>
+        </w:rPr>
+        <w:t xml:space="preserve">Aplicacion:1</w:t>
+      </w:r>
+    </w:p>
+    <w:p>
+      <w:pPr>
+        <w:ind w:left="0" w:firstLine="0"/>
+        <w:rPr/>
+      </w:pPr>
+      <w:r>
+        <w:rPr>
+          <w:rtl w:val="0"/>
+        </w:rPr>
+        <w:t xml:space="preserve">Arquitectura: 1</w:t>
+      </w:r>
+    </w:p>
+    <w:p>
+      <w:pPr>
+        <w:ind w:left="0" w:firstLine="0"/>
+        <w:rPr/>
+      </w:pPr>
+      <w:r>
+        <w:rPr>
+          <w:rtl w:val="0"/>
+        </w:rPr>
+        <w:t xml:space="preserve">Informacion: 3</w:t>
+      </w:r>
+    </w:p>
+    <w:p>
+      <w:pPr>
+        <w:ind w:left="0" w:firstLine="0"/>
+        <w:rPr/>
+      </w:pPr>
+      <w:r>
+        <w:rPr>
+          <w:rtl w:val="0"/>
+        </w:rPr>
+        <w:t xml:space="preserve">Infraestructura: 4</w:t>
+      </w:r>
+    </w:p>
+    <w:p>
+      <w:pPr>
+        <w:ind w:left="0" w:firstLine="0"/>
+        <w:rPr/>
+      </w:pPr>
+      <w:r>
+        <w:rPr>
+          <w:rtl w:val="0"/>
+        </w:rPr>
+      </w:r>
+    </w:p>
+    <w:p>
+      <w:pPr>
+        <w:ind w:left="0" w:firstLine="0"/>
+        <w:rPr/>
+      </w:pPr>
+      <w:r>
+        <w:rPr>
+          <w:rtl w:val="0"/>
+        </w:rPr>
+        <w:t xml:space="preserve">Valor más bajo: 1, en la dimensión de Aplicación.</w:t>
+      </w:r>
+    </w:p>
+    <w:p>
+      <w:pPr>
+        <w:ind w:left="0" w:firstLine="0"/>
+        <w:rPr/>
+      </w:pPr>
+      <w:r>
+        <w:rPr>
+          <w:rtl w:val="0"/>
+        </w:rPr>
+      </w:r>
+    </w:p>
+    <w:p>
+      <w:pPr>
+        <w:ind w:left="0" w:firstLine="0"/>
+        <w:rPr/>
+      </w:pPr>
+      <w:r>
+        <w:rPr>
+          <w:rtl w:val="0"/>
+        </w:rPr>
+        <w:t xml:space="preserve">Nivel general: Nivel 1- silos</w:t>
+      </w:r>
+    </w:p>
+    <w:p>
+      <w:pPr>
+        <w:ind w:left="0" w:firstLine="0"/>
+        <w:rPr/>
+      </w:pPr>
+      <w:r>
+        <w:rPr>
+          <w:rtl w:val="0"/>
+        </w:rPr>
+      </w:r>
+    </w:p>
+    <w:p>
+      <w:pPr>
+        <w:ind w:left="0" w:firstLine="0"/>
+        <w:rPr/>
+      </w:pPr>
+      <w:r>
+        <w:rPr>
+          <w:rtl w:val="0"/>
+        </w:rPr>
+        <w:t xml:space="preserve">Justificación: Aunque otras dimensiones muestra mayor madurez (como Negocio en el nivel 6), la regla del eslabon más debil indica que el nivel general del sistema esta determinado por su punto más debil. Al estar la dimensión de Aplicación en el nivel 1, el sistema completo se considera en Nivel 1- Silos</w:t>
+      </w:r>
+    </w:p>
+    <w:p>
+      <w:pPr>
+        <w:ind w:left="0" w:firstLine="0"/>
+        <w:rPr/>
+      </w:pPr>
+      <w:r>
+        <w:rPr>
+          <w:rtl w:val="0"/>
+        </w:rPr>
+      </w:r>
+    </w:p>
+    <w:p>
+      <w:pPr>
+        <w:ind w:left="0" w:firstLine="0"/>
+        <w:rPr/>
+      </w:pPr>
+      <w:r>
+        <w:rPr>
+          <w:rtl w:val="0"/>
+        </w:rPr>
+        <w:t xml:space="preserve">Que falta para subir al siguiente nivel:</w:t>
+      </w:r>
+    </w:p>
+    <w:p>
+      <w:pPr>
+        <w:ind w:left="0" w:firstLine="0"/>
+        <w:rPr/>
+      </w:pPr>
+      <w:r>
+        <w:rPr>
+          <w:rtl w:val="0"/>
+        </w:rPr>
+        <w:t xml:space="preserve">Para subir del Nivel 1(Silos) al nivel 2 (Integrado) en la dimensión de aplicacion, se necesitaria que las aplicaciones de la cafeteria (registro de pedidos, cobro y descuentos) dejaran de operar de forma aislada y comenzaran a comunicarse automaticamente entre si, por ejemplo: que al completarse RegistrarPedido, esa informacion fluya directamente hacia CobrarPedido, permitiendo que ambas aplicaciones compartan datos de forma conectada. </w:t>
+      </w:r>
+    </w:p>
+    <w:p>
+      <w:pPr>
+        <w:ind w:left="0" w:firstLine="0"/>
+        <w:rPr/>
+      </w:pPr>
+      <w:r>
+        <w:rPr>
+          <w:rtl w:val="0"/>
+        </w:rPr>
+      </w:r>
+    </w:p>
+    <w:p>
+      <w:pPr>
+        <w:ind w:left="0" w:firstLine="0"/>
+        <w:rPr/>
+      </w:pPr>
+      <w:r>
+        <w:rPr>
+          <w:rtl w:val="0"/>
+        </w:rPr>
+        <w:t xml:space="preserve">TAREA 4</w:t>
+      </w:r>
+    </w:p>
+    <w:p>
+      <w:pPr>
+        <w:numPr>
+          <w:ilvl w:val="0"/>
+          <w:numId w:val="2"/>
+        </w:numPr>
+        <w:ind w:left="720" w:hanging="360"/>
+        <w:rPr>
+          <w:u w:val="none"/>
+        </w:rPr>
+      </w:pPr>
+      <w:r>
+        <w:rPr>
+          <w:rtl w:val="0"/>
+        </w:rPr>
+        <w:t xml:space="preserve">Renderizado en </w:t>
+      </w:r>
+      <w:hyperlink r:id="rId10">
+        <w:r>
+          <w:rPr>
+            <w:color w:val="1155cc"/>
+            <w:u w:val="single"/>
+            <w:rtl w:val="0"/>
+          </w:rPr>
+          <w:t xml:space="preserve">Next.js</w:t>
+        </w:r>
+      </w:hyperlink>
+      <w:r>
+        <w:rPr>
+          <w:rtl w:val="0"/>
+        </w:rPr>
+      </w:r>
+    </w:p>
+    <w:p>
+      <w:pPr>
+        <w:rPr/>
+      </w:pPr>
+      <w:r>
+        <w:rPr>
+          <w:rtl w:val="0"/>
+        </w:rPr>
+      </w:r>
+    </w:p>
+    <w:p>
+      <w:pPr>
+        <w:ind w:left="0" w:firstLine="0"/>
+        <w:rPr/>
+      </w:pPr>
+      <w:r>
+        <w:rPr>
+          <w:rtl w:val="0"/>
+        </w:rPr>
+      </w:r>
+    </w:p>
+    <w:p>
+      <w:pPr>
+        <w:numPr>
+          <w:ilvl w:val="0"/>
           <w:numId w:val="1"/>
         </w:numPr>
         <w:ind w:left="720" w:hanging="360"/>
@@ -3340,7 +3845,7 @@
         <w:rPr>
           <w:rtl w:val="0"/>
         </w:rPr>
-        <w:t xml:space="preserve">Formula de conexiones</w:t>
+        <w:t xml:space="preserve">Página publica (catalogo/menú): SSG (Static Site Generation)</w:t>
       </w:r>
     </w:p>
     <w:p>
@@ -3352,7 +3857,6 @@
         <w:rPr>
           <w:rtl w:val="0"/>
         </w:rPr>
-        <w:t xml:space="preserve">Datos: </w:t>
       </w:r>
     </w:p>
     <w:p>
@@ -3364,7 +3868,7 @@
         <w:rPr>
           <w:rtl w:val="0"/>
         </w:rPr>
-        <w:t xml:space="preserve">N=9 sistemas , integrados punto a punto (sin ESB)</w:t>
+        <w:t xml:space="preserve">-LPC: Muy bajo, ya que el HTML se genera una sola vez en el build y se sirve estatico, sin procesamiento en el servidor al momento de la visita.</w:t>
       </w:r>
     </w:p>
     <w:p>
@@ -3376,7 +3880,6 @@
         <w:rPr>
           <w:rtl w:val="0"/>
         </w:rPr>
-        <w:t xml:space="preserve">Nivel 2 - Integrado.</w:t>
       </w:r>
     </w:p>
     <w:p>
@@ -3388,6 +3891,7 @@
         <w:rPr>
           <w:rtl w:val="0"/>
         </w:rPr>
+        <w:t xml:space="preserve">-SEO: Óptimo, ya que el contenido completo está presente en el HTML desde la primera carga, facilitando su indexación por buscadores.</w:t>
       </w:r>
     </w:p>
     <w:p>
@@ -3399,7 +3903,6 @@
         <w:rPr>
           <w:rtl w:val="0"/>
         </w:rPr>
-        <w:t xml:space="preserve">Formula vista en clase </w:t>
       </w:r>
     </w:p>
     <w:p>
@@ -3411,7 +3914,7 @@
         <w:rPr>
           <w:rtl w:val="0"/>
         </w:rPr>
-        <w:t xml:space="preserve">Conexiones= N(N-1) /2</w:t>
+        <w:t xml:space="preserve">Dashboard privado: SSR (Server-Side Rendering)</w:t>
       </w:r>
     </w:p>
     <w:p>
@@ -3434,7 +3937,7 @@
         <w:rPr>
           <w:rtl w:val="0"/>
         </w:rPr>
-        <w:t xml:space="preserve">Aplicando formula:</w:t>
+        <w:t xml:space="preserve">-LPC: Moderado, mas lento que SSG porque el servidor procesa y consulta datos en cada visita, pero más rápido que CSR porque el HTML llega ya armado con contenido visible.</w:t>
       </w:r>
     </w:p>
     <w:p>
@@ -3446,7 +3949,6 @@
         <w:rPr>
           <w:rtl w:val="0"/>
         </w:rPr>
-        <w:t xml:space="preserve">Conexiones = 9(9-1) /2</w:t>
       </w:r>
     </w:p>
     <w:p>
@@ -3458,321 +3960,7 @@
         <w:rPr>
           <w:rtl w:val="0"/>
         </w:rPr>
-        <w:t xml:space="preserve">Conexiones =9 (8) /2</w:t>
-      </w:r>
-    </w:p>
-    <w:p>
-      <w:pPr>
-        <w:ind w:left="0" w:firstLine="0"/>
-        <w:rPr/>
-      </w:pPr>
-      <w:r>
-        <w:rPr>
-          <w:rtl w:val="0"/>
-        </w:rPr>
-        <w:t xml:space="preserve">Conexiones = 72/2</w:t>
-      </w:r>
-    </w:p>
-    <w:p>
-      <w:pPr>
-        <w:ind w:left="0" w:firstLine="0"/>
-        <w:rPr/>
-      </w:pPr>
-      <w:r>
-        <w:rPr>
-          <w:rtl w:val="0"/>
-        </w:rPr>
-        <w:t xml:space="preserve">Conexiones = 36</w:t>
-      </w:r>
-    </w:p>
-    <w:p>
-      <w:pPr>
-        <w:ind w:left="0" w:firstLine="0"/>
-        <w:rPr/>
-      </w:pPr>
-      <w:r>
-        <w:rPr>
-          <w:rtl w:val="0"/>
-        </w:rPr>
-      </w:r>
-    </w:p>
-    <w:p>
-      <w:pPr>
-        <w:ind w:left="0" w:firstLine="0"/>
-        <w:rPr/>
-      </w:pPr>
-      <w:r>
-        <w:rPr>
-          <w:rtl w:val="0"/>
-        </w:rPr>
-        <w:t xml:space="preserve">Resultado: 36 conexiones directas entre los 9 sistemas.</w:t>
-      </w:r>
-    </w:p>
-    <w:p>
-      <w:pPr>
-        <w:ind w:left="0" w:firstLine="0"/>
-        <w:rPr/>
-      </w:pPr>
-      <w:r>
-        <w:rPr>
-          <w:rtl w:val="0"/>
-        </w:rPr>
-      </w:r>
-    </w:p>
-    <w:p>
-      <w:pPr>
-        <w:ind w:left="0" w:firstLine="0"/>
-        <w:rPr/>
-      </w:pPr>
-      <w:r>
-        <w:rPr>
-          <w:rtl w:val="0"/>
-        </w:rPr>
-        <w:t xml:space="preserve">B)nivel general</w:t>
-      </w:r>
-    </w:p>
-    <w:p>
-      <w:pPr>
-        <w:ind w:left="0" w:firstLine="0"/>
-        <w:rPr/>
-      </w:pPr>
-      <w:r>
-        <w:rPr>
-          <w:rtl w:val="0"/>
-        </w:rPr>
-      </w:r>
-    </w:p>
-    <w:p>
-      <w:pPr>
-        <w:ind w:left="0" w:firstLine="0"/>
-        <w:rPr/>
-      </w:pPr>
-      <w:r>
-        <w:rPr>
-          <w:rtl w:val="0"/>
-        </w:rPr>
-        <w:t xml:space="preserve">Valores por dimension: </w:t>
-      </w:r>
-    </w:p>
-    <w:p>
-      <w:pPr>
-        <w:ind w:left="0" w:firstLine="0"/>
-        <w:rPr/>
-      </w:pPr>
-      <w:r>
-        <w:rPr>
-          <w:rtl w:val="0"/>
-        </w:rPr>
-      </w:r>
-    </w:p>
-    <w:p>
-      <w:pPr>
-        <w:ind w:left="0" w:firstLine="0"/>
-        <w:rPr/>
-      </w:pPr>
-      <w:r>
-        <w:rPr>
-          <w:rtl w:val="0"/>
-        </w:rPr>
-        <w:t xml:space="preserve">Negocio:6</w:t>
-      </w:r>
-    </w:p>
-    <w:p>
-      <w:pPr>
-        <w:ind w:left="0" w:firstLine="0"/>
-        <w:rPr/>
-      </w:pPr>
-      <w:r>
-        <w:rPr>
-          <w:rtl w:val="0"/>
-        </w:rPr>
-        <w:t xml:space="preserve">Organizacion:2</w:t>
-      </w:r>
-    </w:p>
-    <w:p>
-      <w:pPr>
-        <w:ind w:left="0" w:firstLine="0"/>
-        <w:rPr/>
-      </w:pPr>
-      <w:r>
-        <w:rPr>
-          <w:rtl w:val="0"/>
-        </w:rPr>
-        <w:t xml:space="preserve">Metodo:2 </w:t>
-      </w:r>
-    </w:p>
-    <w:p>
-      <w:pPr>
-        <w:ind w:left="0" w:firstLine="0"/>
-        <w:rPr/>
-      </w:pPr>
-      <w:r>
-        <w:rPr>
-          <w:rtl w:val="0"/>
-        </w:rPr>
-        <w:t xml:space="preserve">Aplicacion:1</w:t>
-      </w:r>
-    </w:p>
-    <w:p>
-      <w:pPr>
-        <w:ind w:left="0" w:firstLine="0"/>
-        <w:rPr/>
-      </w:pPr>
-      <w:r>
-        <w:rPr>
-          <w:rtl w:val="0"/>
-        </w:rPr>
-        <w:t xml:space="preserve">Arquitectura: 1</w:t>
-      </w:r>
-    </w:p>
-    <w:p>
-      <w:pPr>
-        <w:ind w:left="0" w:firstLine="0"/>
-        <w:rPr/>
-      </w:pPr>
-      <w:r>
-        <w:rPr>
-          <w:rtl w:val="0"/>
-        </w:rPr>
-        <w:t xml:space="preserve">Informacion: 3</w:t>
-      </w:r>
-    </w:p>
-    <w:p>
-      <w:pPr>
-        <w:ind w:left="0" w:firstLine="0"/>
-        <w:rPr/>
-      </w:pPr>
-      <w:r>
-        <w:rPr>
-          <w:rtl w:val="0"/>
-        </w:rPr>
-        <w:t xml:space="preserve">Infraestructura: 4</w:t>
-      </w:r>
-    </w:p>
-    <w:p>
-      <w:pPr>
-        <w:ind w:left="0" w:firstLine="0"/>
-        <w:rPr/>
-      </w:pPr>
-      <w:r>
-        <w:rPr>
-          <w:rtl w:val="0"/>
-        </w:rPr>
-      </w:r>
-    </w:p>
-    <w:p>
-      <w:pPr>
-        <w:ind w:left="0" w:firstLine="0"/>
-        <w:rPr/>
-      </w:pPr>
-      <w:r>
-        <w:rPr>
-          <w:rtl w:val="0"/>
-        </w:rPr>
-        <w:t xml:space="preserve">Valor más bajo: 1, en la dimensión de Aplicación.</w:t>
-      </w:r>
-    </w:p>
-    <w:p>
-      <w:pPr>
-        <w:ind w:left="0" w:firstLine="0"/>
-        <w:rPr/>
-      </w:pPr>
-      <w:r>
-        <w:rPr>
-          <w:rtl w:val="0"/>
-        </w:rPr>
-      </w:r>
-    </w:p>
-    <w:p>
-      <w:pPr>
-        <w:ind w:left="0" w:firstLine="0"/>
-        <w:rPr/>
-      </w:pPr>
-      <w:r>
-        <w:rPr>
-          <w:rtl w:val="0"/>
-        </w:rPr>
-        <w:t xml:space="preserve">Nivel general: Nivel 1- silos</w:t>
-      </w:r>
-    </w:p>
-    <w:p>
-      <w:pPr>
-        <w:ind w:left="0" w:firstLine="0"/>
-        <w:rPr/>
-      </w:pPr>
-      <w:r>
-        <w:rPr>
-          <w:rtl w:val="0"/>
-        </w:rPr>
-      </w:r>
-    </w:p>
-    <w:p>
-      <w:pPr>
-        <w:ind w:left="0" w:firstLine="0"/>
-        <w:rPr/>
-      </w:pPr>
-      <w:r>
-        <w:rPr>
-          <w:rtl w:val="0"/>
-        </w:rPr>
-        <w:t xml:space="preserve">Justificación: Aunque otras dimensiones muestra mayor madurez (como Negocio en el nivel 6), la regla del eslabon más debil indica que el nivel general del sistema esta determinado por su punto más debil. Al estar la dimensión de Aplicación en el nivel 1, el sistema completo se considera en Nivel 1- Silos</w:t>
-      </w:r>
-    </w:p>
-    <w:p>
-      <w:pPr>
-        <w:ind w:left="0" w:firstLine="0"/>
-        <w:rPr/>
-      </w:pPr>
-      <w:r>
-        <w:rPr>
-          <w:rtl w:val="0"/>
-        </w:rPr>
-      </w:r>
-    </w:p>
-    <w:p>
-      <w:pPr>
-        <w:ind w:left="0" w:firstLine="0"/>
-        <w:rPr/>
-      </w:pPr>
-      <w:r>
-        <w:rPr>
-          <w:rtl w:val="0"/>
-        </w:rPr>
-        <w:t xml:space="preserve">Que falta para subir al siguiente nivel:</w:t>
-      </w:r>
-    </w:p>
-    <w:p>
-      <w:pPr>
-        <w:ind w:left="0" w:firstLine="0"/>
-        <w:rPr/>
-      </w:pPr>
-      <w:r>
-        <w:rPr>
-          <w:rtl w:val="0"/>
-        </w:rPr>
-        <w:t xml:space="preserve">Para subir del Nivel 1(Silos) al nivel 2 (Integrado) en la dimensión de aplicacion, se necesitaria que las aplicaciones de la cafeteria (registro de pedidos, cobro y descuentos) dejaran de operar de forma aislada y comenzaran a comunicarse automaticamente entre si, por ejemplo: que al completarse RegistrarPedido, esa informacion fluya directamente hacia CobrarPedido, permitiendo que ambas aplicaciones compartan datos de forma conectada. </w:t>
-      </w:r>
-    </w:p>
-    <w:p>
-      <w:pPr>
-        <w:ind w:left="0" w:firstLine="0"/>
-        <w:rPr/>
-      </w:pPr>
-      <w:r>
-        <w:rPr>
-          <w:rtl w:val="0"/>
-        </w:rPr>
-      </w:r>
-    </w:p>
-    <w:p>
-      <w:pPr>
-        <w:ind w:left="0" w:firstLine="0"/>
-        <w:rPr/>
-      </w:pPr>
-      <w:r>
-        <w:rPr>
-          <w:rtl w:val="0"/>
-        </w:rPr>
+        <w:t xml:space="preserve">-SEO: No relevante, ya que es una página privada protegida por login, no indexada por buscadores.</w:t>
       </w:r>
     </w:p>
     <w:sectPr>
@@ -3789,6 +3977,226 @@
   <w:abstractNum w:abstractNumId="1">
     <w:lvl w:ilvl="0">
       <w:start w:val="1"/>
+      <w:numFmt w:val="bullet"/>
+      <w:lvlText w:val="●"/>
+      <w:lvlJc w:val="left"/>
+      <w:pPr>
+        <w:ind w:left="720" w:hanging="360"/>
+      </w:pPr>
+      <w:rPr>
+        <w:u w:val="none"/>
+      </w:rPr>
+    </w:lvl>
+    <w:lvl w:ilvl="1">
+      <w:start w:val="1"/>
+      <w:numFmt w:val="bullet"/>
+      <w:lvlText w:val="○"/>
+      <w:lvlJc w:val="left"/>
+      <w:pPr>
+        <w:ind w:left="1440" w:hanging="360"/>
+      </w:pPr>
+      <w:rPr>
+        <w:u w:val="none"/>
+      </w:rPr>
+    </w:lvl>
+    <w:lvl w:ilvl="2">
+      <w:start w:val="1"/>
+      <w:numFmt w:val="bullet"/>
+      <w:lvlText w:val="■"/>
+      <w:lvlJc w:val="left"/>
+      <w:pPr>
+        <w:ind w:left="2160" w:hanging="360"/>
+      </w:pPr>
+      <w:rPr>
+        <w:u w:val="none"/>
+      </w:rPr>
+    </w:lvl>
+    <w:lvl w:ilvl="3">
+      <w:start w:val="1"/>
+      <w:numFmt w:val="bullet"/>
+      <w:lvlText w:val="●"/>
+      <w:lvlJc w:val="left"/>
+      <w:pPr>
+        <w:ind w:left="2880" w:hanging="360"/>
+      </w:pPr>
+      <w:rPr>
+        <w:u w:val="none"/>
+      </w:rPr>
+    </w:lvl>
+    <w:lvl w:ilvl="4">
+      <w:start w:val="1"/>
+      <w:numFmt w:val="bullet"/>
+      <w:lvlText w:val="○"/>
+      <w:lvlJc w:val="left"/>
+      <w:pPr>
+        <w:ind w:left="3600" w:hanging="360"/>
+      </w:pPr>
+      <w:rPr>
+        <w:u w:val="none"/>
+      </w:rPr>
+    </w:lvl>
+    <w:lvl w:ilvl="5">
+      <w:start w:val="1"/>
+      <w:numFmt w:val="bullet"/>
+      <w:lvlText w:val="■"/>
+      <w:lvlJc w:val="left"/>
+      <w:pPr>
+        <w:ind w:left="4320" w:hanging="360"/>
+      </w:pPr>
+      <w:rPr>
+        <w:u w:val="none"/>
+      </w:rPr>
+    </w:lvl>
+    <w:lvl w:ilvl="6">
+      <w:start w:val="1"/>
+      <w:numFmt w:val="bullet"/>
+      <w:lvlText w:val="●"/>
+      <w:lvlJc w:val="left"/>
+      <w:pPr>
+        <w:ind w:left="5040" w:hanging="360"/>
+      </w:pPr>
+      <w:rPr>
+        <w:u w:val="none"/>
+      </w:rPr>
+    </w:lvl>
+    <w:lvl w:ilvl="7">
+      <w:start w:val="1"/>
+      <w:numFmt w:val="bullet"/>
+      <w:lvlText w:val="○"/>
+      <w:lvlJc w:val="left"/>
+      <w:pPr>
+        <w:ind w:left="5760" w:hanging="360"/>
+      </w:pPr>
+      <w:rPr>
+        <w:u w:val="none"/>
+      </w:rPr>
+    </w:lvl>
+    <w:lvl w:ilvl="8">
+      <w:start w:val="1"/>
+      <w:numFmt w:val="bullet"/>
+      <w:lvlText w:val="■"/>
+      <w:lvlJc w:val="left"/>
+      <w:pPr>
+        <w:ind w:left="6480" w:hanging="360"/>
+      </w:pPr>
+      <w:rPr>
+        <w:u w:val="none"/>
+      </w:rPr>
+    </w:lvl>
+  </w:abstractNum>
+  <w:abstractNum w:abstractNumId="2">
+    <w:lvl w:ilvl="0">
+      <w:start w:val="1"/>
+      <w:numFmt w:val="upperLetter"/>
+      <w:lvlText w:val="%1)"/>
+      <w:lvlJc w:val="left"/>
+      <w:pPr>
+        <w:ind w:left="720" w:hanging="360"/>
+      </w:pPr>
+      <w:rPr>
+        <w:u w:val="none"/>
+      </w:rPr>
+    </w:lvl>
+    <w:lvl w:ilvl="1">
+      <w:start w:val="1"/>
+      <w:numFmt w:val="lowerLetter"/>
+      <w:lvlText w:val="%2)"/>
+      <w:lvlJc w:val="left"/>
+      <w:pPr>
+        <w:ind w:left="1440" w:hanging="360"/>
+      </w:pPr>
+      <w:rPr>
+        <w:u w:val="none"/>
+      </w:rPr>
+    </w:lvl>
+    <w:lvl w:ilvl="2">
+      <w:start w:val="1"/>
+      <w:numFmt w:val="lowerRoman"/>
+      <w:lvlText w:val="%3)"/>
+      <w:lvlJc w:val="right"/>
+      <w:pPr>
+        <w:ind w:left="2160" w:hanging="360"/>
+      </w:pPr>
+      <w:rPr>
+        <w:u w:val="none"/>
+      </w:rPr>
+    </w:lvl>
+    <w:lvl w:ilvl="3">
+      <w:start w:val="1"/>
+      <w:numFmt w:val="decimal"/>
+      <w:lvlText w:val="(%4)"/>
+      <w:lvlJc w:val="left"/>
+      <w:pPr>
+        <w:ind w:left="2880" w:hanging="360"/>
+      </w:pPr>
+      <w:rPr>
+        <w:u w:val="none"/>
+      </w:rPr>
+    </w:lvl>
+    <w:lvl w:ilvl="4">
+      <w:start w:val="1"/>
+      <w:numFmt w:val="lowerLetter"/>
+      <w:lvlText w:val="(%5)"/>
+      <w:lvlJc w:val="left"/>
+      <w:pPr>
+        <w:ind w:left="3600" w:hanging="360"/>
+      </w:pPr>
+      <w:rPr>
+        <w:u w:val="none"/>
+      </w:rPr>
+    </w:lvl>
+    <w:lvl w:ilvl="5">
+      <w:start w:val="1"/>
+      <w:numFmt w:val="lowerRoman"/>
+      <w:lvlText w:val="(%6)"/>
+      <w:lvlJc w:val="right"/>
+      <w:pPr>
+        <w:ind w:left="4320" w:hanging="360"/>
+      </w:pPr>
+      <w:rPr>
+        <w:u w:val="none"/>
+      </w:rPr>
+    </w:lvl>
+    <w:lvl w:ilvl="6">
+      <w:start w:val="1"/>
+      <w:numFmt w:val="decimal"/>
+      <w:lvlText w:val="%7."/>
+      <w:lvlJc w:val="left"/>
+      <w:pPr>
+        <w:ind w:left="5040" w:hanging="360"/>
+      </w:pPr>
+      <w:rPr>
+        <w:u w:val="none"/>
+      </w:rPr>
+    </w:lvl>
+    <w:lvl w:ilvl="7">
+      <w:start w:val="1"/>
+      <w:numFmt w:val="lowerLetter"/>
+      <w:lvlText w:val="%8."/>
+      <w:lvlJc w:val="left"/>
+      <w:pPr>
+        <w:ind w:left="5760" w:hanging="360"/>
+      </w:pPr>
+      <w:rPr>
+        <w:u w:val="none"/>
+      </w:rPr>
+    </w:lvl>
+    <w:lvl w:ilvl="8">
+      <w:start w:val="1"/>
+      <w:numFmt w:val="lowerRoman"/>
+      <w:lvlText w:val="%9."/>
+      <w:lvlJc w:val="right"/>
+      <w:pPr>
+        <w:ind w:left="6480" w:hanging="360"/>
+      </w:pPr>
+      <w:rPr>
+        <w:u w:val="none"/>
+      </w:rPr>
+    </w:lvl>
+  </w:abstractNum>
+  <w:abstractNum w:abstractNumId="3">
+    <w:lvl w:ilvl="0">
+      <w:start w:val="1"/>
       <w:numFmt w:val="lowerLetter"/>
       <w:lvlText w:val="%1)"/>
       <w:lvlJc w:val="left"/>
@@ -3898,6 +4306,12 @@
   </w:abstractNum>
   <w:num w:numId="1">
     <w:abstractNumId w:val="1"/>
+  </w:num>
+  <w:num w:numId="2">
+    <w:abstractNumId w:val="2"/>
+  </w:num>
+  <w:num w:numId="3">
+    <w:abstractNumId w:val="3"/>
   </w:num>
 </w:numbering>
 </file>

--- a/233349_ZUÑIGACHACON_SAYURIESTEFANIA.docx
+++ b/233349_ZUÑIGACHACON_SAYURIESTEFANIA.docx
@@ -8,9 +8,16 @@
       </w:pPr>
       <w:r>
         <w:rPr>
-          <w:rtl w:val="0"/>
-        </w:rPr>
-        <w:t xml:space="preserve">Tarea 1 - Diseño de Servicios SOA</w:t>
+          <w:highlight w:val="yellow"/>
+          <w:rtl w:val="0"/>
+        </w:rPr>
+        <w:t xml:space="preserve">Tarea 1</w:t>
+      </w:r>
+      <w:r>
+        <w:rPr>
+          <w:rtl w:val="0"/>
+        </w:rPr>
+        <w:t xml:space="preserve"> - Diseño de Servicios SOA</w:t>
       </w:r>
     </w:p>
     <w:p>
@@ -27,11 +34,13 @@
       <w:pPr>
         <w:ind w:left="0" w:firstLine="0"/>
         <w:rPr>
+          <w:highlight w:val="cyan"/>
           <w:u w:val="none"/>
         </w:rPr>
       </w:pPr>
       <w:r>
         <w:rPr>
+          <w:highlight w:val="cyan"/>
           <w:rtl w:val="0"/>
         </w:rPr>
         <w:t xml:space="preserve">A) Modelado (Top -down)</w:t>
@@ -482,10 +491,13 @@
     </w:p>
     <w:p>
       <w:pPr>
-        <w:rPr/>
-      </w:pPr>
-      <w:r>
-        <w:rPr>
+        <w:rPr>
+          <w:highlight w:val="cyan"/>
+        </w:rPr>
+      </w:pPr>
+      <w:r>
+        <w:rPr>
+          <w:highlight w:val="cyan"/>
           <w:rtl w:val="0"/>
         </w:rPr>
         <w:t xml:space="preserve">B) Contrato de servicio</w:t>
@@ -2450,9 +2462,15 @@
       </w:pPr>
       <w:r>
         <w:rPr>
+          <w:highlight w:val="cyan"/>
           <w:rtl w:val="0"/>
         </w:rPr>
         <w:t xml:space="preserve">C) XML Y XSD</w:t>
+      </w:r>
+      <w:r>
+        <w:rPr>
+          <w:rtl w:val="0"/>
+        </w:rPr>
         <w:br w:type="textWrapping"/>
         <w:br w:type="textWrapping"/>
         <w:t xml:space="preserve">XML</w:t>
@@ -2478,12 +2496,12 @@
           <wp:inline distB="114300" distT="114300" distL="114300" distR="114300">
             <wp:extent cx="3948113" cy="2916795"/>
             <wp:effectExtent b="0" l="0" r="0" t="0"/>
-            <wp:docPr id="1" name="image4.png"/>
+            <wp:docPr id="1" name="image3.png"/>
             <a:graphic>
               <a:graphicData uri="http://schemas.openxmlformats.org/drawingml/2006/picture">
                 <pic:pic>
                   <pic:nvPicPr>
-                    <pic:cNvPr id="0" name="image4.png"/>
+                    <pic:cNvPr id="0" name="image3.png"/>
                     <pic:cNvPicPr preferRelativeResize="0"/>
                   </pic:nvPicPr>
                   <pic:blipFill>
@@ -2604,12 +2622,12 @@
           <wp:inline distB="114300" distT="114300" distL="114300" distR="114300">
             <wp:extent cx="4720941" cy="5167313"/>
             <wp:effectExtent b="0" l="0" r="0" t="0"/>
-            <wp:docPr id="2" name="image3.png"/>
+            <wp:docPr id="2" name="image2.png"/>
             <a:graphic>
               <a:graphicData uri="http://schemas.openxmlformats.org/drawingml/2006/picture">
                 <pic:pic>
                   <pic:nvPicPr>
-                    <pic:cNvPr id="0" name="image3.png"/>
+                    <pic:cNvPr id="0" name="image2.png"/>
                     <pic:cNvPicPr preferRelativeResize="0"/>
                   </pic:nvPicPr>
                   <pic:blipFill>
@@ -2791,34 +2809,40 @@
     </w:p>
     <w:p>
       <w:pPr>
-        <w:rPr/>
-      </w:pPr>
-      <w:r>
-        <w:rPr>
-          <w:rtl w:val="0"/>
-        </w:rPr>
-        <w:t xml:space="preserve">Tarea 2b</w:t>
-      </w:r>
-    </w:p>
-    <w:p>
-      <w:pPr>
-        <w:rPr/>
-      </w:pPr>
-      <w:r>
-        <w:rPr>
-          <w:rtl w:val="0"/>
-        </w:rPr>
-      </w:r>
-    </w:p>
-    <w:p>
-      <w:pPr>
-        <w:rPr/>
-      </w:pPr>
-      <w:r>
-        <w:rPr>
-          <w:rtl w:val="0"/>
-        </w:rPr>
-        <w:t xml:space="preserve">a)</w:t>
+        <w:rPr>
+          <w:highlight w:val="yellow"/>
+        </w:rPr>
+      </w:pPr>
+      <w:r>
+        <w:rPr>
+          <w:highlight w:val="yellow"/>
+          <w:rtl w:val="0"/>
+        </w:rPr>
+        <w:t xml:space="preserve">Tarea 2</w:t>
+      </w:r>
+    </w:p>
+    <w:p>
+      <w:pPr>
+        <w:rPr/>
+      </w:pPr>
+      <w:r>
+        <w:rPr>
+          <w:rtl w:val="0"/>
+        </w:rPr>
+      </w:r>
+    </w:p>
+    <w:p>
+      <w:pPr>
+        <w:rPr>
+          <w:highlight w:val="cyan"/>
+        </w:rPr>
+      </w:pPr>
+      <w:r>
+        <w:rPr>
+          <w:highlight w:val="cyan"/>
+          <w:rtl w:val="0"/>
+        </w:rPr>
+        <w:t xml:space="preserve">A)</w:t>
       </w:r>
     </w:p>
     <w:p>
@@ -2872,12 +2896,12 @@
           <wp:inline distB="114300" distT="114300" distL="114300" distR="114300">
             <wp:extent cx="5943600" cy="4381500"/>
             <wp:effectExtent b="0" l="0" r="0" t="0"/>
-            <wp:docPr id="4" name="image2.png"/>
+            <wp:docPr id="4" name="image4.png"/>
             <a:graphic>
               <a:graphicData uri="http://schemas.openxmlformats.org/drawingml/2006/picture">
                 <pic:pic>
                   <pic:nvPicPr>
-                    <pic:cNvPr id="0" name="image2.png"/>
+                    <pic:cNvPr id="0" name="image4.png"/>
                     <pic:cNvPicPr preferRelativeResize="0"/>
                   </pic:nvPicPr>
                   <pic:blipFill>
@@ -2939,10 +2963,13 @@
     </w:p>
     <w:p>
       <w:pPr>
-        <w:rPr/>
-      </w:pPr>
-      <w:r>
-        <w:rPr>
+        <w:rPr>
+          <w:highlight w:val="cyan"/>
+        </w:rPr>
+      </w:pPr>
+      <w:r>
+        <w:rPr>
+          <w:highlight w:val="cyan"/>
           <w:rtl w:val="0"/>
         </w:rPr>
         <w:t xml:space="preserve">b) comunicacion asincrono y sincrono</w:t>
@@ -3121,10 +3148,13 @@
     </w:p>
     <w:p>
       <w:pPr>
-        <w:rPr/>
-      </w:pPr>
-      <w:r>
-        <w:rPr>
+        <w:rPr>
+          <w:highlight w:val="cyan"/>
+        </w:rPr>
+      </w:pPr>
+      <w:r>
+        <w:rPr>
+          <w:highlight w:val="cyan"/>
           <w:rtl w:val="0"/>
         </w:rPr>
         <w:t xml:space="preserve">C)Orquestacion</w:t>
@@ -3192,7 +3222,7 @@
         <w:rPr>
           <w:rtl w:val="0"/>
         </w:rPr>
-        <w:t xml:space="preserve">Si AcumularDescuento falla despues de que RegistrarPedido y CobrarPedido ya se completaron exitosamente (pedido registrado y pago confirmado), la compesacion es la siguiente:</w:t>
+        <w:t xml:space="preserve">Si AcumularDescuento falla despues de que RegistrarPedido y CobrarPedido ya se completaron exitosamente (pedido registrado y pago confirmado), la compensación es la siguiente:</w:t>
         <w:br w:type="textWrapping"/>
         <w:br w:type="textWrapping"/>
         <w:t xml:space="preserve">-No se cancela el pedido (paso 1).</w:t>
@@ -3217,18 +3247,18 @@
         <w:rPr>
           <w:rtl w:val="0"/>
         </w:rPr>
-        <w:t xml:space="preserve">-Se registra el error del calculo de descuento.</w:t>
-      </w:r>
-    </w:p>
-    <w:p>
-      <w:pPr>
-        <w:rPr/>
-      </w:pPr>
-      <w:r>
-        <w:rPr>
-          <w:rtl w:val="0"/>
-        </w:rPr>
-        <w:t xml:space="preserve">-Se programa un reintento posteriormente de AcumulenarDescuento, o se notifica al cliente  que su descuento no pudo aplicarse en ese momento.</w:t>
+        <w:t xml:space="preserve">-Se registra el error del cálculo de descuento.</w:t>
+      </w:r>
+    </w:p>
+    <w:p>
+      <w:pPr>
+        <w:rPr/>
+      </w:pPr>
+      <w:r>
+        <w:rPr>
+          <w:rtl w:val="0"/>
+        </w:rPr>
+        <w:t xml:space="preserve">-Se programa un reintento posteriormente de AcumularDescuento, o se notifica al cliente  que su descuento no pudo aplicarse en ese momento.</w:t>
       </w:r>
     </w:p>
     <w:p>
@@ -3270,7 +3300,7 @@
         <w:rPr>
           <w:rtl w:val="0"/>
         </w:rPr>
-        <w:t xml:space="preserve">RegistrarPedido y CobrarPedido son los pasos críticos del proceso del negocio, ya que representan la transacción principal (el cliente recibio su producto y pago por él ). AcumularDescuento es una operacion secundaria menor de impacto; deshacer una compra </w:t>
+        <w:t xml:space="preserve">RegistrarPedido y CobrarPedido son los pasos críticos del proceso del negocio, ya que representan la transacción principal (el cliente recibio su producto y pagó por él ). AcumularDescuento es una operacion secundaria menor de impacto; deshacer una compra </w:t>
       </w:r>
     </w:p>
     <w:p>
@@ -3306,10 +3336,13 @@
     </w:p>
     <w:p>
       <w:pPr>
-        <w:rPr/>
-      </w:pPr>
-      <w:r>
-        <w:rPr>
+        <w:rPr>
+          <w:highlight w:val="yellow"/>
+        </w:rPr>
+      </w:pPr>
+      <w:r>
+        <w:rPr>
+          <w:highlight w:val="yellow"/>
           <w:rtl w:val="0"/>
         </w:rPr>
         <w:t xml:space="preserve">TAREA 3</w:t>
@@ -3317,7 +3350,9 @@
     </w:p>
     <w:p>
       <w:pPr>
-        <w:rPr/>
+        <w:rPr>
+          <w:highlight w:val="cyan"/>
+        </w:rPr>
       </w:pPr>
       <w:r>
         <w:rPr>
@@ -3329,18 +3364,19 @@
       <w:pPr>
         <w:numPr>
           <w:ilvl w:val="0"/>
-          <w:numId w:val="3"/>
+          <w:numId w:val="4"/>
         </w:numPr>
         <w:ind w:left="720" w:hanging="360"/>
         <w:rPr>
-          <w:u w:val="none"/>
-        </w:rPr>
-      </w:pPr>
-      <w:r>
-        <w:rPr>
-          <w:rtl w:val="0"/>
-        </w:rPr>
-        <w:t xml:space="preserve">Formula de conexiones</w:t>
+          <w:highlight w:val="cyan"/>
+        </w:rPr>
+      </w:pPr>
+      <w:r>
+        <w:rPr>
+          <w:highlight w:val="cyan"/>
+          <w:rtl w:val="0"/>
+        </w:rPr>
+        <w:t xml:space="preserve">Fórmula de conexiones</w:t>
       </w:r>
     </w:p>
     <w:p>
@@ -3399,7 +3435,7 @@
         <w:rPr>
           <w:rtl w:val="0"/>
         </w:rPr>
-        <w:t xml:space="preserve">Formula vista en clase </w:t>
+        <w:t xml:space="preserve">Fórmula vista en clase </w:t>
       </w:r>
     </w:p>
     <w:p>
@@ -3522,13 +3558,16 @@
     <w:p>
       <w:pPr>
         <w:ind w:left="0" w:firstLine="0"/>
-        <w:rPr/>
-      </w:pPr>
-      <w:r>
-        <w:rPr>
-          <w:rtl w:val="0"/>
-        </w:rPr>
-        <w:t xml:space="preserve">B)nivel general</w:t>
+        <w:rPr>
+          <w:highlight w:val="cyan"/>
+        </w:rPr>
+      </w:pPr>
+      <w:r>
+        <w:rPr>
+          <w:highlight w:val="cyan"/>
+          <w:rtl w:val="0"/>
+        </w:rPr>
+        <w:t xml:space="preserve">B) nivel general</w:t>
       </w:r>
     </w:p>
     <w:p>
@@ -3622,7 +3661,7 @@
         <w:rPr>
           <w:rtl w:val="0"/>
         </w:rPr>
-        <w:t xml:space="preserve">Arquitectura: 1</w:t>
+        <w:t xml:space="preserve">Arquitectura: 5</w:t>
       </w:r>
     </w:p>
     <w:p>
@@ -3715,7 +3754,7 @@
         <w:rPr>
           <w:rtl w:val="0"/>
         </w:rPr>
-        <w:t xml:space="preserve">Justificación: Aunque otras dimensiones muestra mayor madurez (como Negocio en el nivel 6), la regla del eslabon más debil indica que el nivel general del sistema esta determinado por su punto más debil. Al estar la dimensión de Aplicación en el nivel 1, el sistema completo se considera en Nivel 1- Silos</w:t>
+        <w:t xml:space="preserve">Justificación: Aunque otras dimensiones muestra mayor madurez (como Negocio en el nivel 6), la regla del eslabon más débil indica que el nivel general del sistema está determinado por su punto más débil. Al estar la dimensión de Aplicación en el nivel 1, el sistema completo se considera en Nivel 1- Silos</w:t>
       </w:r>
     </w:p>
     <w:p>
@@ -3773,7 +3812,45 @@
         <w:rPr>
           <w:rtl w:val="0"/>
         </w:rPr>
+      </w:r>
+    </w:p>
+    <w:p>
+      <w:pPr>
+        <w:ind w:left="0" w:firstLine="0"/>
+        <w:rPr>
+          <w:highlight w:val="yellow"/>
+        </w:rPr>
+      </w:pPr>
+      <w:r>
+        <w:rPr>
+          <w:highlight w:val="yellow"/>
+          <w:rtl w:val="0"/>
+        </w:rPr>
         <w:t xml:space="preserve">TAREA 4</w:t>
+      </w:r>
+    </w:p>
+    <w:p>
+      <w:pPr>
+        <w:ind w:left="0" w:firstLine="0"/>
+        <w:rPr/>
+      </w:pPr>
+      <w:r>
+        <w:rPr>
+          <w:rtl w:val="0"/>
+        </w:rPr>
+      </w:r>
+    </w:p>
+    <w:p>
+      <w:pPr>
+        <w:ind w:left="0" w:firstLine="0"/>
+        <w:rPr>
+          <w:highlight w:val="cyan"/>
+        </w:rPr>
+      </w:pPr>
+      <w:r>
+        <w:rPr>
+          <w:rtl w:val="0"/>
+        </w:rPr>
       </w:r>
     </w:p>
     <w:p>
@@ -3784,6 +3861,62 @@
         </w:numPr>
         <w:ind w:left="720" w:hanging="360"/>
         <w:rPr>
+          <w:highlight w:val="cyan"/>
+        </w:rPr>
+      </w:pPr>
+      <w:r>
+        <w:rPr>
+          <w:highlight w:val="cyan"/>
+          <w:rtl w:val="0"/>
+        </w:rPr>
+        <w:t xml:space="preserve">Renderizado en </w:t>
+      </w:r>
+      <w:hyperlink r:id="rId10">
+        <w:r>
+          <w:rPr>
+            <w:color w:val="1155cc"/>
+            <w:highlight w:val="cyan"/>
+            <w:u w:val="single"/>
+            <w:rtl w:val="0"/>
+          </w:rPr>
+          <w:t xml:space="preserve">Next.js</w:t>
+        </w:r>
+      </w:hyperlink>
+      <w:r>
+        <w:rPr>
+          <w:rtl w:val="0"/>
+        </w:rPr>
+      </w:r>
+    </w:p>
+    <w:p>
+      <w:pPr>
+        <w:rPr/>
+      </w:pPr>
+      <w:r>
+        <w:rPr>
+          <w:rtl w:val="0"/>
+        </w:rPr>
+      </w:r>
+    </w:p>
+    <w:p>
+      <w:pPr>
+        <w:ind w:left="0" w:firstLine="0"/>
+        <w:rPr/>
+      </w:pPr>
+      <w:r>
+        <w:rPr>
+          <w:rtl w:val="0"/>
+        </w:rPr>
+      </w:r>
+    </w:p>
+    <w:p>
+      <w:pPr>
+        <w:numPr>
+          <w:ilvl w:val="0"/>
+          <w:numId w:val="1"/>
+        </w:numPr>
+        <w:ind w:left="720" w:hanging="360"/>
+        <w:rPr>
           <w:u w:val="none"/>
         </w:rPr>
       </w:pPr>
@@ -3791,9 +3924,361 @@
         <w:rPr>
           <w:rtl w:val="0"/>
         </w:rPr>
-        <w:t xml:space="preserve">Renderizado en </w:t>
-      </w:r>
-      <w:hyperlink r:id="rId10">
+        <w:t xml:space="preserve">Página publica (catalogo/menú): SSG (Static Site Generation)</w:t>
+      </w:r>
+    </w:p>
+    <w:p>
+      <w:pPr>
+        <w:ind w:left="0" w:firstLine="0"/>
+        <w:rPr/>
+      </w:pPr>
+      <w:r>
+        <w:rPr>
+          <w:rtl w:val="0"/>
+        </w:rPr>
+      </w:r>
+    </w:p>
+    <w:p>
+      <w:pPr>
+        <w:ind w:left="0" w:firstLine="0"/>
+        <w:rPr/>
+      </w:pPr>
+      <w:r>
+        <w:rPr>
+          <w:rtl w:val="0"/>
+        </w:rPr>
+        <w:t xml:space="preserve">-LCP: Muy bajo, ya que el HTML se genera una sola vez en el build y se sirve estático, sin procesamiento en el servidor al momento de la visita.</w:t>
+      </w:r>
+    </w:p>
+    <w:p>
+      <w:pPr>
+        <w:ind w:left="0" w:firstLine="0"/>
+        <w:rPr/>
+      </w:pPr>
+      <w:r>
+        <w:rPr>
+          <w:rtl w:val="0"/>
+        </w:rPr>
+      </w:r>
+    </w:p>
+    <w:p>
+      <w:pPr>
+        <w:ind w:left="0" w:firstLine="0"/>
+        <w:rPr/>
+      </w:pPr>
+      <w:r>
+        <w:rPr>
+          <w:rtl w:val="0"/>
+        </w:rPr>
+        <w:t xml:space="preserve">-SEO: Óptimo, ya que el contenido completo está presente en el HTML desde la primera carga, facilitando su indexación por buscadores.</w:t>
+      </w:r>
+    </w:p>
+    <w:p>
+      <w:pPr>
+        <w:ind w:left="0" w:firstLine="0"/>
+        <w:rPr/>
+      </w:pPr>
+      <w:r>
+        <w:rPr>
+          <w:rtl w:val="0"/>
+        </w:rPr>
+      </w:r>
+    </w:p>
+    <w:p>
+      <w:pPr>
+        <w:ind w:left="0" w:firstLine="0"/>
+        <w:rPr/>
+      </w:pPr>
+      <w:r>
+        <w:rPr>
+          <w:rtl w:val="0"/>
+        </w:rPr>
+        <w:t xml:space="preserve">Dashboard privado: SSR (Server-Side Rendering)</w:t>
+      </w:r>
+    </w:p>
+    <w:p>
+      <w:pPr>
+        <w:ind w:left="0" w:firstLine="0"/>
+        <w:rPr/>
+      </w:pPr>
+      <w:r>
+        <w:rPr>
+          <w:rtl w:val="0"/>
+        </w:rPr>
+      </w:r>
+    </w:p>
+    <w:p>
+      <w:pPr>
+        <w:ind w:left="0" w:firstLine="0"/>
+        <w:rPr/>
+      </w:pPr>
+      <w:r>
+        <w:rPr>
+          <w:rtl w:val="0"/>
+        </w:rPr>
+        <w:t xml:space="preserve">-LCP: Moderado, mas lento que SSG porque el servidor procesa y consulta datos en cada visita, pero más rápido que CSR porque el HTML llega ya armado con contenido visible.</w:t>
+      </w:r>
+    </w:p>
+    <w:p>
+      <w:pPr>
+        <w:ind w:left="0" w:firstLine="0"/>
+        <w:rPr/>
+      </w:pPr>
+      <w:r>
+        <w:rPr>
+          <w:rtl w:val="0"/>
+        </w:rPr>
+      </w:r>
+    </w:p>
+    <w:p>
+      <w:pPr>
+        <w:ind w:left="0" w:firstLine="0"/>
+        <w:rPr/>
+      </w:pPr>
+      <w:r>
+        <w:rPr>
+          <w:rtl w:val="0"/>
+        </w:rPr>
+        <w:t xml:space="preserve">-SEO: No relevante, ya que es una página privada protegida por login, no indexada por buscadores.</w:t>
+      </w:r>
+    </w:p>
+    <w:p>
+      <w:pPr>
+        <w:ind w:left="0" w:firstLine="0"/>
+        <w:rPr/>
+      </w:pPr>
+      <w:r>
+        <w:rPr>
+          <w:rtl w:val="0"/>
+        </w:rPr>
+      </w:r>
+    </w:p>
+    <w:p>
+      <w:pPr>
+        <w:ind w:left="0" w:firstLine="0"/>
+        <w:rPr/>
+      </w:pPr>
+      <w:r>
+        <w:rPr>
+          <w:rtl w:val="0"/>
+        </w:rPr>
+      </w:r>
+    </w:p>
+    <w:p>
+      <w:pPr>
+        <w:numPr>
+          <w:ilvl w:val="0"/>
+          <w:numId w:val="2"/>
+        </w:numPr>
+        <w:ind w:left="720" w:hanging="360"/>
+        <w:rPr>
+          <w:highlight w:val="cyan"/>
+        </w:rPr>
+      </w:pPr>
+      <w:r>
+        <w:rPr>
+          <w:highlight w:val="cyan"/>
+          <w:rtl w:val="0"/>
+        </w:rPr>
+        <w:t xml:space="preserve">Modelo de tenancy</w:t>
+      </w:r>
+    </w:p>
+    <w:p>
+      <w:pPr>
+        <w:rPr/>
+      </w:pPr>
+      <w:r>
+        <w:rPr>
+          <w:rtl w:val="0"/>
+        </w:rPr>
+      </w:r>
+    </w:p>
+    <w:p>
+      <w:pPr>
+        <w:rPr/>
+      </w:pPr>
+      <w:r>
+        <w:rPr>
+          <w:rtl w:val="0"/>
+        </w:rPr>
+        <w:t xml:space="preserve">Modelo elegido: Pool</w:t>
+      </w:r>
+    </w:p>
+    <w:p>
+      <w:pPr>
+        <w:rPr/>
+      </w:pPr>
+      <w:r>
+        <w:rPr>
+          <w:rtl w:val="0"/>
+        </w:rPr>
+      </w:r>
+    </w:p>
+    <w:p>
+      <w:pPr>
+        <w:rPr/>
+      </w:pPr>
+      <w:r>
+        <w:rPr>
+          <w:rtl w:val="0"/>
+        </w:rPr>
+        <w:t xml:space="preserve">Justificación: Con un presupuesto de infraestructura limitado y la necesidad de atender a cientos de negocios similares, el modelo pool es el más económico, ya que todos los negocios comparten la misma infraestructura (mismo servidor, misma base de datos), evitando el costo de mantener recursos separados para cada cliente.</w:t>
+      </w:r>
+    </w:p>
+    <w:p>
+      <w:pPr>
+        <w:rPr/>
+      </w:pPr>
+      <w:r>
+        <w:rPr>
+          <w:rtl w:val="0"/>
+        </w:rPr>
+      </w:r>
+    </w:p>
+    <w:p>
+      <w:pPr>
+        <w:rPr/>
+      </w:pPr>
+      <w:r>
+        <w:rPr>
+          <w:rtl w:val="0"/>
+        </w:rPr>
+        <w:t xml:space="preserve">Riesgos a mitigar desde el diseño:</w:t>
+      </w:r>
+    </w:p>
+    <w:p>
+      <w:pPr>
+        <w:rPr/>
+      </w:pPr>
+      <w:r>
+        <w:rPr>
+          <w:rtl w:val="0"/>
+        </w:rPr>
+      </w:r>
+    </w:p>
+    <w:p>
+      <w:pPr>
+        <w:rPr/>
+      </w:pPr>
+      <w:r>
+        <w:rPr>
+          <w:rtl w:val="0"/>
+        </w:rPr>
+        <w:t xml:space="preserve">1.Fuga de datos entre tenants: Al compartir la misma base de datos, existe el riesgo de que, por un error, de filtrado en las consultas, un negocio pueda acceder accidentalmente a informacion de otro negocio (ej. Pedidos, ventas). Debe mitigarse asegurando que cada consulta filtre estrictamente por el identificador del negocio (tenant).</w:t>
+      </w:r>
+    </w:p>
+    <w:p>
+      <w:pPr>
+        <w:rPr/>
+      </w:pPr>
+      <w:r>
+        <w:rPr>
+          <w:rtl w:val="0"/>
+        </w:rPr>
+      </w:r>
+    </w:p>
+    <w:p>
+      <w:pPr>
+        <w:rPr/>
+      </w:pPr>
+      <w:r>
+        <w:rPr>
+          <w:rtl w:val="0"/>
+        </w:rPr>
+        <w:t xml:space="preserve">2.Punto unico de falla: si la infraestructura compartida falla o se cae, todos los negocios se ven afectados simultáneamente, a diferencia del modelo Silo, donde un fallo afecta solo a un cliente.</w:t>
+      </w:r>
+    </w:p>
+    <w:p>
+      <w:pPr>
+        <w:rPr/>
+      </w:pPr>
+      <w:r>
+        <w:rPr>
+          <w:rtl w:val="0"/>
+        </w:rPr>
+      </w:r>
+    </w:p>
+    <w:p>
+      <w:pPr>
+        <w:rPr/>
+      </w:pPr>
+      <w:r>
+        <w:rPr>
+          <w:rtl w:val="0"/>
+        </w:rPr>
+      </w:r>
+    </w:p>
+    <w:p>
+      <w:pPr>
+        <w:rPr/>
+      </w:pPr>
+      <w:r>
+        <w:rPr>
+          <w:rtl w:val="0"/>
+        </w:rPr>
+      </w:r>
+    </w:p>
+    <w:p>
+      <w:pPr>
+        <w:rPr/>
+      </w:pPr>
+      <w:r>
+        <w:rPr>
+          <w:rtl w:val="0"/>
+        </w:rPr>
+        <w:t xml:space="preserve">DECLARACION DE IA</w:t>
+      </w:r>
+    </w:p>
+    <w:p>
+      <w:pPr>
+        <w:rPr/>
+      </w:pPr>
+      <w:r>
+        <w:rPr>
+          <w:rtl w:val="0"/>
+        </w:rPr>
+      </w:r>
+    </w:p>
+    <w:p>
+      <w:pPr>
+        <w:spacing w:after="240" w:before="240" w:lineRule="auto"/>
+        <w:rPr/>
+      </w:pPr>
+      <w:r>
+        <w:rPr>
+          <w:rtl w:val="0"/>
+        </w:rPr>
+        <w:t xml:space="preserve">Sí utilicé una herramienta de inteligencia artificial (Claude) como apoyo durante el desarrollo de esta actividad, principalmente para comprender y reforzar conceptos relacionados con los temas vistos en clase.</w:t>
+      </w:r>
+    </w:p>
+    <w:p>
+      <w:pPr>
+        <w:spacing w:after="240" w:before="240" w:lineRule="auto"/>
+        <w:rPr/>
+      </w:pPr>
+      <w:r>
+        <w:rPr>
+          <w:rtl w:val="0"/>
+        </w:rPr>
+        <w:t xml:space="preserve">La herramienta me ayudó a:</w:t>
+      </w:r>
+    </w:p>
+    <w:p>
+      <w:pPr>
+        <w:numPr>
+          <w:ilvl w:val="0"/>
+          <w:numId w:val="3"/>
+        </w:numPr>
+        <w:spacing w:after="0" w:afterAutospacing="0" w:before="240" w:lineRule="auto"/>
+        <w:ind w:left="720" w:hanging="360"/>
+      </w:pPr>
+      <w:r>
+        <w:rPr>
+          <w:rtl w:val="0"/>
+        </w:rPr>
+        <w:t xml:space="preserve">Comprender conceptos técnicos necesarios para resolver las tareas, como DTO, contrato de servicio, Saga, OSIMM, tenancy y estrategias de renderizado en </w:t>
+      </w:r>
+      <w:hyperlink r:id="rId11">
         <w:r>
           <w:rPr>
             <w:color w:val="1155cc"/>
@@ -3807,49 +4292,104 @@
         <w:rPr>
           <w:rtl w:val="0"/>
         </w:rPr>
-      </w:r>
-    </w:p>
-    <w:p>
-      <w:pPr>
-        <w:rPr/>
-      </w:pPr>
-      <w:r>
-        <w:rPr>
-          <w:rtl w:val="0"/>
-        </w:rPr>
-      </w:r>
-    </w:p>
-    <w:p>
-      <w:pPr>
-        <w:ind w:left="0" w:firstLine="0"/>
-        <w:rPr/>
-      </w:pPr>
-      <w:r>
-        <w:rPr>
-          <w:rtl w:val="0"/>
-        </w:rPr>
+        <w:t xml:space="preserve">.</w:t>
       </w:r>
     </w:p>
     <w:p>
       <w:pPr>
         <w:numPr>
           <w:ilvl w:val="0"/>
-          <w:numId w:val="1"/>
+          <w:numId w:val="3"/>
         </w:numPr>
+        <w:spacing w:after="0" w:afterAutospacing="0" w:before="0" w:beforeAutospacing="0" w:lineRule="auto"/>
         <w:ind w:left="720" w:hanging="360"/>
-        <w:rPr>
-          <w:u w:val="none"/>
-        </w:rPr>
-      </w:pPr>
-      <w:r>
-        <w:rPr>
-          <w:rtl w:val="0"/>
-        </w:rPr>
-        <w:t xml:space="preserve">Página publica (catalogo/menú): SSG (Static Site Generation)</w:t>
-      </w:r>
-    </w:p>
-    <w:p>
-      <w:pPr>
+      </w:pPr>
+      <w:r>
+        <w:rPr>
+          <w:rtl w:val="0"/>
+        </w:rPr>
+        <w:t xml:space="preserve">Comprender especialmente los conceptos de </w:t>
+      </w:r>
+      <w:r>
+        <w:rPr>
+          <w:b w:val="1"/>
+          <w:bCs w:val="1"/>
+          <w:rtl w:val="0"/>
+        </w:rPr>
+        <w:t xml:space="preserve">tenancy</w:t>
+      </w:r>
+      <w:r>
+        <w:rPr>
+          <w:rtl w:val="0"/>
+        </w:rPr>
+        <w:t xml:space="preserve"> y la determinación del </w:t>
+      </w:r>
+      <w:r>
+        <w:rPr>
+          <w:b w:val="1"/>
+          <w:bCs w:val="1"/>
+          <w:rtl w:val="0"/>
+        </w:rPr>
+        <w:t xml:space="preserve">nivel general de OSIMM</w:t>
+      </w:r>
+      <w:r>
+        <w:rPr>
+          <w:rtl w:val="0"/>
+        </w:rPr>
+        <w:t xml:space="preserve">, ya que fueron temas que me ayudaron a entender mejor cómo identificar el modelo de aislamiento de los clientes y cómo evaluar el nivel de madurez de la arquitectura, también me ayudo mucho para el XML y XSD, tema que me cuesta un poco en la parte que a veces se me olvida cerrar los XS .</w:t>
+      </w:r>
+    </w:p>
+    <w:p>
+      <w:pPr>
+        <w:numPr>
+          <w:ilvl w:val="0"/>
+          <w:numId w:val="3"/>
+        </w:numPr>
+        <w:spacing w:after="0" w:afterAutospacing="0" w:before="0" w:beforeAutospacing="0" w:lineRule="auto"/>
+        <w:ind w:left="720" w:hanging="360"/>
+      </w:pPr>
+      <w:r>
+        <w:rPr>
+          <w:rtl w:val="0"/>
+        </w:rPr>
+        <w:t xml:space="preserve">Aclarar dudas sobre los conceptos y recibir explicaciones que me permitieran comprender mejor su aplicación en mi proyecto.</w:t>
+      </w:r>
+    </w:p>
+    <w:p>
+      <w:pPr>
+        <w:numPr>
+          <w:ilvl w:val="0"/>
+          <w:numId w:val="3"/>
+        </w:numPr>
+        <w:spacing w:after="0" w:afterAutospacing="0" w:before="0" w:beforeAutospacing="0" w:lineRule="auto"/>
+        <w:ind w:left="720" w:hanging="360"/>
+      </w:pPr>
+      <w:r>
+        <w:rPr>
+          <w:rtl w:val="0"/>
+        </w:rPr>
+        <w:t xml:space="preserve">Revisar mis propias propuestas y recibir retroalimentación para identificar posibles errores o inconsistencias.</w:t>
+      </w:r>
+    </w:p>
+    <w:p>
+      <w:pPr>
+        <w:numPr>
+          <w:ilvl w:val="0"/>
+          <w:numId w:val="3"/>
+        </w:numPr>
+        <w:spacing w:after="240" w:before="0" w:beforeAutospacing="0" w:lineRule="auto"/>
+        <w:ind w:left="720" w:hanging="360"/>
+      </w:pPr>
+      <w:r>
+        <w:rPr>
+          <w:rtl w:val="0"/>
+        </w:rPr>
+        <w:t xml:space="preserve">Comprender el funcionamiento de algunas herramientas técnicas utilizadas durante el desarrollo de la actividad, como draw.io, Lucidchart y Git/GitHub.</w:t>
+      </w:r>
+    </w:p>
+    <w:p>
+      <w:pPr>
+        <w:spacing w:after="240" w:before="240" w:lineRule="auto"/>
         <w:ind w:left="0" w:firstLine="0"/>
         <w:rPr/>
       </w:pPr>
@@ -3857,110 +4397,180 @@
         <w:rPr>
           <w:rtl w:val="0"/>
         </w:rPr>
-      </w:r>
-    </w:p>
-    <w:p>
-      <w:pPr>
-        <w:ind w:left="0" w:firstLine="0"/>
-        <w:rPr/>
-      </w:pPr>
-      <w:r>
-        <w:rPr>
-          <w:rtl w:val="0"/>
-        </w:rPr>
-        <w:t xml:space="preserve">-LPC: Muy bajo, ya que el HTML se genera una sola vez en el build y se sirve estatico, sin procesamiento en el servidor al momento de la visita.</w:t>
-      </w:r>
-    </w:p>
-    <w:p>
-      <w:pPr>
-        <w:ind w:left="0" w:firstLine="0"/>
-        <w:rPr/>
-      </w:pPr>
-      <w:r>
-        <w:rPr>
-          <w:rtl w:val="0"/>
-        </w:rPr>
-      </w:r>
-    </w:p>
-    <w:p>
-      <w:pPr>
-        <w:ind w:left="0" w:firstLine="0"/>
-        <w:rPr/>
-      </w:pPr>
-      <w:r>
-        <w:rPr>
-          <w:rtl w:val="0"/>
-        </w:rPr>
-        <w:t xml:space="preserve">-SEO: Óptimo, ya que el contenido completo está presente en el HTML desde la primera carga, facilitando su indexación por buscadores.</w:t>
-      </w:r>
-    </w:p>
-    <w:p>
-      <w:pPr>
-        <w:ind w:left="0" w:firstLine="0"/>
-        <w:rPr/>
-      </w:pPr>
-      <w:r>
-        <w:rPr>
-          <w:rtl w:val="0"/>
-        </w:rPr>
-      </w:r>
-    </w:p>
-    <w:p>
-      <w:pPr>
-        <w:ind w:left="0" w:firstLine="0"/>
-        <w:rPr/>
-      </w:pPr>
-      <w:r>
-        <w:rPr>
-          <w:rtl w:val="0"/>
-        </w:rPr>
-        <w:t xml:space="preserve">Dashboard privado: SSR (Server-Side Rendering)</w:t>
-      </w:r>
-    </w:p>
-    <w:p>
-      <w:pPr>
-        <w:ind w:left="0" w:firstLine="0"/>
-        <w:rPr/>
-      </w:pPr>
-      <w:r>
-        <w:rPr>
-          <w:rtl w:val="0"/>
-        </w:rPr>
-      </w:r>
-    </w:p>
-    <w:p>
-      <w:pPr>
-        <w:ind w:left="0" w:firstLine="0"/>
-        <w:rPr/>
-      </w:pPr>
-      <w:r>
-        <w:rPr>
-          <w:rtl w:val="0"/>
-        </w:rPr>
-        <w:t xml:space="preserve">-LPC: Moderado, mas lento que SSG porque el servidor procesa y consulta datos en cada visita, pero más rápido que CSR porque el HTML llega ya armado con contenido visible.</w:t>
-      </w:r>
-    </w:p>
-    <w:p>
-      <w:pPr>
-        <w:ind w:left="0" w:firstLine="0"/>
-        <w:rPr/>
-      </w:pPr>
-      <w:r>
-        <w:rPr>
-          <w:rtl w:val="0"/>
-        </w:rPr>
-      </w:r>
-    </w:p>
-    <w:p>
-      <w:pPr>
-        <w:ind w:left="0" w:firstLine="0"/>
-        <w:rPr/>
-      </w:pPr>
-      <w:r>
-        <w:rPr>
-          <w:rtl w:val="0"/>
-        </w:rPr>
-        <w:t xml:space="preserve">-SEO: No relevante, ya que es una página privada protegida por login, no indexada por buscadores.</w:t>
+        <w:t xml:space="preserve">Aclaración: En las imágenes que puse de XML, XSD Y DTO, son puestas en carbon code, una herramienta que una vez nos enseñó el profesor alí, para pegar código y luego se convierte en imagen para que se vea mas linda para documentos.</w:t>
+      </w:r>
+    </w:p>
+    <w:p>
+      <w:pPr>
+        <w:rPr/>
+      </w:pPr>
+      <w:r>
+        <w:rPr>
+          <w:rtl w:val="0"/>
+        </w:rPr>
+      </w:r>
+    </w:p>
+    <w:p>
+      <w:pPr>
+        <w:rPr/>
+      </w:pPr>
+      <w:r>
+        <w:rPr>
+          <w:rtl w:val="0"/>
+        </w:rPr>
+        <w:t xml:space="preserve">Enlace del Video (tema V4- DTO)</w:t>
+      </w:r>
+    </w:p>
+    <w:p>
+      <w:pPr>
+        <w:rPr/>
+      </w:pPr>
+      <w:r>
+        <w:rPr>
+          <w:rtl w:val="0"/>
+        </w:rPr>
+      </w:r>
+    </w:p>
+    <w:p>
+      <w:pPr>
+        <w:rPr/>
+      </w:pPr>
+      <w:hyperlink r:id="rId12">
+        <w:r>
+          <w:rPr>
+            <w:color w:val="1155cc"/>
+            <w:u w:val="single"/>
+            <w:rtl w:val="0"/>
+          </w:rPr>
+          <w:t xml:space="preserve">https://drive.google.com/drive/folders/1MF9S9NTNxKqZ4GkEl0PIKscBN697QCll?usp=sharing</w:t>
+        </w:r>
+      </w:hyperlink>
+      <w:r>
+        <w:rPr>
+          <w:rtl w:val="0"/>
+        </w:rPr>
+      </w:r>
+    </w:p>
+    <w:p>
+      <w:pPr>
+        <w:rPr/>
+      </w:pPr>
+      <w:r>
+        <w:rPr>
+          <w:rtl w:val="0"/>
+        </w:rPr>
+      </w:r>
+    </w:p>
+    <w:p>
+      <w:pPr>
+        <w:rPr/>
+      </w:pPr>
+      <w:r>
+        <w:rPr>
+          <w:rtl w:val="0"/>
+        </w:rPr>
+        <w:t xml:space="preserve">Enlace de evidencia (repositorio github)</w:t>
+      </w:r>
+    </w:p>
+    <w:p>
+      <w:pPr>
+        <w:rPr/>
+      </w:pPr>
+      <w:r>
+        <w:rPr>
+          <w:rtl w:val="0"/>
+        </w:rPr>
+      </w:r>
+    </w:p>
+    <w:p>
+      <w:pPr>
+        <w:rPr/>
+      </w:pPr>
+      <w:hyperlink r:id="rId13">
+        <w:r>
+          <w:rPr>
+            <w:color w:val="1155cc"/>
+            <w:u w:val="single"/>
+            <w:rtl w:val="0"/>
+          </w:rPr>
+          <w:t xml:space="preserve">https://github.com/sayuzucha/RECU_SOA</w:t>
+        </w:r>
+      </w:hyperlink>
+      <w:r>
+        <w:rPr>
+          <w:rtl w:val="0"/>
+        </w:rPr>
+      </w:r>
+    </w:p>
+    <w:p>
+      <w:pPr>
+        <w:rPr/>
+      </w:pPr>
+      <w:r>
+        <w:rPr>
+          <w:rtl w:val="0"/>
+        </w:rPr>
+      </w:r>
+    </w:p>
+    <w:p>
+      <w:pPr>
+        <w:rPr/>
+      </w:pPr>
+      <w:r>
+        <w:rPr>
+          <w:rtl w:val="0"/>
+        </w:rPr>
+        <w:t xml:space="preserve">Diagrama editable:</w:t>
+      </w:r>
+    </w:p>
+    <w:p>
+      <w:pPr>
+        <w:rPr/>
+      </w:pPr>
+      <w:r>
+        <w:rPr>
+          <w:rtl w:val="0"/>
+        </w:rPr>
+      </w:r>
+    </w:p>
+    <w:p>
+      <w:pPr>
+        <w:rPr/>
+      </w:pPr>
+      <w:hyperlink r:id="rId14">
+        <w:r>
+          <w:rPr>
+            <w:color w:val="1155cc"/>
+            <w:u w:val="single"/>
+            <w:rtl w:val="0"/>
+          </w:rPr>
+          <w:t xml:space="preserve">https://drive.google.com/file/d/1ivFu1LclB9kzS4NKD-dPwB9UJBtAg8mg/view?usp=sharing</w:t>
+        </w:r>
+      </w:hyperlink>
+      <w:r>
+        <w:rPr>
+          <w:rtl w:val="0"/>
+        </w:rPr>
+      </w:r>
+    </w:p>
+    <w:p>
+      <w:pPr>
+        <w:rPr/>
+      </w:pPr>
+      <w:r>
+        <w:rPr>
+          <w:rtl w:val="0"/>
+        </w:rPr>
+      </w:r>
+    </w:p>
+    <w:p>
+      <w:pPr>
+        <w:rPr/>
+      </w:pPr>
+      <w:r>
+        <w:rPr>
+          <w:rtl w:val="0"/>
+        </w:rPr>
       </w:r>
     </w:p>
     <w:sectPr>
@@ -4197,6 +4807,116 @@
   <w:abstractNum w:abstractNumId="3">
     <w:lvl w:ilvl="0">
       <w:start w:val="1"/>
+      <w:numFmt w:val="bullet"/>
+      <w:lvlText w:val="●"/>
+      <w:lvlJc w:val="left"/>
+      <w:pPr>
+        <w:ind w:left="720" w:hanging="360"/>
+      </w:pPr>
+      <w:rPr>
+        <w:u w:val="none"/>
+      </w:rPr>
+    </w:lvl>
+    <w:lvl w:ilvl="1">
+      <w:start w:val="1"/>
+      <w:numFmt w:val="bullet"/>
+      <w:lvlText w:val="○"/>
+      <w:lvlJc w:val="left"/>
+      <w:pPr>
+        <w:ind w:left="1440" w:hanging="360"/>
+      </w:pPr>
+      <w:rPr>
+        <w:u w:val="none"/>
+      </w:rPr>
+    </w:lvl>
+    <w:lvl w:ilvl="2">
+      <w:start w:val="1"/>
+      <w:numFmt w:val="bullet"/>
+      <w:lvlText w:val="■"/>
+      <w:lvlJc w:val="left"/>
+      <w:pPr>
+        <w:ind w:left="2160" w:hanging="360"/>
+      </w:pPr>
+      <w:rPr>
+        <w:u w:val="none"/>
+      </w:rPr>
+    </w:lvl>
+    <w:lvl w:ilvl="3">
+      <w:start w:val="1"/>
+      <w:numFmt w:val="bullet"/>
+      <w:lvlText w:val="●"/>
+      <w:lvlJc w:val="left"/>
+      <w:pPr>
+        <w:ind w:left="2880" w:hanging="360"/>
+      </w:pPr>
+      <w:rPr>
+        <w:u w:val="none"/>
+      </w:rPr>
+    </w:lvl>
+    <w:lvl w:ilvl="4">
+      <w:start w:val="1"/>
+      <w:numFmt w:val="bullet"/>
+      <w:lvlText w:val="○"/>
+      <w:lvlJc w:val="left"/>
+      <w:pPr>
+        <w:ind w:left="3600" w:hanging="360"/>
+      </w:pPr>
+      <w:rPr>
+        <w:u w:val="none"/>
+      </w:rPr>
+    </w:lvl>
+    <w:lvl w:ilvl="5">
+      <w:start w:val="1"/>
+      <w:numFmt w:val="bullet"/>
+      <w:lvlText w:val="■"/>
+      <w:lvlJc w:val="left"/>
+      <w:pPr>
+        <w:ind w:left="4320" w:hanging="360"/>
+      </w:pPr>
+      <w:rPr>
+        <w:u w:val="none"/>
+      </w:rPr>
+    </w:lvl>
+    <w:lvl w:ilvl="6">
+      <w:start w:val="1"/>
+      <w:numFmt w:val="bullet"/>
+      <w:lvlText w:val="●"/>
+      <w:lvlJc w:val="left"/>
+      <w:pPr>
+        <w:ind w:left="5040" w:hanging="360"/>
+      </w:pPr>
+      <w:rPr>
+        <w:u w:val="none"/>
+      </w:rPr>
+    </w:lvl>
+    <w:lvl w:ilvl="7">
+      <w:start w:val="1"/>
+      <w:numFmt w:val="bullet"/>
+      <w:lvlText w:val="○"/>
+      <w:lvlJc w:val="left"/>
+      <w:pPr>
+        <w:ind w:left="5760" w:hanging="360"/>
+      </w:pPr>
+      <w:rPr>
+        <w:u w:val="none"/>
+      </w:rPr>
+    </w:lvl>
+    <w:lvl w:ilvl="8">
+      <w:start w:val="1"/>
+      <w:numFmt w:val="bullet"/>
+      <w:lvlText w:val="■"/>
+      <w:lvlJc w:val="left"/>
+      <w:pPr>
+        <w:ind w:left="6480" w:hanging="360"/>
+      </w:pPr>
+      <w:rPr>
+        <w:u w:val="none"/>
+      </w:rPr>
+    </w:lvl>
+  </w:abstractNum>
+  <w:abstractNum w:abstractNumId="4">
+    <w:lvl w:ilvl="0">
+      <w:start w:val="1"/>
       <w:numFmt w:val="lowerLetter"/>
       <w:lvlText w:val="%1)"/>
       <w:lvlJc w:val="left"/>
@@ -4312,6 +5032,9 @@
   </w:num>
   <w:num w:numId="3">
     <w:abstractNumId w:val="3"/>
+  </w:num>
+  <w:num w:numId="4">
+    <w:abstractNumId w:val="4"/>
   </w:num>
 </w:numbering>
 </file>
